--- a/public/doc/emr/print_radar_perawat.docx
+++ b/public/doc/emr/print_radar_perawat.docx
@@ -2,927 +2,2463 @@
 <file path=word/document.xml><?xml version="1.0" encoding="utf-8"?>
 <w:document xmlns:wpc="http://schemas.microsoft.com/office/word/2010/wordprocessingCanvas" xmlns:cx="http://schemas.microsoft.com/office/drawing/2014/chartex" xmlns:cx1="http://schemas.microsoft.com/office/drawing/2015/9/8/chartex" xmlns:cx2="http://schemas.microsoft.com/office/drawing/2015/10/21/chartex" xmlns:cx3="http://schemas.microsoft.com/office/drawing/2016/5/9/chartex" xmlns:cx4="http://schemas.microsoft.com/office/drawing/2016/5/10/chartex" xmlns:cx5="http://schemas.microsoft.com/office/drawing/2016/5/11/chartex" xmlns:cx6="http://schemas.microsoft.com/office/drawing/2016/5/12/chartex" xmlns:cx7="http://schemas.microsoft.com/office/drawing/2016/5/13/chartex" xmlns:cx8="http://schemas.microsoft.com/office/drawing/2016/5/14/chartex" xmlns:mc="http://schemas.openxmlformats.org/markup-compatibility/2006" xmlns:aink="http://schemas.microsoft.com/office/drawing/2016/ink" xmlns:am3d="http://schemas.microsoft.com/office/drawing/2017/model3d" xmlns:o="urn:schemas-microsoft-com:office:office" xmlns:oel="http://schemas.microsoft.com/office/2019/extlst" xmlns:r="http://schemas.openxmlformats.org/officeDocument/2006/relationships" xmlns:m="http://schemas.openxmlformats.org/officeDocument/2006/math" xmlns:v="urn:schemas-microsoft-com:vml" xmlns:wp14="http://schemas.microsoft.com/office/word/2010/wordprocessingDrawing" xmlns:wp="http://schemas.openxmlformats.org/drawingml/2006/wordprocessingDrawing" xmlns:w10="urn:schemas-microsoft-com:office:word" xmlns:w="http://schemas.openxmlformats.org/wordprocessingml/2006/main" xmlns:w14="http://schemas.microsoft.com/office/word/2010/wordml" xmlns:w15="http://schemas.microsoft.com/office/word/2012/wordml" xmlns:w16cex="http://schemas.microsoft.com/office/word/2018/wordml/cex" xmlns:w16cid="http://schemas.microsoft.com/office/word/2016/wordml/cid" xmlns:w16="http://schemas.microsoft.com/office/word/2018/wordml" xmlns:w16sdtdh="http://schemas.microsoft.com/office/word/2020/wordml/sdtdatahash" xmlns:w16se="http://schemas.microsoft.com/office/word/2015/wordml/symex" xmlns:wpg="http://schemas.microsoft.com/office/word/2010/wordprocessingGroup" xmlns:wpi="http://schemas.microsoft.com/office/word/2010/wordprocessingInk" xmlns:wne="http://schemas.microsoft.com/office/word/2006/wordml" xmlns:wps="http://schemas.microsoft.com/office/word/2010/wordprocessingShape" mc:Ignorable="w14 w15 w16se w16cid w16 w16cex w16sdtdh wp14">
   <w:body>
-    <w:p>
-      <w:pPr>
-        <w:spacing w:before="60" w:after="20"/>
-        <w:jc w:val="center"/>
-      </w:pPr>
-      <w:r>
-        <w:rPr>
-          <w:b/>
-          <w:color w:val="16324F"/>
-          <w:sz w:val="28"/>
-        </w:rPr>
-        <w:t>PENGKAJIAN AWAL KEPERAWATAN</w:t>
-      </w:r>
-    </w:p>
-    <w:p>
-      <w:pPr>
-        <w:spacing w:after="160"/>
-        <w:jc w:val="center"/>
-      </w:pPr>
-      <w:r>
-        <w:rPr>
-          <w:b/>
-          <w:color w:val="176B63"/>
-          <w:sz w:val="24"/>
-        </w:rPr>
-        <w:t>RAWAT DARURAT</w:t>
-      </w:r>
-    </w:p>
     <w:tbl>
       <w:tblPr>
+        <w:tblStyle w:val="TableGrid"/>
         <w:tblW w:w="0" w:type="auto"/>
-        <w:jc w:val="center"/>
-        <w:tblLayout w:type="fixed"/>
         <w:tblLook w:val="04A0" w:firstRow="1" w:lastRow="0" w:firstColumn="1" w:lastColumn="0" w:noHBand="0" w:noVBand="1"/>
       </w:tblPr>
       <w:tblGrid>
-        <w:gridCol w:w="1219"/>
-        <w:gridCol w:w="2494"/>
-        <w:gridCol w:w="1134"/>
-        <w:gridCol w:w="3458"/>
-        <w:gridCol w:w="1843"/>
+        <w:gridCol w:w="534"/>
+        <w:gridCol w:w="2268"/>
+        <w:gridCol w:w="2976"/>
+        <w:gridCol w:w="1560"/>
+        <w:gridCol w:w="850"/>
+        <w:gridCol w:w="240"/>
+        <w:gridCol w:w="2879"/>
       </w:tblGrid>
       <w:tr>
         <w:trPr>
-          <w:jc w:val="center"/>
+          <w:trHeight w:val="989"/>
         </w:trPr>
         <w:tc>
           <w:tcPr>
-            <w:tcW w:w="10148" w:type="dxa"/>
-            <w:gridSpan w:val="5"/>
-            <w:tcBorders>
-              <w:top w:val="single" w:sz="4" w:space="0" w:color="16324F"/>
-              <w:left w:val="single" w:sz="4" w:space="0" w:color="16324F"/>
-              <w:bottom w:val="single" w:sz="4" w:space="0" w:color="16324F"/>
-              <w:right w:val="single" w:sz="4" w:space="0" w:color="16324F"/>
-            </w:tcBorders>
-            <w:shd w:val="clear" w:color="auto" w:fill="16324F"/>
-            <w:tcMar>
-              <w:top w:w="70" w:type="dxa"/>
-              <w:left w:w="120" w:type="dxa"/>
-              <w:bottom w:w="70" w:type="dxa"/>
-              <w:right w:w="100" w:type="dxa"/>
-            </w:tcMar>
+            <w:tcW w:w="7338" w:type="dxa"/>
+            <w:gridSpan w:val="4"/>
+            <w:vAlign w:val="center"/>
           </w:tcPr>
           <w:p>
+            <w:pPr>
+              <w:spacing w:after="0"/>
+              <w:ind w:left="851" w:right="31"/>
+              <w:jc w:val="center"/>
+              <w:rPr>
+                <w:b/>
+                <w:sz w:val="20"/>
+                <w:szCs w:val="18"/>
+              </w:rPr>
+            </w:pPr>
             <w:r>
               <w:rPr>
+                <w:noProof/>
+              </w:rPr>
+              <w:drawing>
+                <wp:anchor distT="0" distB="0" distL="114300" distR="114300" simplePos="0" relativeHeight="251659776" behindDoc="0" locked="0" layoutInCell="1" allowOverlap="1" wp14:anchorId="3EB698E0" wp14:editId="65436259">
+                  <wp:simplePos x="0" y="0"/>
+                  <wp:positionH relativeFrom="column">
+                    <wp:posOffset>-25400</wp:posOffset>
+                  </wp:positionH>
+                  <wp:positionV relativeFrom="paragraph">
+                    <wp:posOffset>19685</wp:posOffset>
+                  </wp:positionV>
+                  <wp:extent cx="603250" cy="629285"/>
+                  <wp:effectExtent l="0" t="0" r="6350" b="0"/>
+                  <wp:wrapNone/>
+                  <wp:docPr id="199460175" name="Picture 1"/>
+                  <wp:cNvGraphicFramePr>
+                    <a:graphicFrameLocks xmlns:a="http://schemas.openxmlformats.org/drawingml/2006/main" noChangeAspect="1"/>
+                  </wp:cNvGraphicFramePr>
+                  <a:graphic xmlns:a="http://schemas.openxmlformats.org/drawingml/2006/main">
+                    <a:graphicData uri="http://schemas.openxmlformats.org/drawingml/2006/picture">
+                      <pic:pic xmlns:pic="http://schemas.openxmlformats.org/drawingml/2006/picture">
+                        <pic:nvPicPr>
+                          <pic:cNvPr id="0" name="Picture 1"/>
+                          <pic:cNvPicPr>
+                            <a:picLocks noChangeAspect="1" noChangeArrowheads="1"/>
+                          </pic:cNvPicPr>
+                        </pic:nvPicPr>
+                        <pic:blipFill>
+                          <a:blip r:embed="rId8">
+                            <a:extLst>
+                              <a:ext uri="{28A0092B-C50C-407E-A947-70E740481C1C}">
+                                <a14:useLocalDpi xmlns:a14="http://schemas.microsoft.com/office/drawing/2010/main" val="0"/>
+                              </a:ext>
+                            </a:extLst>
+                          </a:blip>
+                          <a:srcRect/>
+                          <a:stretch>
+                            <a:fillRect/>
+                          </a:stretch>
+                        </pic:blipFill>
+                        <pic:spPr bwMode="auto">
+                          <a:xfrm>
+                            <a:off x="0" y="0"/>
+                            <a:ext cx="603250" cy="629285"/>
+                          </a:xfrm>
+                          <a:prstGeom prst="rect">
+                            <a:avLst/>
+                          </a:prstGeom>
+                          <a:noFill/>
+                          <a:ln>
+                            <a:noFill/>
+                          </a:ln>
+                        </pic:spPr>
+                      </pic:pic>
+                    </a:graphicData>
+                  </a:graphic>
+                  <wp14:sizeRelH relativeFrom="page">
+                    <wp14:pctWidth>0</wp14:pctWidth>
+                  </wp14:sizeRelH>
+                  <wp14:sizeRelV relativeFrom="page">
+                    <wp14:pctHeight>0</wp14:pctHeight>
+                  </wp14:sizeRelV>
+                </wp:anchor>
+              </w:drawing>
+            </w:r>
+            <w:r>
+              <w:rPr>
                 <w:b/>
-                <w:color w:val="FFFFFF"/>
-                <w:sz w:val="18"/>
-              </w:rPr>
-              <w:t>IDENTITAS PASIEN DAN KUNJUNGAN</w:t>
+                <w:sz w:val="22"/>
+              </w:rPr>
+              <w:t>PIMPINAN DAERAH MUHAMMADIYAH SUKOHARJO</w:t>
+            </w:r>
+            <w:r>
+              <w:rPr>
+                <w:b/>
+                <w:sz w:val="22"/>
+              </w:rPr>
+              <w:br/>
+            </w:r>
+            <w:r>
+              <w:rPr>
+                <w:b/>
+                <w:sz w:val="28"/>
+                <w:szCs w:val="28"/>
+              </w:rPr>
+              <w:t>RS PKU MUHAMMADIYAH SUKOHARJO</w:t>
+            </w:r>
+            <w:r>
+              <w:rPr>
+                <w:b/>
+                <w:sz w:val="26"/>
+                <w:szCs w:val="26"/>
+              </w:rPr>
+              <w:br/>
+            </w:r>
+            <w:r>
+              <w:rPr>
+                <w:b/>
+                <w:szCs w:val="16"/>
+              </w:rPr>
+              <w:t>Jl. Mayor Sunaryo No.37, Jetis, Sukoharjo 57512 Telp (0271) 593979</w:t>
+            </w:r>
+            <w:r>
+              <w:rPr>
+                <w:b/>
+                <w:sz w:val="22"/>
+              </w:rPr>
+              <w:br/>
+            </w:r>
+            <w:r>
+              <w:rPr>
+                <w:b/>
+                <w:szCs w:val="16"/>
+              </w:rPr>
+              <w:t xml:space="preserve">E-Mail : </w:t>
+            </w:r>
+            <w:hyperlink r:id="rId9" w:history="1">
+              <w:r>
+                <w:rPr>
+                  <w:rStyle w:val="Hyperlink"/>
+                  <w:b/>
+                  <w:color w:val="auto"/>
+                  <w:szCs w:val="16"/>
+                  <w:u w:val="none"/>
+                </w:rPr>
+                <w:t>pku.sukoharjo@gmail.com</w:t>
+              </w:r>
+            </w:hyperlink>
+            <w:r>
+              <w:rPr>
+                <w:b/>
+                <w:szCs w:val="16"/>
+              </w:rPr>
+              <w:t xml:space="preserve"> Website : </w:t>
+            </w:r>
+            <w:hyperlink r:id="rId10" w:history="1">
+              <w:r>
+                <w:rPr>
+                  <w:rStyle w:val="Hyperlink"/>
+                  <w:b/>
+                  <w:color w:val="auto"/>
+                  <w:szCs w:val="16"/>
+                  <w:u w:val="none"/>
+                </w:rPr>
+                <w:t>www.rspkusukoharjo.com</w:t>
+              </w:r>
+            </w:hyperlink>
+          </w:p>
+        </w:tc>
+        <w:tc>
+          <w:tcPr>
+            <w:tcW w:w="850" w:type="dxa"/>
+          </w:tcPr>
+          <w:p>
+            <w:pPr>
+              <w:spacing w:after="0"/>
+              <w:ind w:left="-105" w:right="-106" w:firstLine="80"/>
+              <w:rPr>
+                <w:noProof/>
+                <w:sz w:val="16"/>
+                <w:szCs w:val="16"/>
+              </w:rPr>
+            </w:pPr>
+            <w:r>
+              <w:rPr>
+                <w:noProof/>
+                <w:sz w:val="16"/>
+                <w:szCs w:val="16"/>
+              </w:rPr>
+              <w:t>Nama</w:t>
+            </w:r>
+          </w:p>
+          <w:p>
+            <w:pPr>
+              <w:spacing w:after="0"/>
+              <w:ind w:left="-105" w:right="-106" w:firstLine="80"/>
+              <w:rPr>
+                <w:noProof/>
+                <w:sz w:val="16"/>
+                <w:szCs w:val="16"/>
+              </w:rPr>
+            </w:pPr>
+            <w:r>
+              <w:rPr>
+                <w:noProof/>
+                <w:sz w:val="16"/>
+                <w:szCs w:val="16"/>
+              </w:rPr>
+              <w:t>Tgl. Lahir</w:t>
+            </w:r>
+          </w:p>
+          <w:p>
+            <w:pPr>
+              <w:spacing w:after="0"/>
+              <w:ind w:left="-105" w:right="-106" w:firstLine="80"/>
+              <w:rPr>
+                <w:noProof/>
+                <w:sz w:val="16"/>
+                <w:szCs w:val="16"/>
+              </w:rPr>
+            </w:pPr>
+            <w:r>
+              <w:rPr>
+                <w:noProof/>
+                <w:sz w:val="16"/>
+                <w:szCs w:val="16"/>
+              </w:rPr>
+              <w:t>No. RM</w:t>
+            </w:r>
+          </w:p>
+          <w:p>
+            <w:pPr>
+              <w:spacing w:after="0"/>
+              <w:ind w:left="-105" w:right="-106" w:firstLine="80"/>
+              <w:rPr>
+                <w:b/>
+                <w:bCs/>
+                <w:noProof/>
+                <w:sz w:val="16"/>
+                <w:szCs w:val="16"/>
+              </w:rPr>
+            </w:pPr>
+            <w:r>
+              <w:rPr>
+                <w:noProof/>
+                <w:sz w:val="16"/>
+                <w:szCs w:val="16"/>
+              </w:rPr>
+              <w:t>Alamat</w:t>
+            </w:r>
+          </w:p>
+        </w:tc>
+        <w:tc>
+          <w:tcPr>
+            <w:tcW w:w="240" w:type="dxa"/>
+          </w:tcPr>
+          <w:p>
+            <w:pPr>
+              <w:spacing w:after="0"/>
+              <w:ind w:left="-107" w:right="-146"/>
+              <w:jc w:val="center"/>
+              <w:rPr>
+                <w:noProof/>
+                <w:sz w:val="16"/>
+                <w:szCs w:val="16"/>
+              </w:rPr>
+            </w:pPr>
+            <w:r>
+              <w:rPr>
+                <w:noProof/>
+                <w:sz w:val="16"/>
+                <w:szCs w:val="16"/>
+              </w:rPr>
+              <w:t>:</w:t>
+            </w:r>
+          </w:p>
+          <w:p>
+            <w:pPr>
+              <w:spacing w:after="0"/>
+              <w:ind w:left="-107" w:right="-146"/>
+              <w:jc w:val="center"/>
+              <w:rPr>
+                <w:noProof/>
+                <w:sz w:val="16"/>
+                <w:szCs w:val="16"/>
+              </w:rPr>
+            </w:pPr>
+            <w:r>
+              <w:rPr>
+                <w:noProof/>
+                <w:sz w:val="16"/>
+                <w:szCs w:val="16"/>
+              </w:rPr>
+              <w:t>:</w:t>
+            </w:r>
+          </w:p>
+          <w:p>
+            <w:pPr>
+              <w:spacing w:after="0"/>
+              <w:ind w:left="-107" w:right="-146"/>
+              <w:jc w:val="center"/>
+              <w:rPr>
+                <w:noProof/>
+                <w:sz w:val="16"/>
+                <w:szCs w:val="16"/>
+              </w:rPr>
+            </w:pPr>
+            <w:r>
+              <w:rPr>
+                <w:noProof/>
+                <w:sz w:val="16"/>
+                <w:szCs w:val="16"/>
+              </w:rPr>
+              <w:t>:</w:t>
+            </w:r>
+          </w:p>
+          <w:p>
+            <w:pPr>
+              <w:spacing w:after="0"/>
+              <w:ind w:left="-107" w:right="-146"/>
+              <w:jc w:val="center"/>
+              <w:rPr>
+                <w:b/>
+                <w:bCs/>
+                <w:noProof/>
+                <w:sz w:val="16"/>
+                <w:szCs w:val="16"/>
+              </w:rPr>
+            </w:pPr>
+            <w:r>
+              <w:rPr>
+                <w:noProof/>
+                <w:sz w:val="16"/>
+                <w:szCs w:val="16"/>
+              </w:rPr>
+              <w:t>:</w:t>
+            </w:r>
+          </w:p>
+        </w:tc>
+        <w:tc>
+          <w:tcPr>
+            <w:tcW w:w="2879" w:type="dxa"/>
+          </w:tcPr>
+          <w:p>
+            <w:pPr>
+              <w:spacing w:after="0"/>
+              <w:ind w:left="-59" w:right="-146"/>
+              <w:rPr>
+                <w:noProof/>
+                <w:sz w:val="16"/>
+                <w:szCs w:val="16"/>
+              </w:rPr>
+            </w:pPr>
+            <w:r>
+              <w:rPr>
+                <w:noProof/>
+                <w:sz w:val="16"/>
+                <w:szCs w:val="16"/>
+              </w:rPr>
+              <w:t>${</w:t>
+            </w:r>
+            <w:r>
+              <w:rPr>
+                <w:noProof/>
+                <w:sz w:val="16"/>
+                <w:szCs w:val="16"/>
+              </w:rPr>
+              <w:t>NAMALENGKAP</w:t>
+            </w:r>
+            <w:r>
+              <w:rPr>
+                <w:noProof/>
+                <w:sz w:val="16"/>
+                <w:szCs w:val="16"/>
+              </w:rPr>
+              <w:t>}</w:t>
+            </w:r>
+          </w:p>
+          <w:p>
+            <w:pPr>
+              <w:spacing w:after="0"/>
+              <w:ind w:left="-59" w:right="-146"/>
+              <w:rPr>
+                <w:noProof/>
+                <w:sz w:val="16"/>
+                <w:szCs w:val="16"/>
+              </w:rPr>
+            </w:pPr>
+            <w:r>
+              <w:rPr>
+                <w:noProof/>
+                <w:sz w:val="16"/>
+                <w:szCs w:val="16"/>
+              </w:rPr>
+              <w:t>${TGLLAHIR} (${UMUR})</w:t>
+            </w:r>
+          </w:p>
+          <w:p>
+            <w:pPr>
+              <w:spacing w:after="0"/>
+              <w:ind w:left="-59" w:right="-146"/>
+              <w:rPr>
+                <w:noProof/>
+                <w:sz w:val="16"/>
+                <w:szCs w:val="16"/>
+              </w:rPr>
+            </w:pPr>
+            <w:r>
+              <w:rPr>
+                <w:noProof/>
+                <w:sz w:val="16"/>
+                <w:szCs w:val="16"/>
+              </w:rPr>
+              <w:t>${NORM}</w:t>
+            </w:r>
+          </w:p>
+          <w:p>
+            <w:pPr>
+              <w:spacing w:after="0"/>
+              <w:ind w:left="-59" w:right="-146"/>
+              <w:rPr>
+                <w:b/>
+                <w:bCs/>
+                <w:noProof/>
+                <w:sz w:val="16"/>
+                <w:szCs w:val="16"/>
+              </w:rPr>
+            </w:pPr>
+            <w:r>
+              <w:rPr>
+                <w:noProof/>
+                <w:sz w:val="16"/>
+                <w:szCs w:val="16"/>
+              </w:rPr>
+              <w:t>${ALAMAT}</w:t>
             </w:r>
           </w:p>
         </w:tc>
       </w:tr>
       <w:tr>
-        <w:trPr>
-          <w:gridAfter w:val="1"/>
-          <w:wAfter w:w="1467" w:type="dxa"/>
-          <w:jc w:val="center"/>
-        </w:trPr>
         <w:tc>
           <w:tcPr>
-            <w:tcW w:w="1219" w:type="dxa"/>
-            <w:tcBorders>
-              <w:top w:val="single" w:sz="4" w:space="0" w:color="CBD5E1"/>
-              <w:left w:val="single" w:sz="4" w:space="0" w:color="CBD5E1"/>
-              <w:bottom w:val="single" w:sz="4" w:space="0" w:color="CBD5E1"/>
-              <w:right w:val="single" w:sz="4" w:space="0" w:color="CBD5E1"/>
-            </w:tcBorders>
-            <w:shd w:val="clear" w:color="auto" w:fill="F1F5F9"/>
-            <w:tcMar>
-              <w:top w:w="70" w:type="dxa"/>
-              <w:left w:w="100" w:type="dxa"/>
-              <w:bottom w:w="70" w:type="dxa"/>
-              <w:right w:w="100" w:type="dxa"/>
-            </w:tcMar>
-            <w:vAlign w:val="center"/>
+            <w:tcW w:w="11307" w:type="dxa"/>
+            <w:gridSpan w:val="7"/>
           </w:tcPr>
           <w:p>
+            <w:pPr>
+              <w:spacing w:after="0"/>
+              <w:ind w:left="-107"/>
+              <w:jc w:val="right"/>
+              <w:rPr>
+                <w:b/>
+                <w:bCs/>
+                <w:noProof/>
+                <w:sz w:val="26"/>
+                <w:szCs w:val="26"/>
+              </w:rPr>
+            </w:pPr>
             <w:r>
               <w:rPr>
                 <w:b/>
-                <w:color w:val="475569"/>
-                <w:sz w:val="16"/>
-              </w:rPr>
-              <w:t xml:space="preserve">Nama </w:t>
+                <w:bCs/>
+                <w:noProof/>
+                <w:sz w:val="26"/>
+                <w:szCs w:val="26"/>
+              </w:rPr>
+              <w:t xml:space="preserve">RM </w:t>
             </w:r>
-            <w:proofErr w:type="spellStart"/>
             <w:r>
               <w:rPr>
                 <w:b/>
-                <w:color w:val="475569"/>
-                <w:sz w:val="16"/>
-              </w:rPr>
-              <w:t>pasien</w:t>
+                <w:bCs/>
+                <w:noProof/>
+                <w:sz w:val="26"/>
+                <w:szCs w:val="26"/>
+              </w:rPr>
+              <w:t>0</w:t>
             </w:r>
-            <w:proofErr w:type="spellEnd"/>
+            <w:r>
+              <w:rPr>
+                <w:b/>
+                <w:bCs/>
+                <w:noProof/>
+                <w:sz w:val="26"/>
+                <w:szCs w:val="26"/>
+              </w:rPr>
+              <w:t xml:space="preserve">3 e </w:t>
+            </w:r>
+            <w:r>
+              <w:rPr>
+                <w:b/>
+                <w:bCs/>
+                <w:noProof/>
+                <w:sz w:val="26"/>
+                <w:szCs w:val="26"/>
+              </w:rPr>
+              <w:t>2</w:t>
+            </w:r>
           </w:p>
         </w:tc>
+      </w:tr>
+      <w:tr>
         <w:tc>
           <w:tcPr>
-            <w:tcW w:w="2494" w:type="dxa"/>
-            <w:tcBorders>
-              <w:top w:val="single" w:sz="4" w:space="0" w:color="CBD5E1"/>
-              <w:left w:val="single" w:sz="4" w:space="0" w:color="CBD5E1"/>
-              <w:bottom w:val="single" w:sz="4" w:space="0" w:color="CBD5E1"/>
-              <w:right w:val="single" w:sz="4" w:space="0" w:color="CBD5E1"/>
-            </w:tcBorders>
-            <w:tcMar>
-              <w:top w:w="70" w:type="dxa"/>
-              <w:left w:w="100" w:type="dxa"/>
-              <w:bottom w:w="70" w:type="dxa"/>
-              <w:right w:w="100" w:type="dxa"/>
-            </w:tcMar>
-            <w:vAlign w:val="center"/>
+            <w:tcW w:w="11307" w:type="dxa"/>
+            <w:gridSpan w:val="7"/>
+            <w:shd w:val="clear" w:color="auto" w:fill="007434"/>
           </w:tcPr>
           <w:p>
+            <w:pPr>
+              <w:jc w:val="center"/>
+              <w:rPr>
+                <w:b/>
+                <w:color w:val="FFFFFF" w:themeColor="background1"/>
+                <w:sz w:val="26"/>
+              </w:rPr>
+            </w:pPr>
             <w:r>
               <w:rPr>
-                <w:color w:val="202938"/>
-              </w:rPr>
-              <w:t>${NAMA_PASIEN}</w:t>
+                <w:b/>
+                <w:color w:val="FFFFFF" w:themeColor="background1"/>
+                <w:sz w:val="26"/>
+              </w:rPr>
+              <w:t xml:space="preserve">PENGKAJIAN RAWAT </w:t>
+            </w:r>
+            <w:r>
+              <w:rPr>
+                <w:b/>
+                <w:color w:val="FFFFFF" w:themeColor="background1"/>
+                <w:sz w:val="26"/>
+              </w:rPr>
+              <w:t>DARURAT</w:t>
+            </w:r>
+          </w:p>
+        </w:tc>
+      </w:tr>
+      <w:tr>
+        <w:tc>
+          <w:tcPr>
+            <w:tcW w:w="11307" w:type="dxa"/>
+            <w:gridSpan w:val="7"/>
+          </w:tcPr>
+          <w:p>
+            <w:pPr>
+              <w:jc w:val="center"/>
+              <w:rPr>
+                <w:b/>
+                <w:bCs/>
+                <w:sz w:val="24"/>
+                <w:szCs w:val="24"/>
+              </w:rPr>
+            </w:pPr>
+            <w:r>
+              <w:rPr>
+                <w:b/>
+                <w:bCs/>
+                <w:sz w:val="24"/>
+                <w:szCs w:val="24"/>
+              </w:rPr>
+              <w:t xml:space="preserve">PENGKAJIAN </w:t>
+            </w:r>
+            <w:r>
+              <w:rPr>
+                <w:b/>
+                <w:bCs/>
+                <w:sz w:val="24"/>
+                <w:szCs w:val="24"/>
+              </w:rPr>
+              <w:t>KEPERAWATAN</w:t>
+            </w:r>
+          </w:p>
+        </w:tc>
+      </w:tr>
+      <w:tr>
+        <w:tc>
+          <w:tcPr>
+            <w:tcW w:w="5778" w:type="dxa"/>
+            <w:gridSpan w:val="3"/>
+          </w:tcPr>
+          <w:p>
+            <w:pPr>
+              <w:rPr>
+                <w:sz w:val="17"/>
+                <w:lang w:val="en-ID"/>
+              </w:rPr>
+            </w:pPr>
+            <w:r>
+              <w:t>Tanggal</w:t>
+            </w:r>
+            <w:r>
+              <w:t xml:space="preserve"> </w:t>
+            </w:r>
+            <w:r>
+              <w:t xml:space="preserve">: </w:t>
+            </w:r>
+            <w:r>
+              <w:rPr>
+                <w:sz w:val="17"/>
+              </w:rPr>
+              <w:t>${</w:t>
+            </w:r>
+            <w:r>
+              <w:rPr>
+                <w:sz w:val="17"/>
+                <w:lang w:val="en-ID"/>
+              </w:rPr>
+              <w:t>FINALISASI</w:t>
+            </w:r>
+            <w:r>
+              <w:rPr>
+                <w:sz w:val="17"/>
+                <w:lang w:val="en-ID"/>
+              </w:rPr>
+              <w:t>_TANGGAL</w:t>
+            </w:r>
+            <w:r>
+              <w:rPr>
+                <w:sz w:val="17"/>
+              </w:rPr>
+              <w:t>}</w:t>
             </w:r>
           </w:p>
         </w:tc>
         <w:tc>
           <w:tcPr>
-            <w:tcW w:w="1134" w:type="dxa"/>
-            <w:tcBorders>
-              <w:top w:val="single" w:sz="4" w:space="0" w:color="CBD5E1"/>
-              <w:left w:val="single" w:sz="4" w:space="0" w:color="CBD5E1"/>
-              <w:bottom w:val="single" w:sz="4" w:space="0" w:color="CBD5E1"/>
-              <w:right w:val="single" w:sz="4" w:space="0" w:color="CBD5E1"/>
-            </w:tcBorders>
-            <w:shd w:val="clear" w:color="auto" w:fill="F1F5F9"/>
-            <w:tcMar>
-              <w:top w:w="70" w:type="dxa"/>
-              <w:left w:w="100" w:type="dxa"/>
-              <w:bottom w:w="70" w:type="dxa"/>
-              <w:right w:w="100" w:type="dxa"/>
-            </w:tcMar>
-            <w:vAlign w:val="center"/>
+            <w:tcW w:w="5529" w:type="dxa"/>
+            <w:gridSpan w:val="4"/>
+          </w:tcPr>
+          <w:p>
+            <w:pPr>
+              <w:rPr>
+                <w:sz w:val="17"/>
+                <w:lang w:val="en-ID"/>
+              </w:rPr>
+            </w:pPr>
+            <w:r>
+              <w:t>Jam</w:t>
+            </w:r>
+            <w:r>
+              <w:t xml:space="preserve"> </w:t>
+            </w:r>
+            <w:r>
+              <w:t xml:space="preserve">: </w:t>
+            </w:r>
+            <w:r>
+              <w:rPr>
+                <w:sz w:val="17"/>
+              </w:rPr>
+              <w:t>${</w:t>
+            </w:r>
+            <w:r>
+              <w:rPr>
+                <w:sz w:val="17"/>
+                <w:lang w:val="en-ID"/>
+              </w:rPr>
+              <w:t>FINALISASI</w:t>
+            </w:r>
+            <w:r>
+              <w:rPr>
+                <w:sz w:val="17"/>
+                <w:lang w:val="en-ID"/>
+              </w:rPr>
+              <w:t>_JAM</w:t>
+            </w:r>
+            <w:r>
+              <w:rPr>
+                <w:sz w:val="17"/>
+              </w:rPr>
+              <w:t>}</w:t>
+            </w:r>
+          </w:p>
+        </w:tc>
+      </w:tr>
+      <w:tr>
+        <w:tc>
+          <w:tcPr>
+            <w:tcW w:w="11307" w:type="dxa"/>
+            <w:gridSpan w:val="7"/>
           </w:tcPr>
           <w:p>
             <w:r>
               <w:rPr>
                 <w:b/>
-                <w:color w:val="475569"/>
-                <w:sz w:val="16"/>
-              </w:rPr>
-              <w:t>No. RM</w:t>
+                <w:bCs/>
+                <w:sz w:val="20"/>
+                <w:szCs w:val="20"/>
+              </w:rPr>
+              <w:t>CARA KEDATANGAN</w:t>
+            </w:r>
+          </w:p>
+        </w:tc>
+      </w:tr>
+      <w:tr>
+        <w:tc>
+          <w:tcPr>
+            <w:tcW w:w="11307" w:type="dxa"/>
+            <w:gridSpan w:val="7"/>
+          </w:tcPr>
+          <w:p>
+            <w:pPr>
+              <w:rPr>
+                <w:szCs w:val="18"/>
+              </w:rPr>
+            </w:pPr>
+            <w:r>
+              <w:rPr>
+                <w:szCs w:val="18"/>
+              </w:rPr>
+              <w:t>${TRIAGE_CARA_KEDATANGAN}</w:t>
+            </w:r>
+          </w:p>
+        </w:tc>
+      </w:tr>
+      <w:tr>
+        <w:tc>
+          <w:tcPr>
+            <w:tcW w:w="11307" w:type="dxa"/>
+            <w:gridSpan w:val="7"/>
+          </w:tcPr>
+          <w:p>
+            <w:r>
+              <w:rPr>
+                <w:b/>
+                <w:bCs/>
+                <w:sz w:val="20"/>
+                <w:szCs w:val="20"/>
+              </w:rPr>
+              <w:t>JENIS KASUS</w:t>
+            </w:r>
+          </w:p>
+        </w:tc>
+      </w:tr>
+      <w:tr>
+        <w:tc>
+          <w:tcPr>
+            <w:tcW w:w="11307" w:type="dxa"/>
+            <w:gridSpan w:val="7"/>
+          </w:tcPr>
+          <w:p>
+            <w:pPr>
+              <w:rPr>
+                <w:szCs w:val="18"/>
+              </w:rPr>
+            </w:pPr>
+            <w:r>
+              <w:rPr>
+                <w:szCs w:val="18"/>
+              </w:rPr>
+              <w:t>${TRIAGE_JENIS_KASUS}</w:t>
+            </w:r>
+          </w:p>
+        </w:tc>
+      </w:tr>
+      <w:tr>
+        <w:tc>
+          <w:tcPr>
+            <w:tcW w:w="11307" w:type="dxa"/>
+            <w:gridSpan w:val="7"/>
+          </w:tcPr>
+          <w:p>
+            <w:pPr>
+              <w:rPr>
+                <w:b/>
+                <w:bCs/>
+                <w:sz w:val="20"/>
+                <w:szCs w:val="20"/>
+              </w:rPr>
+            </w:pPr>
+            <w:r>
+              <w:rPr>
+                <w:b/>
+                <w:bCs/>
+                <w:sz w:val="20"/>
+                <w:szCs w:val="20"/>
+              </w:rPr>
+              <w:t>RISIKO PENULARAN INFEKSI</w:t>
+            </w:r>
+          </w:p>
+        </w:tc>
+      </w:tr>
+      <w:tr>
+        <w:tc>
+          <w:tcPr>
+            <w:tcW w:w="11307" w:type="dxa"/>
+            <w:gridSpan w:val="7"/>
+          </w:tcPr>
+          <w:p>
+            <w:pPr>
+              <w:rPr>
+                <w:szCs w:val="18"/>
+              </w:rPr>
+            </w:pPr>
+            <w:r>
+              <w:rPr>
+                <w:szCs w:val="18"/>
+              </w:rPr>
+              <w:t>${TRIAGE_RISIKO_INFEKSI}</w:t>
+            </w:r>
+          </w:p>
+        </w:tc>
+      </w:tr>
+      <w:tr>
+        <w:tc>
+          <w:tcPr>
+            <w:tcW w:w="11307" w:type="dxa"/>
+            <w:gridSpan w:val="7"/>
+          </w:tcPr>
+          <w:p>
+            <w:pPr>
+              <w:rPr>
+                <w:b/>
+                <w:bCs/>
+                <w:sz w:val="20"/>
+                <w:szCs w:val="20"/>
+              </w:rPr>
+            </w:pPr>
+            <w:r>
+              <w:rPr>
+                <w:b/>
+                <w:bCs/>
+                <w:sz w:val="20"/>
+                <w:szCs w:val="20"/>
+              </w:rPr>
+              <w:t>KRITERIA TRIAGE</w:t>
+            </w:r>
+          </w:p>
+        </w:tc>
+      </w:tr>
+      <w:tr>
+        <w:tc>
+          <w:tcPr>
+            <w:tcW w:w="11307" w:type="dxa"/>
+            <w:gridSpan w:val="7"/>
+          </w:tcPr>
+          <w:p>
+            <w:pPr>
+              <w:rPr>
+                <w:szCs w:val="18"/>
+              </w:rPr>
+            </w:pPr>
+            <w:r>
+              <w:rPr>
+                <w:szCs w:val="18"/>
+              </w:rPr>
+              <w:t>${TRIAGE_KRITERIA}</w:t>
+            </w:r>
+          </w:p>
+        </w:tc>
+      </w:tr>
+      <w:tr>
+        <w:tc>
+          <w:tcPr>
+            <w:tcW w:w="11307" w:type="dxa"/>
+            <w:gridSpan w:val="7"/>
+          </w:tcPr>
+          <w:p>
+            <w:pPr>
+              <w:rPr>
+                <w:b/>
+                <w:bCs/>
+                <w:sz w:val="20"/>
+                <w:szCs w:val="20"/>
+              </w:rPr>
+            </w:pPr>
+            <w:r>
+              <w:rPr>
+                <w:b/>
+                <w:bCs/>
+                <w:sz w:val="20"/>
+                <w:szCs w:val="20"/>
+              </w:rPr>
+              <w:t>AUSTRALIAN TRIAGE SCALE (ATS)</w:t>
+            </w:r>
+          </w:p>
+        </w:tc>
+      </w:tr>
+      <w:tr>
+        <w:tc>
+          <w:tcPr>
+            <w:tcW w:w="11307" w:type="dxa"/>
+            <w:gridSpan w:val="7"/>
+          </w:tcPr>
+          <w:p>
+            <w:pPr>
+              <w:rPr>
+                <w:szCs w:val="18"/>
+              </w:rPr>
+            </w:pPr>
+            <w:r>
+              <w:rPr>
+                <w:szCs w:val="18"/>
+              </w:rPr>
+              <w:t>${ATS_KATEGORI}</w:t>
+            </w:r>
+          </w:p>
+        </w:tc>
+      </w:tr>
+      <w:tr>
+        <w:tc>
+          <w:tcPr>
+            <w:tcW w:w="534" w:type="dxa"/>
+          </w:tcPr>
+          <w:p>
+            <w:pPr>
+              <w:rPr>
+                <w:szCs w:val="18"/>
+              </w:rPr>
+            </w:pPr>
+          </w:p>
+        </w:tc>
+        <w:tc>
+          <w:tcPr>
+            <w:tcW w:w="2268" w:type="dxa"/>
+          </w:tcPr>
+          <w:p>
+            <w:pPr>
+              <w:rPr>
+                <w:szCs w:val="18"/>
+              </w:rPr>
+            </w:pPr>
+            <w:r>
+              <w:rPr>
+                <w:szCs w:val="18"/>
+              </w:rPr>
+              <w:t>PRIORITAS</w:t>
             </w:r>
           </w:p>
         </w:tc>
         <w:tc>
           <w:tcPr>
-            <w:tcW w:w="3458" w:type="dxa"/>
-            <w:tcBorders>
-              <w:top w:val="single" w:sz="4" w:space="0" w:color="CBD5E1"/>
-              <w:left w:val="single" w:sz="4" w:space="0" w:color="CBD5E1"/>
-              <w:bottom w:val="single" w:sz="4" w:space="0" w:color="CBD5E1"/>
-              <w:right w:val="single" w:sz="4" w:space="0" w:color="CBD5E1"/>
-            </w:tcBorders>
-            <w:tcMar>
-              <w:top w:w="70" w:type="dxa"/>
-              <w:left w:w="100" w:type="dxa"/>
-              <w:bottom w:w="70" w:type="dxa"/>
-              <w:right w:w="100" w:type="dxa"/>
-            </w:tcMar>
-            <w:vAlign w:val="center"/>
+            <w:tcW w:w="8505" w:type="dxa"/>
+            <w:gridSpan w:val="5"/>
           </w:tcPr>
           <w:p>
+            <w:pPr>
+              <w:rPr>
+                <w:szCs w:val="18"/>
+              </w:rPr>
+            </w:pPr>
+          </w:p>
+        </w:tc>
+      </w:tr>
+      <w:tr>
+        <w:tc>
+          <w:tcPr>
+            <w:tcW w:w="534" w:type="dxa"/>
+          </w:tcPr>
+          <w:p>
+            <w:pPr>
+              <w:rPr>
+                <w:szCs w:val="18"/>
+              </w:rPr>
+            </w:pPr>
+          </w:p>
+        </w:tc>
+        <w:tc>
+          <w:tcPr>
+            <w:tcW w:w="2268" w:type="dxa"/>
+          </w:tcPr>
+          <w:p>
+            <w:pPr>
+              <w:rPr>
+                <w:szCs w:val="18"/>
+              </w:rPr>
+            </w:pPr>
             <w:r>
               <w:rPr>
-                <w:color w:val="202938"/>
-              </w:rPr>
-              <w:t>${NORM}</w:t>
+                <w:szCs w:val="18"/>
+              </w:rPr>
+              <w:t>PLAN / RENCANA</w:t>
+            </w:r>
+          </w:p>
+        </w:tc>
+        <w:tc>
+          <w:tcPr>
+            <w:tcW w:w="8505" w:type="dxa"/>
+            <w:gridSpan w:val="5"/>
+          </w:tcPr>
+          <w:p>
+            <w:pPr>
+              <w:rPr>
+                <w:szCs w:val="18"/>
+              </w:rPr>
+            </w:pPr>
+          </w:p>
+        </w:tc>
+      </w:tr>
+      <w:tr>
+        <w:tc>
+          <w:tcPr>
+            <w:tcW w:w="534" w:type="dxa"/>
+          </w:tcPr>
+          <w:p>
+            <w:pPr>
+              <w:rPr>
+                <w:szCs w:val="18"/>
+              </w:rPr>
+            </w:pPr>
+          </w:p>
+        </w:tc>
+        <w:tc>
+          <w:tcPr>
+            <w:tcW w:w="2268" w:type="dxa"/>
+          </w:tcPr>
+          <w:p>
+            <w:pPr>
+              <w:rPr>
+                <w:szCs w:val="18"/>
+              </w:rPr>
+            </w:pPr>
+            <w:r>
+              <w:rPr>
+                <w:szCs w:val="18"/>
+              </w:rPr>
+              <w:t>RINCIAN TRIAGE</w:t>
+            </w:r>
+          </w:p>
+        </w:tc>
+        <w:tc>
+          <w:tcPr>
+            <w:tcW w:w="8505" w:type="dxa"/>
+            <w:gridSpan w:val="5"/>
+          </w:tcPr>
+          <w:p>
+            <w:pPr>
+              <w:rPr>
+                <w:szCs w:val="18"/>
+              </w:rPr>
+            </w:pPr>
+          </w:p>
+        </w:tc>
+      </w:tr>
+      <w:tr>
+        <w:tc>
+          <w:tcPr>
+            <w:tcW w:w="11307" w:type="dxa"/>
+            <w:gridSpan w:val="7"/>
+          </w:tcPr>
+          <w:p>
+            <w:pPr>
+              <w:rPr>
+                <w:b/>
+                <w:bCs/>
+                <w:sz w:val="20"/>
+                <w:szCs w:val="20"/>
+              </w:rPr>
+            </w:pPr>
+            <w:r>
+              <w:rPr>
+                <w:b/>
+                <w:bCs/>
+                <w:sz w:val="20"/>
+                <w:szCs w:val="20"/>
+              </w:rPr>
+              <w:t>ANAMNESIS</w:t>
             </w:r>
           </w:p>
         </w:tc>
       </w:tr>
       <w:tr>
-        <w:trPr>
-          <w:gridAfter w:val="1"/>
-          <w:wAfter w:w="1467" w:type="dxa"/>
-          <w:jc w:val="center"/>
-        </w:trPr>
         <w:tc>
           <w:tcPr>
-            <w:tcW w:w="1219" w:type="dxa"/>
-            <w:tcBorders>
-              <w:top w:val="single" w:sz="4" w:space="0" w:color="CBD5E1"/>
-              <w:left w:val="single" w:sz="4" w:space="0" w:color="CBD5E1"/>
-              <w:bottom w:val="single" w:sz="4" w:space="0" w:color="CBD5E1"/>
-              <w:right w:val="single" w:sz="4" w:space="0" w:color="CBD5E1"/>
-            </w:tcBorders>
-            <w:shd w:val="clear" w:color="auto" w:fill="F1F5F9"/>
-            <w:tcMar>
-              <w:top w:w="70" w:type="dxa"/>
-              <w:left w:w="100" w:type="dxa"/>
-              <w:bottom w:w="70" w:type="dxa"/>
-              <w:right w:w="100" w:type="dxa"/>
-            </w:tcMar>
-            <w:vAlign w:val="center"/>
+            <w:tcW w:w="11307" w:type="dxa"/>
+            <w:gridSpan w:val="7"/>
           </w:tcPr>
           <w:p>
-            <w:proofErr w:type="spellStart"/>
+            <w:pPr>
+              <w:rPr>
+                <w:szCs w:val="18"/>
+              </w:rPr>
+            </w:pPr>
             <w:r>
               <w:rPr>
-                <w:b/>
-                <w:color w:val="475569"/>
-                <w:sz w:val="16"/>
-              </w:rPr>
-              <w:t>Jenis</w:t>
+                <w:szCs w:val="18"/>
+              </w:rPr>
+              <w:t>${TRIAGE_ANAMNESIS}</w:t>
             </w:r>
-            <w:proofErr w:type="spellEnd"/>
-            <w:r>
-              <w:rPr>
-                <w:b/>
-                <w:color w:val="475569"/>
-                <w:sz w:val="16"/>
-              </w:rPr>
-              <w:t xml:space="preserve"> </w:t>
-            </w:r>
-            <w:proofErr w:type="spellStart"/>
-            <w:r>
-              <w:rPr>
-                <w:b/>
-                <w:color w:val="475569"/>
-                <w:sz w:val="16"/>
-              </w:rPr>
-              <w:t>kelamin</w:t>
-            </w:r>
-            <w:proofErr w:type="spellEnd"/>
           </w:p>
         </w:tc>
+      </w:tr>
+      <w:tr>
         <w:tc>
           <w:tcPr>
-            <w:tcW w:w="2494" w:type="dxa"/>
-            <w:tcBorders>
-              <w:top w:val="single" w:sz="4" w:space="0" w:color="CBD5E1"/>
-              <w:left w:val="single" w:sz="4" w:space="0" w:color="CBD5E1"/>
-              <w:bottom w:val="single" w:sz="4" w:space="0" w:color="CBD5E1"/>
-              <w:right w:val="single" w:sz="4" w:space="0" w:color="CBD5E1"/>
-            </w:tcBorders>
-            <w:tcMar>
-              <w:top w:w="70" w:type="dxa"/>
-              <w:left w:w="100" w:type="dxa"/>
-              <w:bottom w:w="70" w:type="dxa"/>
-              <w:right w:w="100" w:type="dxa"/>
-            </w:tcMar>
-            <w:vAlign w:val="center"/>
+            <w:tcW w:w="11307" w:type="dxa"/>
+            <w:gridSpan w:val="7"/>
           </w:tcPr>
           <w:p>
+            <w:pPr>
+              <w:rPr>
+                <w:b/>
+                <w:bCs/>
+                <w:sz w:val="20"/>
+                <w:szCs w:val="20"/>
+              </w:rPr>
+            </w:pPr>
             <w:r>
               <w:rPr>
-                <w:color w:val="202938"/>
-              </w:rPr>
-              <w:t>${JENIS_KELAMIN}</w:t>
+                <w:b/>
+                <w:bCs/>
+                <w:sz w:val="20"/>
+                <w:szCs w:val="20"/>
+              </w:rPr>
+              <w:t>PRIMARY SURVEY</w:t>
+            </w:r>
+          </w:p>
+        </w:tc>
+      </w:tr>
+      <w:tr>
+        <w:tc>
+          <w:tcPr>
+            <w:tcW w:w="11307" w:type="dxa"/>
+            <w:gridSpan w:val="7"/>
+          </w:tcPr>
+          <w:p>
+            <w:pPr>
+              <w:rPr>
+                <w:szCs w:val="18"/>
+              </w:rPr>
+            </w:pPr>
+            <w:r>
+              <w:rPr>
+                <w:szCs w:val="18"/>
+              </w:rPr>
+              <w:t>${PRIMARY_SURVEY}</w:t>
+            </w:r>
+          </w:p>
+        </w:tc>
+      </w:tr>
+      <w:tr>
+        <w:tc>
+          <w:tcPr>
+            <w:tcW w:w="11307" w:type="dxa"/>
+            <w:gridSpan w:val="7"/>
+          </w:tcPr>
+          <w:p>
+            <w:pPr>
+              <w:rPr>
+                <w:b/>
+                <w:bCs/>
+                <w:sz w:val="20"/>
+                <w:szCs w:val="20"/>
+              </w:rPr>
+            </w:pPr>
+            <w:r>
+              <w:rPr>
+                <w:b/>
+                <w:bCs/>
+                <w:sz w:val="20"/>
+                <w:szCs w:val="20"/>
+              </w:rPr>
+              <w:t>STATUS KEHAMILAN, OBGYN, DAN KEBUTUHAN KHUSUS</w:t>
+            </w:r>
+          </w:p>
+        </w:tc>
+      </w:tr>
+      <w:tr>
+        <w:tc>
+          <w:tcPr>
+            <w:tcW w:w="11307" w:type="dxa"/>
+            <w:gridSpan w:val="7"/>
+          </w:tcPr>
+          <w:p>
+            <w:pPr>
+              <w:rPr>
+                <w:szCs w:val="18"/>
+              </w:rPr>
+            </w:pPr>
+            <w:r>
+              <w:rPr>
+                <w:szCs w:val="18"/>
+              </w:rPr>
+              <w:t>${STATUS_KEHAMILAN}</w:t>
+            </w:r>
+          </w:p>
+        </w:tc>
+      </w:tr>
+      <w:tr>
+        <w:tc>
+          <w:tcPr>
+            <w:tcW w:w="11307" w:type="dxa"/>
+            <w:gridSpan w:val="7"/>
+          </w:tcPr>
+          <w:p>
+            <w:pPr>
+              <w:rPr>
+                <w:b/>
+                <w:bCs/>
+                <w:sz w:val="20"/>
+                <w:szCs w:val="20"/>
+              </w:rPr>
+            </w:pPr>
+            <w:r>
+              <w:rPr>
+                <w:b/>
+                <w:bCs/>
+                <w:sz w:val="20"/>
+                <w:szCs w:val="20"/>
+              </w:rPr>
+              <w:t>ANAMNESIS DIPEROLEH</w:t>
+            </w:r>
+          </w:p>
+        </w:tc>
+      </w:tr>
+      <w:tr>
+        <w:tc>
+          <w:tcPr>
+            <w:tcW w:w="11307" w:type="dxa"/>
+            <w:gridSpan w:val="7"/>
+          </w:tcPr>
+          <w:p>
+            <w:pPr>
+              <w:rPr>
+                <w:szCs w:val="18"/>
+              </w:rPr>
+            </w:pPr>
+            <w:r>
+              <w:rPr>
+                <w:szCs w:val="18"/>
+              </w:rPr>
+              <w:t>${ANAMNESIS_DIPEROLEH}</w:t>
+            </w:r>
+          </w:p>
+        </w:tc>
+      </w:tr>
+      <w:tr>
+        <w:tc>
+          <w:tcPr>
+            <w:tcW w:w="11307" w:type="dxa"/>
+            <w:gridSpan w:val="7"/>
+          </w:tcPr>
+          <w:p>
+            <w:pPr>
+              <w:rPr>
+                <w:b/>
+                <w:bCs/>
+                <w:sz w:val="20"/>
+                <w:szCs w:val="20"/>
+              </w:rPr>
+            </w:pPr>
+            <w:r>
+              <w:rPr>
+                <w:b/>
+                <w:bCs/>
+                <w:sz w:val="20"/>
+                <w:szCs w:val="20"/>
+              </w:rPr>
+              <w:t>PSIKOLOGI, SOSIAL, EKONOMI, SPIRITUAL</w:t>
+            </w:r>
+          </w:p>
+        </w:tc>
+      </w:tr>
+      <w:tr>
+        <w:tc>
+          <w:tcPr>
+            <w:tcW w:w="11307" w:type="dxa"/>
+            <w:gridSpan w:val="7"/>
+          </w:tcPr>
+          <w:p>
+            <w:pPr>
+              <w:rPr>
+                <w:szCs w:val="18"/>
+              </w:rPr>
+            </w:pPr>
+            <w:r>
+              <w:rPr>
+                <w:szCs w:val="18"/>
+              </w:rPr>
+              <w:t>${PSIKOSOSIAL}</w:t>
+            </w:r>
+          </w:p>
+        </w:tc>
+      </w:tr>
+      <w:tr>
+        <w:tc>
+          <w:tcPr>
+            <w:tcW w:w="11307" w:type="dxa"/>
+            <w:gridSpan w:val="7"/>
+          </w:tcPr>
+          <w:p>
+            <w:pPr>
+              <w:rPr>
+                <w:b/>
+                <w:bCs/>
+                <w:sz w:val="20"/>
+                <w:szCs w:val="20"/>
+              </w:rPr>
+            </w:pPr>
+            <w:r>
+              <w:rPr>
+                <w:b/>
+                <w:bCs/>
+                <w:sz w:val="20"/>
+                <w:szCs w:val="20"/>
+              </w:rPr>
+              <w:t>STATUS FUNGSIONAL</w:t>
+            </w:r>
+          </w:p>
+        </w:tc>
+      </w:tr>
+      <w:tr>
+        <w:tc>
+          <w:tcPr>
+            <w:tcW w:w="11307" w:type="dxa"/>
+            <w:gridSpan w:val="7"/>
+          </w:tcPr>
+          <w:p>
+            <w:pPr>
+              <w:rPr>
+                <w:szCs w:val="18"/>
+              </w:rPr>
+            </w:pPr>
+            <w:r>
+              <w:rPr>
+                <w:szCs w:val="18"/>
+              </w:rPr>
+              <w:t>${STATUS_FUNGSIONAL}</w:t>
+            </w:r>
+          </w:p>
+        </w:tc>
+      </w:tr>
+      <w:tr>
+        <w:tc>
+          <w:tcPr>
+            <w:tcW w:w="11307" w:type="dxa"/>
+            <w:gridSpan w:val="7"/>
+          </w:tcPr>
+          <w:p>
+            <w:pPr>
+              <w:rPr>
+                <w:b/>
+                <w:bCs/>
+                <w:sz w:val="20"/>
+                <w:szCs w:val="20"/>
+              </w:rPr>
+            </w:pPr>
+            <w:r>
+              <w:rPr>
+                <w:b/>
+                <w:bCs/>
+                <w:sz w:val="20"/>
+                <w:szCs w:val="20"/>
+              </w:rPr>
+              <w:t>SKRINING NYERI</w:t>
+            </w:r>
+          </w:p>
+        </w:tc>
+      </w:tr>
+      <w:tr>
+        <w:tc>
+          <w:tcPr>
+            <w:tcW w:w="11307" w:type="dxa"/>
+            <w:gridSpan w:val="7"/>
+          </w:tcPr>
+          <w:p>
+            <w:pPr>
+              <w:rPr>
+                <w:szCs w:val="18"/>
+              </w:rPr>
+            </w:pPr>
+            <w:r>
+              <w:rPr>
+                <w:szCs w:val="18"/>
+              </w:rPr>
+              <w:t>${SKRINING_NYERI}</w:t>
+            </w:r>
+          </w:p>
+        </w:tc>
+      </w:tr>
+      <w:tr>
+        <w:tc>
+          <w:tcPr>
+            <w:tcW w:w="11307" w:type="dxa"/>
+            <w:gridSpan w:val="7"/>
+          </w:tcPr>
+          <w:p>
+            <w:pPr>
+              <w:rPr>
+                <w:b/>
+                <w:bCs/>
+                <w:sz w:val="20"/>
+                <w:szCs w:val="20"/>
+              </w:rPr>
+            </w:pPr>
+            <w:r>
+              <w:rPr>
+                <w:b/>
+                <w:bCs/>
+                <w:sz w:val="20"/>
+                <w:szCs w:val="20"/>
+              </w:rPr>
+              <w:t xml:space="preserve">SKRINING RISIKO JATUH </w:t>
+            </w:r>
+            <w:r>
+              <w:rPr>
+                <w:b/>
+                <w:bCs/>
+                <w:sz w:val="20"/>
+                <w:szCs w:val="20"/>
+              </w:rPr>
+              <w:t>—</w:t>
+            </w:r>
+            <w:r>
+              <w:rPr>
+                <w:b/>
+                <w:bCs/>
+                <w:sz w:val="20"/>
+                <w:szCs w:val="20"/>
+              </w:rPr>
+              <w:t xml:space="preserve"> HUMPTY DUMPTY</w:t>
+            </w:r>
+          </w:p>
+        </w:tc>
+      </w:tr>
+      <w:tr>
+        <w:tc>
+          <w:tcPr>
+            <w:tcW w:w="11307" w:type="dxa"/>
+            <w:gridSpan w:val="7"/>
+          </w:tcPr>
+          <w:p>
+            <w:pPr>
+              <w:rPr>
+                <w:szCs w:val="18"/>
+              </w:rPr>
+            </w:pPr>
+            <w:r>
+              <w:rPr>
+                <w:szCs w:val="18"/>
+              </w:rPr>
+              <w:t>${RISIKO_JATUH_HUMPTY_DUMPTY}</w:t>
+            </w:r>
+          </w:p>
+        </w:tc>
+      </w:tr>
+      <w:tr>
+        <w:tc>
+          <w:tcPr>
+            <w:tcW w:w="11307" w:type="dxa"/>
+            <w:gridSpan w:val="7"/>
+          </w:tcPr>
+          <w:p>
+            <w:pPr>
+              <w:rPr>
+                <w:b/>
+                <w:bCs/>
+                <w:sz w:val="20"/>
+                <w:szCs w:val="20"/>
+              </w:rPr>
+            </w:pPr>
+            <w:r>
+              <w:rPr>
+                <w:b/>
+                <w:bCs/>
+                <w:sz w:val="20"/>
+                <w:szCs w:val="20"/>
+              </w:rPr>
+              <w:t xml:space="preserve">SKRINING RISIKO JATUH — </w:t>
+            </w:r>
+            <w:r>
+              <w:rPr>
+                <w:b/>
+                <w:bCs/>
+                <w:sz w:val="20"/>
+                <w:szCs w:val="20"/>
+              </w:rPr>
+              <w:t>SKALA MORSE</w:t>
+            </w:r>
+          </w:p>
+        </w:tc>
+      </w:tr>
+      <w:tr>
+        <w:tc>
+          <w:tcPr>
+            <w:tcW w:w="11307" w:type="dxa"/>
+            <w:gridSpan w:val="7"/>
+          </w:tcPr>
+          <w:p>
+            <w:pPr>
+              <w:rPr>
+                <w:szCs w:val="18"/>
+              </w:rPr>
+            </w:pPr>
+            <w:r>
+              <w:rPr>
+                <w:szCs w:val="18"/>
+              </w:rPr>
+              <w:t>${RISIKO_JATUH_MORSE}</w:t>
+            </w:r>
+          </w:p>
+        </w:tc>
+      </w:tr>
+      <w:tr>
+        <w:tc>
+          <w:tcPr>
+            <w:tcW w:w="11307" w:type="dxa"/>
+            <w:gridSpan w:val="7"/>
+          </w:tcPr>
+          <w:p>
+            <w:pPr>
+              <w:rPr>
+                <w:b/>
+                <w:bCs/>
+                <w:sz w:val="20"/>
+                <w:szCs w:val="20"/>
+              </w:rPr>
+            </w:pPr>
+            <w:r>
+              <w:rPr>
+                <w:b/>
+                <w:bCs/>
+                <w:sz w:val="20"/>
+                <w:szCs w:val="20"/>
+              </w:rPr>
+              <w:t xml:space="preserve">SKRINING RISIKO JATUH — </w:t>
+            </w:r>
+            <w:r>
+              <w:rPr>
+                <w:b/>
+                <w:bCs/>
+                <w:sz w:val="20"/>
+                <w:szCs w:val="20"/>
+              </w:rPr>
+              <w:t>EPFRA</w:t>
+            </w:r>
+          </w:p>
+        </w:tc>
+      </w:tr>
+      <w:tr>
+        <w:tc>
+          <w:tcPr>
+            <w:tcW w:w="11307" w:type="dxa"/>
+            <w:gridSpan w:val="7"/>
+          </w:tcPr>
+          <w:p>
+            <w:pPr>
+              <w:rPr>
+                <w:szCs w:val="18"/>
+              </w:rPr>
+            </w:pPr>
+            <w:r>
+              <w:rPr>
+                <w:szCs w:val="18"/>
+              </w:rPr>
+              <w:t>${RISIKO_JATUH_EPFRA}</w:t>
+            </w:r>
+          </w:p>
+        </w:tc>
+      </w:tr>
+      <w:tr>
+        <w:tc>
+          <w:tcPr>
+            <w:tcW w:w="11307" w:type="dxa"/>
+            <w:gridSpan w:val="7"/>
+          </w:tcPr>
+          <w:p>
+            <w:pPr>
+              <w:rPr>
+                <w:b/>
+                <w:bCs/>
+                <w:sz w:val="20"/>
+                <w:szCs w:val="20"/>
+              </w:rPr>
+            </w:pPr>
+            <w:r>
+              <w:rPr>
+                <w:b/>
+                <w:bCs/>
+                <w:sz w:val="20"/>
+                <w:szCs w:val="20"/>
+              </w:rPr>
+              <w:t xml:space="preserve">SKRINING RISIKO JATUH — </w:t>
+            </w:r>
+            <w:r>
+              <w:rPr>
+                <w:b/>
+                <w:bCs/>
+                <w:sz w:val="20"/>
+                <w:szCs w:val="20"/>
+              </w:rPr>
+              <w:t>GET UP AND GO</w:t>
+            </w:r>
+          </w:p>
+        </w:tc>
+      </w:tr>
+      <w:tr>
+        <w:tc>
+          <w:tcPr>
+            <w:tcW w:w="11307" w:type="dxa"/>
+            <w:gridSpan w:val="7"/>
+          </w:tcPr>
+          <w:p>
+            <w:pPr>
+              <w:rPr>
+                <w:szCs w:val="18"/>
+              </w:rPr>
+            </w:pPr>
+            <w:r>
+              <w:rPr>
+                <w:szCs w:val="18"/>
+              </w:rPr>
+              <w:t>${RISIKO_JATUH_GET_UP_AND_GO}</w:t>
+            </w:r>
+          </w:p>
+        </w:tc>
+      </w:tr>
+      <w:tr>
+        <w:tc>
+          <w:tcPr>
+            <w:tcW w:w="11307" w:type="dxa"/>
+            <w:gridSpan w:val="7"/>
+          </w:tcPr>
+          <w:p>
+            <w:pPr>
+              <w:rPr>
+                <w:b/>
+                <w:bCs/>
+                <w:sz w:val="20"/>
+                <w:szCs w:val="20"/>
+              </w:rPr>
+            </w:pPr>
+            <w:r>
+              <w:rPr>
+                <w:b/>
+                <w:bCs/>
+                <w:sz w:val="20"/>
+                <w:szCs w:val="20"/>
+              </w:rPr>
+              <w:t xml:space="preserve">SKRINING GIZI </w:t>
+            </w:r>
+            <w:r>
+              <w:rPr>
+                <w:b/>
+                <w:bCs/>
+                <w:sz w:val="20"/>
+                <w:szCs w:val="20"/>
+              </w:rPr>
+              <w:t>—</w:t>
+            </w:r>
+            <w:r>
+              <w:rPr>
+                <w:b/>
+                <w:bCs/>
+                <w:sz w:val="20"/>
+                <w:szCs w:val="20"/>
+              </w:rPr>
+              <w:t xml:space="preserve"> MST</w:t>
+            </w:r>
+          </w:p>
+        </w:tc>
+      </w:tr>
+      <w:tr>
+        <w:tc>
+          <w:tcPr>
+            <w:tcW w:w="11307" w:type="dxa"/>
+            <w:gridSpan w:val="7"/>
+          </w:tcPr>
+          <w:p>
+            <w:pPr>
+              <w:rPr>
+                <w:szCs w:val="18"/>
+              </w:rPr>
+            </w:pPr>
+            <w:r>
+              <w:rPr>
+                <w:szCs w:val="18"/>
+              </w:rPr>
+              <w:t>${SKRINING_GIZI_MUST}</w:t>
+            </w:r>
+          </w:p>
+        </w:tc>
+      </w:tr>
+      <w:tr>
+        <w:tc>
+          <w:tcPr>
+            <w:tcW w:w="11307" w:type="dxa"/>
+            <w:gridSpan w:val="7"/>
+          </w:tcPr>
+          <w:p>
+            <w:pPr>
+              <w:rPr>
+                <w:b/>
+                <w:bCs/>
+                <w:sz w:val="20"/>
+                <w:szCs w:val="20"/>
+              </w:rPr>
+            </w:pPr>
+            <w:r>
+              <w:rPr>
+                <w:b/>
+                <w:bCs/>
+                <w:sz w:val="20"/>
+                <w:szCs w:val="20"/>
+              </w:rPr>
+              <w:t xml:space="preserve">SKRINING GIZI </w:t>
+            </w:r>
+            <w:r>
+              <w:rPr>
+                <w:b/>
+                <w:bCs/>
+                <w:sz w:val="20"/>
+                <w:szCs w:val="20"/>
+              </w:rPr>
+              <w:t>—</w:t>
+            </w:r>
+            <w:r>
+              <w:rPr>
+                <w:b/>
+                <w:bCs/>
+                <w:sz w:val="20"/>
+                <w:szCs w:val="20"/>
+              </w:rPr>
+              <w:t xml:space="preserve"> STRONG KID</w:t>
+            </w:r>
+          </w:p>
+        </w:tc>
+      </w:tr>
+      <w:tr>
+        <w:tc>
+          <w:tcPr>
+            <w:tcW w:w="11307" w:type="dxa"/>
+            <w:gridSpan w:val="7"/>
+          </w:tcPr>
+          <w:p>
+            <w:pPr>
+              <w:rPr>
+                <w:szCs w:val="18"/>
+              </w:rPr>
+            </w:pPr>
+            <w:r>
+              <w:rPr>
+                <w:szCs w:val="18"/>
+              </w:rPr>
+              <w:t>${SKRINING_GIZI_STRONG_KID}</w:t>
+            </w:r>
+          </w:p>
+        </w:tc>
+      </w:tr>
+      <w:tr>
+        <w:tc>
+          <w:tcPr>
+            <w:tcW w:w="11307" w:type="dxa"/>
+            <w:gridSpan w:val="7"/>
+          </w:tcPr>
+          <w:p>
+            <w:pPr>
+              <w:rPr>
+                <w:b/>
+                <w:bCs/>
+                <w:sz w:val="20"/>
+                <w:szCs w:val="20"/>
+              </w:rPr>
+            </w:pPr>
+            <w:r>
+              <w:rPr>
+                <w:b/>
+                <w:bCs/>
+                <w:sz w:val="20"/>
+                <w:szCs w:val="20"/>
+              </w:rPr>
+              <w:t>IMPLEMENTASI KEPERAWATAN</w:t>
+            </w:r>
+          </w:p>
+        </w:tc>
+      </w:tr>
+      <w:tr>
+        <w:tc>
+          <w:tcPr>
+            <w:tcW w:w="11307" w:type="dxa"/>
+            <w:gridSpan w:val="7"/>
+          </w:tcPr>
+          <w:p>
+            <w:pPr>
+              <w:rPr>
+                <w:szCs w:val="18"/>
+              </w:rPr>
+            </w:pPr>
+            <w:r>
+              <w:rPr>
+                <w:szCs w:val="18"/>
+              </w:rPr>
+              <w:t>${IMPLEMENTASI_KEPERAWATAN}</w:t>
+            </w:r>
+          </w:p>
+        </w:tc>
+      </w:tr>
+      <w:tr>
+        <w:tc>
+          <w:tcPr>
+            <w:tcW w:w="11307" w:type="dxa"/>
+            <w:gridSpan w:val="7"/>
+          </w:tcPr>
+          <w:p>
+            <w:pPr>
+              <w:rPr>
+                <w:b/>
+                <w:bCs/>
+                <w:sz w:val="20"/>
+                <w:szCs w:val="20"/>
+              </w:rPr>
+            </w:pPr>
+            <w:r>
+              <w:rPr>
+                <w:b/>
+                <w:bCs/>
+                <w:sz w:val="20"/>
+                <w:szCs w:val="20"/>
+              </w:rPr>
+              <w:t>TINDAKAN KOLABORASI</w:t>
+            </w:r>
+          </w:p>
+        </w:tc>
+      </w:tr>
+      <w:tr>
+        <w:tc>
+          <w:tcPr>
+            <w:tcW w:w="11307" w:type="dxa"/>
+            <w:gridSpan w:val="7"/>
+          </w:tcPr>
+          <w:p>
+            <w:pPr>
+              <w:rPr>
+                <w:szCs w:val="18"/>
+              </w:rPr>
+            </w:pPr>
+            <w:r>
+              <w:rPr>
+                <w:szCs w:val="18"/>
+              </w:rPr>
+              <w:t>${TINDAKAN_KOLABORASI}</w:t>
+            </w:r>
+          </w:p>
+        </w:tc>
+      </w:tr>
+      <w:tr>
+        <w:tc>
+          <w:tcPr>
+            <w:tcW w:w="11307" w:type="dxa"/>
+            <w:gridSpan w:val="7"/>
+          </w:tcPr>
+          <w:p>
+            <w:pPr>
+              <w:rPr>
+                <w:b/>
+                <w:bCs/>
+                <w:sz w:val="20"/>
+                <w:szCs w:val="20"/>
+              </w:rPr>
+            </w:pPr>
+            <w:r>
+              <w:rPr>
+                <w:b/>
+                <w:bCs/>
+                <w:sz w:val="20"/>
+                <w:szCs w:val="20"/>
+              </w:rPr>
+              <w:t>DIAGNOSIS / MASALAH KEPERAWATAN</w:t>
+            </w:r>
+          </w:p>
+        </w:tc>
+      </w:tr>
+      <w:tr>
+        <w:tc>
+          <w:tcPr>
+            <w:tcW w:w="11307" w:type="dxa"/>
+            <w:gridSpan w:val="7"/>
+          </w:tcPr>
+          <w:p>
+            <w:pPr>
+              <w:rPr>
+                <w:szCs w:val="18"/>
+              </w:rPr>
+            </w:pPr>
+            <w:r>
+              <w:rPr>
+                <w:szCs w:val="18"/>
+              </w:rPr>
+              <w:t>${DIAGNOSIS_KEPERAWATAN}</w:t>
+            </w:r>
+          </w:p>
+        </w:tc>
+      </w:tr>
+      <w:tr>
+        <w:tc>
+          <w:tcPr>
+            <w:tcW w:w="11307" w:type="dxa"/>
+            <w:gridSpan w:val="7"/>
+          </w:tcPr>
+          <w:p>
+            <w:pPr>
+              <w:rPr>
+                <w:b/>
+                <w:bCs/>
+                <w:sz w:val="20"/>
+                <w:szCs w:val="20"/>
+              </w:rPr>
+            </w:pPr>
+            <w:r>
+              <w:rPr>
+                <w:b/>
+                <w:bCs/>
+                <w:sz w:val="20"/>
+                <w:szCs w:val="20"/>
+              </w:rPr>
+              <w:t>DISCHARGE PLANNING</w:t>
+            </w:r>
+          </w:p>
+        </w:tc>
+      </w:tr>
+      <w:tr>
+        <w:tc>
+          <w:tcPr>
+            <w:tcW w:w="11307" w:type="dxa"/>
+            <w:gridSpan w:val="7"/>
+          </w:tcPr>
+          <w:p>
+            <w:pPr>
+              <w:rPr>
+                <w:szCs w:val="18"/>
+              </w:rPr>
+            </w:pPr>
+            <w:r>
+              <w:rPr>
+                <w:szCs w:val="18"/>
+              </w:rPr>
+              <w:t>${DISCHARGE_PLANNING}</w:t>
+            </w:r>
+          </w:p>
+        </w:tc>
+      </w:tr>
+      <w:tr>
+        <w:tc>
+          <w:tcPr>
+            <w:tcW w:w="5778" w:type="dxa"/>
+            <w:gridSpan w:val="3"/>
+          </w:tcPr>
+          <w:p>
+            <w:pPr>
+              <w:jc w:val="center"/>
+              <w:rPr>
+                <w:sz w:val="17"/>
+              </w:rPr>
+            </w:pPr>
+          </w:p>
+          <w:p>
+            <w:pPr>
+              <w:jc w:val="center"/>
+              <w:rPr>
+                <w:b/>
+                <w:bCs/>
+              </w:rPr>
+            </w:pPr>
+            <w:r>
+              <w:rPr>
+                <w:rFonts w:cstheme="minorHAnsi"/>
+                <w:noProof/>
+              </w:rPr>
+              <mc:AlternateContent>
+                <mc:Choice Requires="wps">
+                  <w:drawing>
+                    <wp:anchor distT="0" distB="0" distL="114300" distR="114300" simplePos="0" relativeHeight="251660800" behindDoc="0" locked="0" layoutInCell="1" allowOverlap="1" wp14:anchorId="2018660B" wp14:editId="630F6453">
+                      <wp:simplePos x="0" y="0"/>
+                      <wp:positionH relativeFrom="column">
+                        <wp:posOffset>508000</wp:posOffset>
+                      </wp:positionH>
+                      <wp:positionV relativeFrom="paragraph">
+                        <wp:posOffset>127899</wp:posOffset>
+                      </wp:positionV>
+                      <wp:extent cx="2389517" cy="1166531"/>
+                      <wp:effectExtent l="0" t="0" r="0" b="0"/>
+                      <wp:wrapNone/>
+                      <wp:docPr id="1" name="Text Box 1"/>
+                      <wp:cNvGraphicFramePr/>
+                      <a:graphic xmlns:a="http://schemas.openxmlformats.org/drawingml/2006/main">
+                        <a:graphicData uri="http://schemas.microsoft.com/office/word/2010/wordprocessingShape">
+                          <wps:wsp>
+                            <wps:cNvSpPr txBox="1"/>
+                            <wps:spPr>
+                              <a:xfrm>
+                                <a:off x="0" y="0"/>
+                                <a:ext cx="2389517" cy="1166531"/>
+                              </a:xfrm>
+                              <a:prstGeom prst="rect">
+                                <a:avLst/>
+                              </a:prstGeom>
+                              <a:noFill/>
+                              <a:ln w="6350">
+                                <a:noFill/>
+                              </a:ln>
+                            </wps:spPr>
+                            <wps:txbx>
+                              <w:txbxContent>
+                                <w:p>
+                                  <w:pPr>
+                                    <w:jc w:val="center"/>
+                                  </w:pPr>
+                                  <w:r>
+                                    <w:t>${</w:t>
+                                  </w:r>
+                                  <w:r>
+                                    <w:t>TTD</w:t>
+                                  </w:r>
+                                  <w:r>
+                                    <w:t>_</w:t>
+                                  </w:r>
+                                  <w:r>
+                                    <w:t>PERAWAT</w:t>
+                                  </w:r>
+                                  <w:r>
+                                    <w:t>_FINALISASI</w:t>
+                                  </w:r>
+                                  <w:r>
+                                    <w:t>}</w:t>
+                                  </w:r>
+                                </w:p>
+                              </w:txbxContent>
+                            </wps:txbx>
+                            <wps:bodyPr rot="0" spcFirstLastPara="0" vertOverflow="overflow" horzOverflow="overflow" vert="horz" wrap="square" lIns="91440" tIns="45720" rIns="91440" bIns="45720" numCol="1" spcCol="0" rtlCol="0" fromWordArt="0" anchor="ctr" anchorCtr="0" forceAA="0" compatLnSpc="1">
+                              <a:prstTxWarp prst="textNoShape">
+                                <a:avLst/>
+                              </a:prstTxWarp>
+                              <a:noAutofit/>
+                            </wps:bodyPr>
+                          </wps:wsp>
+                        </a:graphicData>
+                      </a:graphic>
+                      <wp14:sizeRelH relativeFrom="margin">
+                        <wp14:pctWidth>0</wp14:pctWidth>
+                      </wp14:sizeRelH>
+                      <wp14:sizeRelV relativeFrom="margin">
+                        <wp14:pctHeight>0</wp14:pctHeight>
+                      </wp14:sizeRelV>
+                    </wp:anchor>
+                  </w:drawing>
+                </mc:Choice>
+                <mc:Fallback>
+                  <w:pict>
+                    <v:shapetype w14:anchorId="2018660B" id="_x0000_t202" coordsize="21600,21600" o:spt="202" path="m,l,21600r21600,l21600,xe">
+                      <v:stroke joinstyle="miter"/>
+                      <v:path gradientshapeok="t" o:connecttype="rect"/>
+                    </v:shapetype>
+                    <v:shape id="Text Box 1" o:spid="_x0000_s1026" type="#_x0000_t202" style="position:absolute;left:0;text-align:left;margin-left:40pt;margin-top:10.05pt;width:188.15pt;height:91.85pt;z-index:251660800;visibility:visible;mso-wrap-style:square;mso-width-percent:0;mso-height-percent:0;mso-wrap-distance-left:9pt;mso-wrap-distance-top:0;mso-wrap-distance-right:9pt;mso-wrap-distance-bottom:0;mso-position-horizontal:absolute;mso-position-horizontal-relative:text;mso-position-vertical:absolute;mso-position-vertical-relative:text;mso-width-percent:0;mso-height-percent:0;mso-width-relative:margin;mso-height-relative:margin;v-text-anchor:middle" o:gfxdata="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" filled="f" stroked="f" strokeweight=".5pt">
+                      <v:textbox>
+                        <w:txbxContent>
+                          <w:p>
+                            <w:pPr>
+                              <w:jc w:val="center"/>
+                            </w:pPr>
+                            <w:r>
+                              <w:t>${</w:t>
+                            </w:r>
+                            <w:r>
+                              <w:t>TTD</w:t>
+                            </w:r>
+                            <w:r>
+                              <w:t>_</w:t>
+                            </w:r>
+                            <w:r>
+                              <w:t>PERAWAT</w:t>
+                            </w:r>
+                            <w:r>
+                              <w:t>_FINALISASI</w:t>
+                            </w:r>
+                            <w:r>
+                              <w:t>}</w:t>
+                            </w:r>
+                          </w:p>
+                        </w:txbxContent>
+                      </v:textbox>
+                    </v:shape>
+                  </w:pict>
+                </mc:Fallback>
+              </mc:AlternateContent>
+            </w:r>
+            <w:r>
+              <w:rPr>
+                <w:b/>
+                <w:bCs/>
+              </w:rPr>
+              <w:t>Yang Melakukan Pengkajian</w:t>
+            </w:r>
+          </w:p>
+          <w:p>
+            <w:pPr>
+              <w:jc w:val="center"/>
+              <w:rPr>
+                <w:b/>
+                <w:bCs/>
+              </w:rPr>
+            </w:pPr>
+            <w:r>
+              <w:rPr>
+                <w:b/>
+                <w:bCs/>
+              </w:rPr>
+              <w:t>Perawat</w:t>
+            </w:r>
+          </w:p>
+          <w:p>
+            <w:pPr>
+              <w:jc w:val="center"/>
+            </w:pPr>
+          </w:p>
+          <w:p>
+            <w:pPr>
+              <w:jc w:val="center"/>
+            </w:pPr>
+          </w:p>
+          <w:p>
+            <w:pPr>
+              <w:jc w:val="center"/>
+            </w:pPr>
+          </w:p>
+          <w:p>
+            <w:pPr>
+              <w:jc w:val="center"/>
+            </w:pPr>
+          </w:p>
+          <w:p>
+            <w:pPr>
+              <w:jc w:val="center"/>
+            </w:pPr>
+          </w:p>
+          <w:p>
+            <w:pPr>
+              <w:jc w:val="center"/>
+            </w:pPr>
+            <w:r>
+              <w:t xml:space="preserve">( </w:t>
+            </w:r>
+            <w:r>
+              <w:rPr>
+                <w:u w:val="single"/>
+              </w:rPr>
+              <w:t>${</w:t>
+            </w:r>
+            <w:r>
+              <w:rPr>
+                <w:u w:val="single"/>
+                <w:lang w:val="en-ID"/>
+              </w:rPr>
+              <w:t>NAMA_PERAWAT_FINALISASI</w:t>
+            </w:r>
+            <w:r>
+              <w:rPr>
+                <w:u w:val="single"/>
+              </w:rPr>
+              <w:t>}</w:t>
+            </w:r>
+            <w:r>
+              <w:t xml:space="preserve"> )</w:t>
+            </w:r>
+          </w:p>
+          <w:p>
+            <w:pPr>
+              <w:jc w:val="center"/>
+            </w:pPr>
+            <w:r>
+              <w:rPr>
+                <w:sz w:val="14"/>
+                <w:szCs w:val="18"/>
+                <w:lang w:val="en-ID"/>
+              </w:rPr>
+              <w:t>Tanda Tangan dan Nama Lengkap</w:t>
             </w:r>
           </w:p>
         </w:tc>
         <w:tc>
           <w:tcPr>
-            <w:tcW w:w="1134" w:type="dxa"/>
-            <w:tcBorders>
-              <w:top w:val="single" w:sz="4" w:space="0" w:color="CBD5E1"/>
-              <w:left w:val="single" w:sz="4" w:space="0" w:color="CBD5E1"/>
-              <w:bottom w:val="single" w:sz="4" w:space="0" w:color="CBD5E1"/>
-              <w:right w:val="single" w:sz="4" w:space="0" w:color="CBD5E1"/>
-            </w:tcBorders>
-            <w:shd w:val="clear" w:color="auto" w:fill="F1F5F9"/>
-            <w:tcMar>
-              <w:top w:w="70" w:type="dxa"/>
-              <w:left w:w="100" w:type="dxa"/>
-              <w:bottom w:w="70" w:type="dxa"/>
-              <w:right w:w="100" w:type="dxa"/>
-            </w:tcMar>
-            <w:vAlign w:val="center"/>
+            <w:tcW w:w="5529" w:type="dxa"/>
+            <w:gridSpan w:val="4"/>
           </w:tcPr>
           <w:p>
-            <w:proofErr w:type="spellStart"/>
+            <w:pPr>
+              <w:jc w:val="center"/>
+              <w:rPr>
+                <w:b/>
+                <w:bCs/>
+              </w:rPr>
+            </w:pPr>
             <w:r>
               <w:rPr>
-                <w:b/>
-                <w:color w:val="475569"/>
-                <w:sz w:val="16"/>
-              </w:rPr>
-              <w:t>Tanggal</w:t>
+                <w:sz w:val="17"/>
+              </w:rPr>
+              <w:t>${</w:t>
             </w:r>
-            <w:proofErr w:type="spellEnd"/>
             <w:r>
               <w:rPr>
-                <w:b/>
-                <w:color w:val="475569"/>
-                <w:sz w:val="16"/>
-              </w:rPr>
-              <w:t xml:space="preserve"> </w:t>
+                <w:sz w:val="17"/>
+                <w:lang w:val="en-ID"/>
+              </w:rPr>
+              <w:t>FINALISASI</w:t>
             </w:r>
-            <w:proofErr w:type="spellStart"/>
             <w:r>
               <w:rPr>
-                <w:b/>
-                <w:color w:val="475569"/>
-                <w:sz w:val="16"/>
-              </w:rPr>
-              <w:t>lahir</w:t>
+                <w:sz w:val="17"/>
+                <w:lang w:val="en-ID"/>
+              </w:rPr>
+              <w:t>_TANGGAL</w:t>
             </w:r>
-            <w:proofErr w:type="spellEnd"/>
-          </w:p>
-        </w:tc>
-        <w:tc>
-          <w:tcPr>
-            <w:tcW w:w="3458" w:type="dxa"/>
-            <w:tcBorders>
-              <w:top w:val="single" w:sz="4" w:space="0" w:color="CBD5E1"/>
-              <w:left w:val="single" w:sz="4" w:space="0" w:color="CBD5E1"/>
-              <w:bottom w:val="single" w:sz="4" w:space="0" w:color="CBD5E1"/>
-              <w:right w:val="single" w:sz="4" w:space="0" w:color="CBD5E1"/>
-            </w:tcBorders>
-            <w:tcMar>
-              <w:top w:w="70" w:type="dxa"/>
-              <w:left w:w="100" w:type="dxa"/>
-              <w:bottom w:w="70" w:type="dxa"/>
-              <w:right w:w="100" w:type="dxa"/>
-            </w:tcMar>
-            <w:vAlign w:val="center"/>
-          </w:tcPr>
-          <w:p>
             <w:r>
               <w:rPr>
-                <w:color w:val="202938"/>
-              </w:rPr>
-              <w:t>${TANGGAL_LAHIR}</w:t>
+                <w:sz w:val="17"/>
+              </w:rPr>
+              <w:t>} ${</w:t>
+            </w:r>
+            <w:r>
+              <w:rPr>
+                <w:sz w:val="17"/>
+                <w:lang w:val="en-ID"/>
+              </w:rPr>
+              <w:t>FINALISASI</w:t>
+            </w:r>
+            <w:r>
+              <w:rPr>
+                <w:sz w:val="17"/>
+                <w:lang w:val="en-ID"/>
+              </w:rPr>
+              <w:t>_JAM</w:t>
+            </w:r>
+            <w:r>
+              <w:rPr>
+                <w:sz w:val="17"/>
+              </w:rPr>
+              <w:t>}</w:t>
             </w:r>
           </w:p>
-        </w:tc>
-      </w:tr>
-      <w:tr>
-        <w:trPr>
-          <w:gridAfter w:val="1"/>
-          <w:wAfter w:w="1467" w:type="dxa"/>
-          <w:jc w:val="center"/>
-        </w:trPr>
-        <w:tc>
-          <w:tcPr>
-            <w:tcW w:w="1219" w:type="dxa"/>
-            <w:tcBorders>
-              <w:top w:val="single" w:sz="4" w:space="0" w:color="CBD5E1"/>
-              <w:left w:val="single" w:sz="4" w:space="0" w:color="CBD5E1"/>
-              <w:bottom w:val="single" w:sz="4" w:space="0" w:color="CBD5E1"/>
-              <w:right w:val="single" w:sz="4" w:space="0" w:color="CBD5E1"/>
-            </w:tcBorders>
-            <w:shd w:val="clear" w:color="auto" w:fill="F1F5F9"/>
-            <w:tcMar>
-              <w:top w:w="70" w:type="dxa"/>
-              <w:left w:w="100" w:type="dxa"/>
-              <w:bottom w:w="70" w:type="dxa"/>
-              <w:right w:w="100" w:type="dxa"/>
-            </w:tcMar>
-            <w:vAlign w:val="center"/>
-          </w:tcPr>
           <w:p>
-            <w:proofErr w:type="spellStart"/>
+            <w:pPr>
+              <w:jc w:val="center"/>
+              <w:rPr>
+                <w:b/>
+                <w:bCs/>
+              </w:rPr>
+            </w:pPr>
             <w:r>
               <w:rPr>
+                <w:rFonts w:cstheme="minorHAnsi"/>
+                <w:noProof/>
+              </w:rPr>
+              <mc:AlternateContent>
+                <mc:Choice Requires="wps">
+                  <w:drawing>
+                    <wp:anchor distT="0" distB="0" distL="114300" distR="114300" simplePos="0" relativeHeight="251655680" behindDoc="0" locked="0" layoutInCell="1" allowOverlap="1" wp14:anchorId="1B7476A5" wp14:editId="47300360">
+                      <wp:simplePos x="0" y="0"/>
+                      <wp:positionH relativeFrom="column">
+                        <wp:posOffset>508000</wp:posOffset>
+                      </wp:positionH>
+                      <wp:positionV relativeFrom="paragraph">
+                        <wp:posOffset>127899</wp:posOffset>
+                      </wp:positionV>
+                      <wp:extent cx="2389517" cy="1166531"/>
+                      <wp:effectExtent l="0" t="0" r="0" b="0"/>
+                      <wp:wrapNone/>
+                      <wp:docPr id="7" name="Text Box 7"/>
+                      <wp:cNvGraphicFramePr/>
+                      <a:graphic xmlns:a="http://schemas.openxmlformats.org/drawingml/2006/main">
+                        <a:graphicData uri="http://schemas.microsoft.com/office/word/2010/wordprocessingShape">
+                          <wps:wsp>
+                            <wps:cNvSpPr txBox="1"/>
+                            <wps:spPr>
+                              <a:xfrm>
+                                <a:off x="0" y="0"/>
+                                <a:ext cx="2389517" cy="1166531"/>
+                              </a:xfrm>
+                              <a:prstGeom prst="rect">
+                                <a:avLst/>
+                              </a:prstGeom>
+                              <a:noFill/>
+                              <a:ln w="6350">
+                                <a:noFill/>
+                              </a:ln>
+                            </wps:spPr>
+                            <wps:txbx>
+                              <w:txbxContent>
+                                <w:p>
+                                  <w:pPr>
+                                    <w:jc w:val="center"/>
+                                  </w:pPr>
+                                  <w:r>
+                                    <w:t>${</w:t>
+                                  </w:r>
+                                  <w:r>
+                                    <w:t>TTD</w:t>
+                                  </w:r>
+                                  <w:r>
+                                    <w:t>_DOKTER</w:t>
+                                  </w:r>
+                                  <w:r>
+                                    <w:t>_FINALISASI</w:t>
+                                  </w:r>
+                                  <w:r>
+                                    <w:t>}</w:t>
+                                  </w:r>
+                                </w:p>
+                              </w:txbxContent>
+                            </wps:txbx>
+                            <wps:bodyPr rot="0" spcFirstLastPara="0" vertOverflow="overflow" horzOverflow="overflow" vert="horz" wrap="square" lIns="91440" tIns="45720" rIns="91440" bIns="45720" numCol="1" spcCol="0" rtlCol="0" fromWordArt="0" anchor="ctr" anchorCtr="0" forceAA="0" compatLnSpc="1">
+                              <a:prstTxWarp prst="textNoShape">
+                                <a:avLst/>
+                              </a:prstTxWarp>
+                              <a:noAutofit/>
+                            </wps:bodyPr>
+                          </wps:wsp>
+                        </a:graphicData>
+                      </a:graphic>
+                      <wp14:sizeRelH relativeFrom="margin">
+                        <wp14:pctWidth>0</wp14:pctWidth>
+                      </wp14:sizeRelH>
+                      <wp14:sizeRelV relativeFrom="margin">
+                        <wp14:pctHeight>0</wp14:pctHeight>
+                      </wp14:sizeRelV>
+                    </wp:anchor>
+                  </w:drawing>
+                </mc:Choice>
+                <mc:Fallback>
+                  <w:pict>
+                    <v:shape w14:anchorId="1B7476A5" id="Text Box 7" o:spid="_x0000_s1027" type="#_x0000_t202" style="position:absolute;left:0;text-align:left;margin-left:40pt;margin-top:10.05pt;width:188.15pt;height:91.85pt;z-index:251655680;visibility:visible;mso-wrap-style:square;mso-width-percent:0;mso-height-percent:0;mso-wrap-distance-left:9pt;mso-wrap-distance-top:0;mso-wrap-distance-right:9pt;mso-wrap-distance-bottom:0;mso-position-horizontal:absolute;mso-position-horizontal-relative:text;mso-position-vertical:absolute;mso-position-vertical-relative:text;mso-width-percent:0;mso-height-percent:0;mso-width-relative:margin;mso-height-relative:margin;v-text-anchor:middle" o:gfxdata="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" filled="f" stroked="f" strokeweight=".5pt">
+                      <v:textbox>
+                        <w:txbxContent>
+                          <w:p>
+                            <w:pPr>
+                              <w:jc w:val="center"/>
+                            </w:pPr>
+                            <w:r>
+                              <w:t>${</w:t>
+                            </w:r>
+                            <w:r>
+                              <w:t>TTD</w:t>
+                            </w:r>
+                            <w:r>
+                              <w:t>_DOKTER</w:t>
+                            </w:r>
+                            <w:r>
+                              <w:t>_FINALISASI</w:t>
+                            </w:r>
+                            <w:r>
+                              <w:t>}</w:t>
+                            </w:r>
+                          </w:p>
+                        </w:txbxContent>
+                      </v:textbox>
+                    </v:shape>
+                  </w:pict>
+                </mc:Fallback>
+              </mc:AlternateContent>
+            </w:r>
+            <w:r>
+              <w:rPr>
                 <w:b/>
-                <w:color w:val="475569"/>
-                <w:sz w:val="16"/>
-              </w:rPr>
-              <w:t>Umur</w:t>
-            </w:r>
-            <w:proofErr w:type="spellEnd"/>
-          </w:p>
-        </w:tc>
-        <w:tc>
-          <w:tcPr>
-            <w:tcW w:w="2494" w:type="dxa"/>
-            <w:tcBorders>
-              <w:top w:val="single" w:sz="4" w:space="0" w:color="CBD5E1"/>
-              <w:left w:val="single" w:sz="4" w:space="0" w:color="CBD5E1"/>
-              <w:bottom w:val="single" w:sz="4" w:space="0" w:color="CBD5E1"/>
-              <w:right w:val="single" w:sz="4" w:space="0" w:color="CBD5E1"/>
-            </w:tcBorders>
-            <w:tcMar>
-              <w:top w:w="70" w:type="dxa"/>
-              <w:left w:w="100" w:type="dxa"/>
-              <w:bottom w:w="70" w:type="dxa"/>
-              <w:right w:w="100" w:type="dxa"/>
-            </w:tcMar>
-            <w:vAlign w:val="center"/>
-          </w:tcPr>
-          <w:p>
-            <w:r>
-              <w:rPr>
-                <w:color w:val="202938"/>
-              </w:rPr>
-              <w:t>${UMUR}</w:t>
+                <w:bCs/>
+              </w:rPr>
+              <w:t>Verifikasi</w:t>
             </w:r>
           </w:p>
-        </w:tc>
-        <w:tc>
-          <w:tcPr>
-            <w:tcW w:w="1134" w:type="dxa"/>
-            <w:tcBorders>
-              <w:top w:val="single" w:sz="4" w:space="0" w:color="CBD5E1"/>
-              <w:left w:val="single" w:sz="4" w:space="0" w:color="CBD5E1"/>
-              <w:bottom w:val="single" w:sz="4" w:space="0" w:color="CBD5E1"/>
-              <w:right w:val="single" w:sz="4" w:space="0" w:color="CBD5E1"/>
-            </w:tcBorders>
-            <w:shd w:val="clear" w:color="auto" w:fill="F1F5F9"/>
-            <w:tcMar>
-              <w:top w:w="70" w:type="dxa"/>
-              <w:left w:w="100" w:type="dxa"/>
-              <w:bottom w:w="70" w:type="dxa"/>
-              <w:right w:w="100" w:type="dxa"/>
-            </w:tcMar>
-            <w:vAlign w:val="center"/>
-          </w:tcPr>
           <w:p>
+            <w:pPr>
+              <w:jc w:val="center"/>
+              <w:rPr>
+                <w:b/>
+                <w:bCs/>
+              </w:rPr>
+            </w:pPr>
             <w:r>
               <w:rPr>
                 <w:b/>
-                <w:color w:val="475569"/>
-                <w:sz w:val="16"/>
-              </w:rPr>
-              <w:t xml:space="preserve">No. </w:t>
-            </w:r>
-            <w:proofErr w:type="spellStart"/>
-            <w:r>
-              <w:rPr>
-                <w:b/>
-                <w:color w:val="475569"/>
-                <w:sz w:val="16"/>
-              </w:rPr>
-              <w:t>pendaftaran</w:t>
-            </w:r>
-            <w:proofErr w:type="spellEnd"/>
-          </w:p>
-        </w:tc>
-        <w:tc>
-          <w:tcPr>
-            <w:tcW w:w="3458" w:type="dxa"/>
-            <w:tcBorders>
-              <w:top w:val="single" w:sz="4" w:space="0" w:color="CBD5E1"/>
-              <w:left w:val="single" w:sz="4" w:space="0" w:color="CBD5E1"/>
-              <w:bottom w:val="single" w:sz="4" w:space="0" w:color="CBD5E1"/>
-              <w:right w:val="single" w:sz="4" w:space="0" w:color="CBD5E1"/>
-            </w:tcBorders>
-            <w:tcMar>
-              <w:top w:w="70" w:type="dxa"/>
-              <w:left w:w="100" w:type="dxa"/>
-              <w:bottom w:w="70" w:type="dxa"/>
-              <w:right w:w="100" w:type="dxa"/>
-            </w:tcMar>
-            <w:vAlign w:val="center"/>
-          </w:tcPr>
-          <w:p>
-            <w:r>
-              <w:rPr>
-                <w:color w:val="202938"/>
-              </w:rPr>
-              <w:t>${NOPEN}</w:t>
-            </w:r>
-          </w:p>
-        </w:tc>
-      </w:tr>
-      <w:tr>
-        <w:trPr>
-          <w:gridAfter w:val="1"/>
-          <w:wAfter w:w="1467" w:type="dxa"/>
-          <w:jc w:val="center"/>
-        </w:trPr>
-        <w:tc>
-          <w:tcPr>
-            <w:tcW w:w="1219" w:type="dxa"/>
-            <w:tcBorders>
-              <w:top w:val="single" w:sz="4" w:space="0" w:color="CBD5E1"/>
-              <w:left w:val="single" w:sz="4" w:space="0" w:color="CBD5E1"/>
-              <w:bottom w:val="single" w:sz="4" w:space="0" w:color="CBD5E1"/>
-              <w:right w:val="single" w:sz="4" w:space="0" w:color="CBD5E1"/>
-            </w:tcBorders>
-            <w:shd w:val="clear" w:color="auto" w:fill="F1F5F9"/>
-            <w:tcMar>
-              <w:top w:w="70" w:type="dxa"/>
-              <w:left w:w="100" w:type="dxa"/>
-              <w:bottom w:w="70" w:type="dxa"/>
-              <w:right w:w="100" w:type="dxa"/>
-            </w:tcMar>
-            <w:vAlign w:val="center"/>
-          </w:tcPr>
-          <w:p>
-            <w:r>
-              <w:rPr>
-                <w:b/>
-                <w:color w:val="475569"/>
-                <w:sz w:val="16"/>
-              </w:rPr>
-              <w:t xml:space="preserve">No. </w:t>
-            </w:r>
-            <w:proofErr w:type="spellStart"/>
-            <w:r>
-              <w:rPr>
-                <w:b/>
-                <w:color w:val="475569"/>
-                <w:sz w:val="16"/>
-              </w:rPr>
-              <w:t>kunjungan</w:t>
-            </w:r>
-            <w:proofErr w:type="spellEnd"/>
-          </w:p>
-        </w:tc>
-        <w:tc>
-          <w:tcPr>
-            <w:tcW w:w="2494" w:type="dxa"/>
-            <w:tcBorders>
-              <w:top w:val="single" w:sz="4" w:space="0" w:color="CBD5E1"/>
-              <w:left w:val="single" w:sz="4" w:space="0" w:color="CBD5E1"/>
-              <w:bottom w:val="single" w:sz="4" w:space="0" w:color="CBD5E1"/>
-              <w:right w:val="single" w:sz="4" w:space="0" w:color="CBD5E1"/>
-            </w:tcBorders>
-            <w:tcMar>
-              <w:top w:w="70" w:type="dxa"/>
-              <w:left w:w="100" w:type="dxa"/>
-              <w:bottom w:w="70" w:type="dxa"/>
-              <w:right w:w="100" w:type="dxa"/>
-            </w:tcMar>
-            <w:vAlign w:val="center"/>
-          </w:tcPr>
-          <w:p>
-            <w:r>
-              <w:rPr>
-                <w:color w:val="202938"/>
-              </w:rPr>
-              <w:t>${KUNJUNGAN}</w:t>
-            </w:r>
-          </w:p>
-        </w:tc>
-        <w:tc>
-          <w:tcPr>
-            <w:tcW w:w="1134" w:type="dxa"/>
-            <w:tcBorders>
-              <w:top w:val="single" w:sz="4" w:space="0" w:color="CBD5E1"/>
-              <w:left w:val="single" w:sz="4" w:space="0" w:color="CBD5E1"/>
-              <w:bottom w:val="single" w:sz="4" w:space="0" w:color="CBD5E1"/>
-              <w:right w:val="single" w:sz="4" w:space="0" w:color="CBD5E1"/>
-            </w:tcBorders>
-            <w:shd w:val="clear" w:color="auto" w:fill="F1F5F9"/>
-            <w:tcMar>
-              <w:top w:w="70" w:type="dxa"/>
-              <w:left w:w="100" w:type="dxa"/>
-              <w:bottom w:w="70" w:type="dxa"/>
-              <w:right w:w="100" w:type="dxa"/>
-            </w:tcMar>
-            <w:vAlign w:val="center"/>
-          </w:tcPr>
-          <w:p>
-            <w:proofErr w:type="spellStart"/>
-            <w:r>
-              <w:rPr>
-                <w:b/>
-                <w:color w:val="475569"/>
-                <w:sz w:val="16"/>
-              </w:rPr>
-              <w:t>Ruangan</w:t>
-            </w:r>
-            <w:proofErr w:type="spellEnd"/>
-          </w:p>
-        </w:tc>
-        <w:tc>
-          <w:tcPr>
-            <w:tcW w:w="3458" w:type="dxa"/>
-            <w:tcBorders>
-              <w:top w:val="single" w:sz="4" w:space="0" w:color="CBD5E1"/>
-              <w:left w:val="single" w:sz="4" w:space="0" w:color="CBD5E1"/>
-              <w:bottom w:val="single" w:sz="4" w:space="0" w:color="CBD5E1"/>
-              <w:right w:val="single" w:sz="4" w:space="0" w:color="CBD5E1"/>
-            </w:tcBorders>
-            <w:tcMar>
-              <w:top w:w="70" w:type="dxa"/>
-              <w:left w:w="100" w:type="dxa"/>
-              <w:bottom w:w="70" w:type="dxa"/>
-              <w:right w:w="100" w:type="dxa"/>
-            </w:tcMar>
-            <w:vAlign w:val="center"/>
-          </w:tcPr>
-          <w:p>
-            <w:r>
-              <w:rPr>
-                <w:color w:val="202938"/>
-              </w:rPr>
-              <w:t>${RUANGAN}</w:t>
-            </w:r>
-          </w:p>
-        </w:tc>
-      </w:tr>
-      <w:tr>
-        <w:trPr>
-          <w:gridAfter w:val="1"/>
-          <w:wAfter w:w="1467" w:type="dxa"/>
-          <w:jc w:val="center"/>
-        </w:trPr>
-        <w:tc>
-          <w:tcPr>
-            <w:tcW w:w="1219" w:type="dxa"/>
-            <w:tcBorders>
-              <w:top w:val="single" w:sz="4" w:space="0" w:color="CBD5E1"/>
-              <w:left w:val="single" w:sz="4" w:space="0" w:color="CBD5E1"/>
-              <w:bottom w:val="single" w:sz="4" w:space="0" w:color="CBD5E1"/>
-              <w:right w:val="single" w:sz="4" w:space="0" w:color="CBD5E1"/>
-            </w:tcBorders>
-            <w:shd w:val="clear" w:color="auto" w:fill="F1F5F9"/>
-            <w:tcMar>
-              <w:top w:w="70" w:type="dxa"/>
-              <w:left w:w="100" w:type="dxa"/>
-              <w:bottom w:w="70" w:type="dxa"/>
-              <w:right w:w="100" w:type="dxa"/>
-            </w:tcMar>
-            <w:vAlign w:val="center"/>
-          </w:tcPr>
-          <w:p>
-            <w:proofErr w:type="spellStart"/>
-            <w:r>
-              <w:rPr>
-                <w:b/>
-                <w:color w:val="475569"/>
-                <w:sz w:val="16"/>
-              </w:rPr>
-              <w:t>Tanggal</w:t>
-            </w:r>
-            <w:proofErr w:type="spellEnd"/>
-            <w:r>
-              <w:rPr>
-                <w:b/>
-                <w:color w:val="475569"/>
-                <w:sz w:val="16"/>
-              </w:rPr>
-              <w:t xml:space="preserve"> </w:t>
-            </w:r>
-            <w:proofErr w:type="spellStart"/>
-            <w:r>
-              <w:rPr>
-                <w:b/>
-                <w:color w:val="475569"/>
-                <w:sz w:val="16"/>
-              </w:rPr>
-              <w:t>masuk</w:t>
-            </w:r>
-            <w:proofErr w:type="spellEnd"/>
-          </w:p>
-        </w:tc>
-        <w:tc>
-          <w:tcPr>
-            <w:tcW w:w="2494" w:type="dxa"/>
-            <w:tcBorders>
-              <w:top w:val="single" w:sz="4" w:space="0" w:color="CBD5E1"/>
-              <w:left w:val="single" w:sz="4" w:space="0" w:color="CBD5E1"/>
-              <w:bottom w:val="single" w:sz="4" w:space="0" w:color="CBD5E1"/>
-              <w:right w:val="single" w:sz="4" w:space="0" w:color="CBD5E1"/>
-            </w:tcBorders>
-            <w:tcMar>
-              <w:top w:w="70" w:type="dxa"/>
-              <w:left w:w="100" w:type="dxa"/>
-              <w:bottom w:w="70" w:type="dxa"/>
-              <w:right w:w="100" w:type="dxa"/>
-            </w:tcMar>
-            <w:vAlign w:val="center"/>
-          </w:tcPr>
-          <w:p>
-            <w:r>
-              <w:rPr>
-                <w:color w:val="202938"/>
-              </w:rPr>
-              <w:t>${TANGGAL_MASUK}</w:t>
-            </w:r>
-          </w:p>
-        </w:tc>
-        <w:tc>
-          <w:tcPr>
-            <w:tcW w:w="1134" w:type="dxa"/>
-            <w:tcBorders>
-              <w:top w:val="single" w:sz="4" w:space="0" w:color="CBD5E1"/>
-              <w:left w:val="single" w:sz="4" w:space="0" w:color="CBD5E1"/>
-              <w:bottom w:val="single" w:sz="4" w:space="0" w:color="CBD5E1"/>
-              <w:right w:val="single" w:sz="4" w:space="0" w:color="CBD5E1"/>
-            </w:tcBorders>
-            <w:shd w:val="clear" w:color="auto" w:fill="F1F5F9"/>
-            <w:tcMar>
-              <w:top w:w="70" w:type="dxa"/>
-              <w:left w:w="100" w:type="dxa"/>
-              <w:bottom w:w="70" w:type="dxa"/>
-              <w:right w:w="100" w:type="dxa"/>
-            </w:tcMar>
-            <w:vAlign w:val="center"/>
-          </w:tcPr>
-          <w:p>
-            <w:proofErr w:type="spellStart"/>
-            <w:r>
-              <w:rPr>
-                <w:b/>
-                <w:color w:val="475569"/>
-                <w:sz w:val="16"/>
-              </w:rPr>
-              <w:t>Tanggal</w:t>
-            </w:r>
-            <w:proofErr w:type="spellEnd"/>
-            <w:r>
-              <w:rPr>
-                <w:b/>
-                <w:color w:val="475569"/>
-                <w:sz w:val="16"/>
-              </w:rPr>
-              <w:t xml:space="preserve"> </w:t>
-            </w:r>
-            <w:proofErr w:type="spellStart"/>
-            <w:r>
-              <w:rPr>
-                <w:b/>
-                <w:color w:val="475569"/>
-                <w:sz w:val="16"/>
-              </w:rPr>
-              <w:t>keluar</w:t>
-            </w:r>
-            <w:proofErr w:type="spellEnd"/>
-          </w:p>
-        </w:tc>
-        <w:tc>
-          <w:tcPr>
-            <w:tcW w:w="3458" w:type="dxa"/>
-            <w:tcBorders>
-              <w:top w:val="single" w:sz="4" w:space="0" w:color="CBD5E1"/>
-              <w:left w:val="single" w:sz="4" w:space="0" w:color="CBD5E1"/>
-              <w:bottom w:val="single" w:sz="4" w:space="0" w:color="CBD5E1"/>
-              <w:right w:val="single" w:sz="4" w:space="0" w:color="CBD5E1"/>
-            </w:tcBorders>
-            <w:tcMar>
-              <w:top w:w="70" w:type="dxa"/>
-              <w:left w:w="100" w:type="dxa"/>
-              <w:bottom w:w="70" w:type="dxa"/>
-              <w:right w:w="100" w:type="dxa"/>
-            </w:tcMar>
-            <w:vAlign w:val="center"/>
-          </w:tcPr>
-          <w:p>
-            <w:r>
-              <w:rPr>
-                <w:color w:val="202938"/>
-              </w:rPr>
-              <w:t>${TANGGAL_KELUAR}</w:t>
-            </w:r>
-          </w:p>
-        </w:tc>
-      </w:tr>
-      <w:tr>
-        <w:trPr>
-          <w:gridAfter w:val="1"/>
-          <w:wAfter w:w="1467" w:type="dxa"/>
-          <w:jc w:val="center"/>
-        </w:trPr>
-        <w:tc>
-          <w:tcPr>
-            <w:tcW w:w="1219" w:type="dxa"/>
-            <w:tcBorders>
-              <w:top w:val="single" w:sz="4" w:space="0" w:color="CBD5E1"/>
-              <w:left w:val="single" w:sz="4" w:space="0" w:color="CBD5E1"/>
-              <w:bottom w:val="single" w:sz="4" w:space="0" w:color="CBD5E1"/>
-              <w:right w:val="single" w:sz="4" w:space="0" w:color="CBD5E1"/>
-            </w:tcBorders>
-            <w:shd w:val="clear" w:color="auto" w:fill="F1F5F9"/>
-            <w:tcMar>
-              <w:top w:w="70" w:type="dxa"/>
-              <w:left w:w="100" w:type="dxa"/>
-              <w:bottom w:w="70" w:type="dxa"/>
-              <w:right w:w="100" w:type="dxa"/>
-            </w:tcMar>
-            <w:vAlign w:val="center"/>
-          </w:tcPr>
-          <w:p>
-            <w:r>
-              <w:rPr>
-                <w:b/>
-                <w:color w:val="475569"/>
-                <w:sz w:val="16"/>
+                <w:bCs/>
               </w:rPr>
               <w:t>DPJP</w:t>
             </w:r>
           </w:p>
-        </w:tc>
-        <w:tc>
-          <w:tcPr>
-            <w:tcW w:w="2494" w:type="dxa"/>
-            <w:tcBorders>
-              <w:top w:val="single" w:sz="4" w:space="0" w:color="CBD5E1"/>
-              <w:left w:val="single" w:sz="4" w:space="0" w:color="CBD5E1"/>
-              <w:bottom w:val="single" w:sz="4" w:space="0" w:color="CBD5E1"/>
-              <w:right w:val="single" w:sz="4" w:space="0" w:color="CBD5E1"/>
-            </w:tcBorders>
-            <w:tcMar>
-              <w:top w:w="70" w:type="dxa"/>
-              <w:left w:w="100" w:type="dxa"/>
-              <w:bottom w:w="70" w:type="dxa"/>
-              <w:right w:w="100" w:type="dxa"/>
-            </w:tcMar>
-            <w:vAlign w:val="center"/>
-          </w:tcPr>
           <w:p>
+            <w:pPr>
+              <w:jc w:val="center"/>
+            </w:pPr>
+          </w:p>
+          <w:p>
+            <w:pPr>
+              <w:jc w:val="center"/>
+            </w:pPr>
+          </w:p>
+          <w:p>
+            <w:pPr>
+              <w:jc w:val="center"/>
+            </w:pPr>
+          </w:p>
+          <w:p>
+            <w:pPr>
+              <w:jc w:val="center"/>
+            </w:pPr>
+          </w:p>
+          <w:p>
+            <w:pPr>
+              <w:jc w:val="center"/>
+            </w:pPr>
+          </w:p>
+          <w:p>
+            <w:pPr>
+              <w:jc w:val="center"/>
+            </w:pPr>
             <w:r>
-              <w:rPr>
-                <w:color w:val="202938"/>
-              </w:rPr>
-              <w:t>${DPJP}</w:t>
+              <w:t xml:space="preserve">( </w:t>
+            </w:r>
+            <w:r>
+              <w:rPr>
+                <w:u w:val="single"/>
+              </w:rPr>
+              <w:t>${</w:t>
+            </w:r>
+            <w:r>
+              <w:rPr>
+                <w:u w:val="single"/>
+                <w:lang w:val="en-ID"/>
+              </w:rPr>
+              <w:t>NAMA_DOKTER_FINALISASI</w:t>
+            </w:r>
+            <w:r>
+              <w:rPr>
+                <w:u w:val="single"/>
+              </w:rPr>
+              <w:t>}</w:t>
+            </w:r>
+            <w:r>
+              <w:t xml:space="preserve"> )</w:t>
             </w:r>
           </w:p>
-        </w:tc>
-        <w:tc>
-          <w:tcPr>
-            <w:tcW w:w="1134" w:type="dxa"/>
-            <w:tcBorders>
-              <w:top w:val="single" w:sz="4" w:space="0" w:color="CBD5E1"/>
-              <w:left w:val="single" w:sz="4" w:space="0" w:color="CBD5E1"/>
-              <w:bottom w:val="single" w:sz="4" w:space="0" w:color="CBD5E1"/>
-              <w:right w:val="single" w:sz="4" w:space="0" w:color="CBD5E1"/>
-            </w:tcBorders>
-            <w:shd w:val="clear" w:color="auto" w:fill="F1F5F9"/>
-            <w:tcMar>
-              <w:top w:w="70" w:type="dxa"/>
-              <w:left w:w="100" w:type="dxa"/>
-              <w:bottom w:w="70" w:type="dxa"/>
-              <w:right w:w="100" w:type="dxa"/>
-            </w:tcMar>
-            <w:vAlign w:val="center"/>
-          </w:tcPr>
-          <w:p/>
-        </w:tc>
-        <w:tc>
-          <w:tcPr>
-            <w:tcW w:w="3458" w:type="dxa"/>
-            <w:tcBorders>
-              <w:top w:val="single" w:sz="4" w:space="0" w:color="CBD5E1"/>
-              <w:left w:val="single" w:sz="4" w:space="0" w:color="CBD5E1"/>
-              <w:bottom w:val="single" w:sz="4" w:space="0" w:color="CBD5E1"/>
-              <w:right w:val="single" w:sz="4" w:space="0" w:color="CBD5E1"/>
-            </w:tcBorders>
-            <w:tcMar>
-              <w:top w:w="70" w:type="dxa"/>
-              <w:left w:w="100" w:type="dxa"/>
-              <w:bottom w:w="70" w:type="dxa"/>
-              <w:right w:w="100" w:type="dxa"/>
-            </w:tcMar>
-            <w:vAlign w:val="center"/>
-          </w:tcPr>
-          <w:p/>
-        </w:tc>
-      </w:tr>
-    </w:tbl>
-    <w:p>
-      <w:pPr>
-        <w:spacing w:after="120"/>
-      </w:pPr>
-    </w:p>
-    <w:tbl>
-      <w:tblPr>
-        <w:tblW w:w="0" w:type="auto"/>
-        <w:jc w:val="center"/>
-        <w:tblLayout w:type="fixed"/>
-        <w:tblLook w:val="04A0" w:firstRow="1" w:lastRow="0" w:firstColumn="1" w:lastColumn="0" w:noHBand="0" w:noVBand="1"/>
-      </w:tblPr>
-      <w:tblGrid>
-        <w:gridCol w:w="10148"/>
-      </w:tblGrid>
-      <w:tr>
-        <w:trPr>
-          <w:jc w:val="center"/>
-        </w:trPr>
-        <w:tc>
-          <w:tcPr>
-            <w:tcW w:w="10148" w:type="dxa"/>
-            <w:tcBorders>
-              <w:top w:val="single" w:sz="4" w:space="0" w:color="176B63"/>
-              <w:left w:val="single" w:sz="4" w:space="0" w:color="176B63"/>
-              <w:bottom w:val="single" w:sz="4" w:space="0" w:color="176B63"/>
-              <w:right w:val="single" w:sz="4" w:space="0" w:color="176B63"/>
-            </w:tcBorders>
-            <w:shd w:val="clear" w:color="auto" w:fill="176B63"/>
-            <w:tcMar>
-              <w:top w:w="65" w:type="dxa"/>
-              <w:left w:w="120" w:type="dxa"/>
-              <w:bottom w:w="65" w:type="dxa"/>
-              <w:right w:w="100" w:type="dxa"/>
-            </w:tcMar>
-          </w:tcPr>
           <w:p>
+            <w:pPr>
+              <w:jc w:val="center"/>
+              <w:rPr>
+                <w:lang w:val="en-ID"/>
+              </w:rPr>
+            </w:pPr>
             <w:r>
               <w:rPr>
-                <w:b/>
-                <w:color w:val="FFFFFF"/>
-                <w:sz w:val="18"/>
-              </w:rPr>
-              <w:t>1. TRIAGE — CARA KEDATANGAN</w:t>
+                <w:sz w:val="14"/>
+                <w:szCs w:val="18"/>
+                <w:lang w:val="en-ID"/>
+              </w:rPr>
+              <w:t>Tanda Tangan dan Nama Lengkap</w:t>
             </w:r>
           </w:p>
         </w:tc>
@@ -930,1585 +2466,13 @@
     </w:tbl>
     <w:p>
       <w:pPr>
-        <w:spacing w:before="40" w:after="100" w:line="245" w:lineRule="auto"/>
-        <w:ind w:left="57" w:right="57"/>
-      </w:pPr>
-      <w:r>
-        <w:rPr>
-          <w:color w:val="263746"/>
-        </w:rPr>
-        <w:t>${TRIAGE_CARA_KEDATANGAN}</w:t>
-      </w:r>
-    </w:p>
-    <w:tbl>
-      <w:tblPr>
-        <w:tblW w:w="0" w:type="auto"/>
-        <w:jc w:val="center"/>
-        <w:tblLayout w:type="fixed"/>
-        <w:tblLook w:val="04A0" w:firstRow="1" w:lastRow="0" w:firstColumn="1" w:lastColumn="0" w:noHBand="0" w:noVBand="1"/>
-      </w:tblPr>
-      <w:tblGrid>
-        <w:gridCol w:w="10148"/>
-      </w:tblGrid>
-      <w:tr>
-        <w:trPr>
-          <w:jc w:val="center"/>
-        </w:trPr>
-        <w:tc>
-          <w:tcPr>
-            <w:tcW w:w="10148" w:type="dxa"/>
-            <w:tcBorders>
-              <w:top w:val="single" w:sz="4" w:space="0" w:color="176B63"/>
-              <w:left w:val="single" w:sz="4" w:space="0" w:color="176B63"/>
-              <w:bottom w:val="single" w:sz="4" w:space="0" w:color="176B63"/>
-              <w:right w:val="single" w:sz="4" w:space="0" w:color="176B63"/>
-            </w:tcBorders>
-            <w:shd w:val="clear" w:color="auto" w:fill="176B63"/>
-            <w:tcMar>
-              <w:top w:w="65" w:type="dxa"/>
-              <w:left w:w="120" w:type="dxa"/>
-              <w:bottom w:w="65" w:type="dxa"/>
-              <w:right w:w="100" w:type="dxa"/>
-            </w:tcMar>
-          </w:tcPr>
-          <w:p>
-            <w:r>
-              <w:rPr>
-                <w:b/>
-                <w:color w:val="FFFFFF"/>
-                <w:sz w:val="18"/>
-              </w:rPr>
-              <w:t>JENIS KASUS</w:t>
-            </w:r>
-          </w:p>
-        </w:tc>
-      </w:tr>
-    </w:tbl>
-    <w:p>
-      <w:pPr>
-        <w:spacing w:before="40" w:after="100" w:line="245" w:lineRule="auto"/>
-        <w:ind w:left="57" w:right="57"/>
-      </w:pPr>
-      <w:r>
-        <w:rPr>
-          <w:color w:val="263746"/>
-        </w:rPr>
-        <w:t>${TRIAGE_JENIS_KASUS}</w:t>
-      </w:r>
-    </w:p>
-    <w:tbl>
-      <w:tblPr>
-        <w:tblW w:w="0" w:type="auto"/>
-        <w:jc w:val="center"/>
-        <w:tblLayout w:type="fixed"/>
-        <w:tblLook w:val="04A0" w:firstRow="1" w:lastRow="0" w:firstColumn="1" w:lastColumn="0" w:noHBand="0" w:noVBand="1"/>
-      </w:tblPr>
-      <w:tblGrid>
-        <w:gridCol w:w="10148"/>
-      </w:tblGrid>
-      <w:tr>
-        <w:trPr>
-          <w:jc w:val="center"/>
-        </w:trPr>
-        <w:tc>
-          <w:tcPr>
-            <w:tcW w:w="10148" w:type="dxa"/>
-            <w:tcBorders>
-              <w:top w:val="single" w:sz="4" w:space="0" w:color="176B63"/>
-              <w:left w:val="single" w:sz="4" w:space="0" w:color="176B63"/>
-              <w:bottom w:val="single" w:sz="4" w:space="0" w:color="176B63"/>
-              <w:right w:val="single" w:sz="4" w:space="0" w:color="176B63"/>
-            </w:tcBorders>
-            <w:shd w:val="clear" w:color="auto" w:fill="176B63"/>
-            <w:tcMar>
-              <w:top w:w="65" w:type="dxa"/>
-              <w:left w:w="120" w:type="dxa"/>
-              <w:bottom w:w="65" w:type="dxa"/>
-              <w:right w:w="100" w:type="dxa"/>
-            </w:tcMar>
-          </w:tcPr>
-          <w:p>
-            <w:r>
-              <w:rPr>
-                <w:b/>
-                <w:color w:val="FFFFFF"/>
-                <w:sz w:val="18"/>
-              </w:rPr>
-              <w:t>RISIKO PENULARAN INFEKSI</w:t>
-            </w:r>
-          </w:p>
-        </w:tc>
-      </w:tr>
-    </w:tbl>
-    <w:p>
-      <w:pPr>
-        <w:spacing w:before="40" w:after="100" w:line="245" w:lineRule="auto"/>
-        <w:ind w:left="57" w:right="57"/>
-      </w:pPr>
-      <w:r>
-        <w:rPr>
-          <w:color w:val="263746"/>
-        </w:rPr>
-        <w:t>${TRIAGE_RISIKO_INFEKSI}</w:t>
-      </w:r>
-    </w:p>
-    <w:tbl>
-      <w:tblPr>
-        <w:tblW w:w="0" w:type="auto"/>
-        <w:jc w:val="center"/>
-        <w:tblLayout w:type="fixed"/>
-        <w:tblLook w:val="04A0" w:firstRow="1" w:lastRow="0" w:firstColumn="1" w:lastColumn="0" w:noHBand="0" w:noVBand="1"/>
-      </w:tblPr>
-      <w:tblGrid>
-        <w:gridCol w:w="10148"/>
-      </w:tblGrid>
-      <w:tr>
-        <w:trPr>
-          <w:jc w:val="center"/>
-        </w:trPr>
-        <w:tc>
-          <w:tcPr>
-            <w:tcW w:w="10148" w:type="dxa"/>
-            <w:tcBorders>
-              <w:top w:val="single" w:sz="4" w:space="0" w:color="176B63"/>
-              <w:left w:val="single" w:sz="4" w:space="0" w:color="176B63"/>
-              <w:bottom w:val="single" w:sz="4" w:space="0" w:color="176B63"/>
-              <w:right w:val="single" w:sz="4" w:space="0" w:color="176B63"/>
-            </w:tcBorders>
-            <w:shd w:val="clear" w:color="auto" w:fill="176B63"/>
-            <w:tcMar>
-              <w:top w:w="65" w:type="dxa"/>
-              <w:left w:w="120" w:type="dxa"/>
-              <w:bottom w:w="65" w:type="dxa"/>
-              <w:right w:w="100" w:type="dxa"/>
-            </w:tcMar>
-          </w:tcPr>
-          <w:p>
-            <w:r>
-              <w:rPr>
-                <w:b/>
-                <w:color w:val="FFFFFF"/>
-                <w:sz w:val="18"/>
-              </w:rPr>
-              <w:t>KRITERIA TRIAGE</w:t>
-            </w:r>
-          </w:p>
-        </w:tc>
-      </w:tr>
-    </w:tbl>
-    <w:p>
-      <w:pPr>
-        <w:spacing w:before="40" w:after="100" w:line="245" w:lineRule="auto"/>
-        <w:ind w:left="57" w:right="57"/>
-      </w:pPr>
-      <w:r>
-        <w:rPr>
-          <w:color w:val="263746"/>
-        </w:rPr>
-        <w:t>${TRIAGE_KRITERIA}</w:t>
-      </w:r>
-    </w:p>
-    <w:tbl>
-      <w:tblPr>
-        <w:tblW w:w="0" w:type="auto"/>
-        <w:jc w:val="center"/>
-        <w:tblLayout w:type="fixed"/>
-        <w:tblLook w:val="04A0" w:firstRow="1" w:lastRow="0" w:firstColumn="1" w:lastColumn="0" w:noHBand="0" w:noVBand="1"/>
-      </w:tblPr>
-      <w:tblGrid>
-        <w:gridCol w:w="10148"/>
-      </w:tblGrid>
-      <w:tr>
-        <w:trPr>
-          <w:jc w:val="center"/>
-        </w:trPr>
-        <w:tc>
-          <w:tcPr>
-            <w:tcW w:w="10148" w:type="dxa"/>
-            <w:tcBorders>
-              <w:top w:val="single" w:sz="4" w:space="0" w:color="176B63"/>
-              <w:left w:val="single" w:sz="4" w:space="0" w:color="176B63"/>
-              <w:bottom w:val="single" w:sz="4" w:space="0" w:color="176B63"/>
-              <w:right w:val="single" w:sz="4" w:space="0" w:color="176B63"/>
-            </w:tcBorders>
-            <w:shd w:val="clear" w:color="auto" w:fill="176B63"/>
-            <w:tcMar>
-              <w:top w:w="65" w:type="dxa"/>
-              <w:left w:w="120" w:type="dxa"/>
-              <w:bottom w:w="65" w:type="dxa"/>
-              <w:right w:w="100" w:type="dxa"/>
-            </w:tcMar>
-          </w:tcPr>
-          <w:p>
-            <w:r>
-              <w:rPr>
-                <w:b/>
-                <w:color w:val="FFFFFF"/>
-                <w:sz w:val="18"/>
-              </w:rPr>
-              <w:t>AUSTRALIAN TRIAGE SCALE (ATS)</w:t>
-            </w:r>
-          </w:p>
-        </w:tc>
-      </w:tr>
-    </w:tbl>
-    <w:p>
-      <w:pPr>
-        <w:spacing w:before="40" w:after="100" w:line="245" w:lineRule="auto"/>
-        <w:ind w:left="57" w:right="57"/>
-      </w:pPr>
-      <w:r>
-        <w:rPr>
-          <w:color w:val="263746"/>
-        </w:rPr>
-        <w:t>${ATS_KATEGORI}</w:t>
-      </w:r>
-    </w:p>
-    <w:tbl>
-      <w:tblPr>
-        <w:tblW w:w="0" w:type="auto"/>
-        <w:jc w:val="center"/>
-        <w:tblLayout w:type="fixed"/>
-        <w:tblLook w:val="04A0" w:firstRow="1" w:lastRow="0" w:firstColumn="1" w:lastColumn="0" w:noHBand="0" w:noVBand="1"/>
-      </w:tblPr>
-      <w:tblGrid>
-        <w:gridCol w:w="2041"/>
-        <w:gridCol w:w="7313"/>
-      </w:tblGrid>
-      <w:tr>
-        <w:trPr>
-          <w:jc w:val="center"/>
-        </w:trPr>
-        <w:tc>
-          <w:tcPr>
-            <w:tcW w:w="2041" w:type="dxa"/>
-            <w:tcBorders>
-              <w:top w:val="single" w:sz="4" w:space="0" w:color="CBD5E1"/>
-              <w:left w:val="single" w:sz="4" w:space="0" w:color="CBD5E1"/>
-              <w:bottom w:val="single" w:sz="4" w:space="0" w:color="CBD5E1"/>
-              <w:right w:val="single" w:sz="4" w:space="0" w:color="CBD5E1"/>
-            </w:tcBorders>
-            <w:shd w:val="clear" w:color="auto" w:fill="F1F5F9"/>
-            <w:tcMar>
-              <w:top w:w="70" w:type="dxa"/>
-              <w:left w:w="100" w:type="dxa"/>
-              <w:bottom w:w="70" w:type="dxa"/>
-              <w:right w:w="100" w:type="dxa"/>
-            </w:tcMar>
-            <w:vAlign w:val="center"/>
-          </w:tcPr>
-          <w:p>
-            <w:proofErr w:type="spellStart"/>
-            <w:r>
-              <w:rPr>
-                <w:b/>
-                <w:color w:val="475569"/>
-                <w:sz w:val="16"/>
-              </w:rPr>
-              <w:t>Prioritas</w:t>
-            </w:r>
-            <w:proofErr w:type="spellEnd"/>
-          </w:p>
-        </w:tc>
-        <w:tc>
-          <w:tcPr>
-            <w:tcW w:w="7313" w:type="dxa"/>
-            <w:tcBorders>
-              <w:top w:val="single" w:sz="4" w:space="0" w:color="CBD5E1"/>
-              <w:left w:val="single" w:sz="4" w:space="0" w:color="CBD5E1"/>
-              <w:bottom w:val="single" w:sz="4" w:space="0" w:color="CBD5E1"/>
-              <w:right w:val="single" w:sz="4" w:space="0" w:color="CBD5E1"/>
-            </w:tcBorders>
-            <w:tcMar>
-              <w:top w:w="70" w:type="dxa"/>
-              <w:left w:w="100" w:type="dxa"/>
-              <w:bottom w:w="70" w:type="dxa"/>
-              <w:right w:w="100" w:type="dxa"/>
-            </w:tcMar>
-            <w:vAlign w:val="center"/>
-          </w:tcPr>
-          <w:p>
-            <w:r>
-              <w:rPr>
-                <w:color w:val="202938"/>
-              </w:rPr>
-              <w:t>${ATS_PRIORITAS}</w:t>
-            </w:r>
-          </w:p>
-        </w:tc>
-      </w:tr>
-      <w:tr>
-        <w:trPr>
-          <w:jc w:val="center"/>
-        </w:trPr>
-        <w:tc>
-          <w:tcPr>
-            <w:tcW w:w="2041" w:type="dxa"/>
-            <w:tcBorders>
-              <w:top w:val="single" w:sz="4" w:space="0" w:color="CBD5E1"/>
-              <w:left w:val="single" w:sz="4" w:space="0" w:color="CBD5E1"/>
-              <w:bottom w:val="single" w:sz="4" w:space="0" w:color="CBD5E1"/>
-              <w:right w:val="single" w:sz="4" w:space="0" w:color="CBD5E1"/>
-            </w:tcBorders>
-            <w:shd w:val="clear" w:color="auto" w:fill="F1F5F9"/>
-            <w:tcMar>
-              <w:top w:w="70" w:type="dxa"/>
-              <w:left w:w="100" w:type="dxa"/>
-              <w:bottom w:w="70" w:type="dxa"/>
-              <w:right w:w="100" w:type="dxa"/>
-            </w:tcMar>
-            <w:vAlign w:val="center"/>
-          </w:tcPr>
-          <w:p>
-            <w:r>
-              <w:rPr>
-                <w:b/>
-                <w:color w:val="475569"/>
-                <w:sz w:val="16"/>
-              </w:rPr>
-              <w:t xml:space="preserve">Plan / </w:t>
-            </w:r>
-            <w:proofErr w:type="spellStart"/>
-            <w:r>
-              <w:rPr>
-                <w:b/>
-                <w:color w:val="475569"/>
-                <w:sz w:val="16"/>
-              </w:rPr>
-              <w:t>rencana</w:t>
-            </w:r>
-            <w:proofErr w:type="spellEnd"/>
-          </w:p>
-        </w:tc>
-        <w:tc>
-          <w:tcPr>
-            <w:tcW w:w="7313" w:type="dxa"/>
-            <w:tcBorders>
-              <w:top w:val="single" w:sz="4" w:space="0" w:color="CBD5E1"/>
-              <w:left w:val="single" w:sz="4" w:space="0" w:color="CBD5E1"/>
-              <w:bottom w:val="single" w:sz="4" w:space="0" w:color="CBD5E1"/>
-              <w:right w:val="single" w:sz="4" w:space="0" w:color="CBD5E1"/>
-            </w:tcBorders>
-            <w:tcMar>
-              <w:top w:w="70" w:type="dxa"/>
-              <w:left w:w="100" w:type="dxa"/>
-              <w:bottom w:w="70" w:type="dxa"/>
-              <w:right w:w="100" w:type="dxa"/>
-            </w:tcMar>
-            <w:vAlign w:val="center"/>
-          </w:tcPr>
-          <w:p>
-            <w:r>
-              <w:rPr>
-                <w:color w:val="202938"/>
-              </w:rPr>
-              <w:t>${ATS_PLAN}</w:t>
-            </w:r>
-          </w:p>
-        </w:tc>
-      </w:tr>
-      <w:tr>
-        <w:trPr>
-          <w:jc w:val="center"/>
-        </w:trPr>
-        <w:tc>
-          <w:tcPr>
-            <w:tcW w:w="2041" w:type="dxa"/>
-            <w:tcBorders>
-              <w:top w:val="single" w:sz="4" w:space="0" w:color="CBD5E1"/>
-              <w:left w:val="single" w:sz="4" w:space="0" w:color="CBD5E1"/>
-              <w:bottom w:val="single" w:sz="4" w:space="0" w:color="CBD5E1"/>
-              <w:right w:val="single" w:sz="4" w:space="0" w:color="CBD5E1"/>
-            </w:tcBorders>
-            <w:shd w:val="clear" w:color="auto" w:fill="F1F5F9"/>
-            <w:tcMar>
-              <w:top w:w="70" w:type="dxa"/>
-              <w:left w:w="100" w:type="dxa"/>
-              <w:bottom w:w="70" w:type="dxa"/>
-              <w:right w:w="100" w:type="dxa"/>
-            </w:tcMar>
-            <w:vAlign w:val="center"/>
-          </w:tcPr>
-          <w:p>
-            <w:proofErr w:type="spellStart"/>
-            <w:r>
-              <w:rPr>
-                <w:b/>
-                <w:color w:val="475569"/>
-                <w:sz w:val="16"/>
-              </w:rPr>
-              <w:t>Rincian</w:t>
-            </w:r>
-            <w:proofErr w:type="spellEnd"/>
-            <w:r>
-              <w:rPr>
-                <w:b/>
-                <w:color w:val="475569"/>
-                <w:sz w:val="16"/>
-              </w:rPr>
-              <w:t xml:space="preserve"> triage</w:t>
-            </w:r>
-          </w:p>
-        </w:tc>
-        <w:tc>
-          <w:tcPr>
-            <w:tcW w:w="7313" w:type="dxa"/>
-            <w:tcBorders>
-              <w:top w:val="single" w:sz="4" w:space="0" w:color="CBD5E1"/>
-              <w:left w:val="single" w:sz="4" w:space="0" w:color="CBD5E1"/>
-              <w:bottom w:val="single" w:sz="4" w:space="0" w:color="CBD5E1"/>
-              <w:right w:val="single" w:sz="4" w:space="0" w:color="CBD5E1"/>
-            </w:tcBorders>
-            <w:tcMar>
-              <w:top w:w="70" w:type="dxa"/>
-              <w:left w:w="100" w:type="dxa"/>
-              <w:bottom w:w="70" w:type="dxa"/>
-              <w:right w:w="100" w:type="dxa"/>
-            </w:tcMar>
-            <w:vAlign w:val="center"/>
-          </w:tcPr>
-          <w:p>
-            <w:r>
-              <w:rPr>
-                <w:color w:val="202938"/>
-              </w:rPr>
-              <w:t>${ATS_DETAIL}</w:t>
-            </w:r>
-          </w:p>
-        </w:tc>
-      </w:tr>
-    </w:tbl>
-    <w:p>
-      <w:pPr>
-        <w:spacing w:after="80"/>
+        <w:spacing w:after="0"/>
       </w:pPr>
     </w:p>
-    <w:tbl>
-      <w:tblPr>
-        <w:tblW w:w="0" w:type="auto"/>
-        <w:jc w:val="center"/>
-        <w:tblLayout w:type="fixed"/>
-        <w:tblLook w:val="04A0" w:firstRow="1" w:lastRow="0" w:firstColumn="1" w:lastColumn="0" w:noHBand="0" w:noVBand="1"/>
-      </w:tblPr>
-      <w:tblGrid>
-        <w:gridCol w:w="10148"/>
-      </w:tblGrid>
-      <w:tr>
-        <w:trPr>
-          <w:jc w:val="center"/>
-        </w:trPr>
-        <w:tc>
-          <w:tcPr>
-            <w:tcW w:w="10148" w:type="dxa"/>
-            <w:tcBorders>
-              <w:top w:val="single" w:sz="4" w:space="0" w:color="176B63"/>
-              <w:left w:val="single" w:sz="4" w:space="0" w:color="176B63"/>
-              <w:bottom w:val="single" w:sz="4" w:space="0" w:color="176B63"/>
-              <w:right w:val="single" w:sz="4" w:space="0" w:color="176B63"/>
-            </w:tcBorders>
-            <w:shd w:val="clear" w:color="auto" w:fill="176B63"/>
-            <w:tcMar>
-              <w:top w:w="65" w:type="dxa"/>
-              <w:left w:w="120" w:type="dxa"/>
-              <w:bottom w:w="65" w:type="dxa"/>
-              <w:right w:w="100" w:type="dxa"/>
-            </w:tcMar>
-          </w:tcPr>
-          <w:p>
-            <w:r>
-              <w:rPr>
-                <w:b/>
-                <w:color w:val="FFFFFF"/>
-                <w:sz w:val="18"/>
-              </w:rPr>
-              <w:t>ANAMNESIS PADA TRIAGE</w:t>
-            </w:r>
-          </w:p>
-        </w:tc>
-      </w:tr>
-    </w:tbl>
-    <w:p>
-      <w:pPr>
-        <w:spacing w:before="40" w:after="100" w:line="245" w:lineRule="auto"/>
-        <w:ind w:left="57" w:right="57"/>
-      </w:pPr>
-      <w:r>
-        <w:rPr>
-          <w:color w:val="263746"/>
-        </w:rPr>
-        <w:t>${TRIAGE_ANAMNESIS}</w:t>
-      </w:r>
-    </w:p>
-    <w:tbl>
-      <w:tblPr>
-        <w:tblW w:w="0" w:type="auto"/>
-        <w:jc w:val="center"/>
-        <w:tblLayout w:type="fixed"/>
-        <w:tblLook w:val="04A0" w:firstRow="1" w:lastRow="0" w:firstColumn="1" w:lastColumn="0" w:noHBand="0" w:noVBand="1"/>
-      </w:tblPr>
-      <w:tblGrid>
-        <w:gridCol w:w="10148"/>
-      </w:tblGrid>
-      <w:tr>
-        <w:trPr>
-          <w:jc w:val="center"/>
-        </w:trPr>
-        <w:tc>
-          <w:tcPr>
-            <w:tcW w:w="10148" w:type="dxa"/>
-            <w:tcBorders>
-              <w:top w:val="single" w:sz="4" w:space="0" w:color="176B63"/>
-              <w:left w:val="single" w:sz="4" w:space="0" w:color="176B63"/>
-              <w:bottom w:val="single" w:sz="4" w:space="0" w:color="176B63"/>
-              <w:right w:val="single" w:sz="4" w:space="0" w:color="176B63"/>
-            </w:tcBorders>
-            <w:shd w:val="clear" w:color="auto" w:fill="176B63"/>
-            <w:tcMar>
-              <w:top w:w="65" w:type="dxa"/>
-              <w:left w:w="120" w:type="dxa"/>
-              <w:bottom w:w="65" w:type="dxa"/>
-              <w:right w:w="100" w:type="dxa"/>
-            </w:tcMar>
-          </w:tcPr>
-          <w:p>
-            <w:r>
-              <w:rPr>
-                <w:b/>
-                <w:color w:val="FFFFFF"/>
-                <w:sz w:val="18"/>
-              </w:rPr>
-              <w:t>2. PRIMARY SURVEY / TANDA VITAL</w:t>
-            </w:r>
-          </w:p>
-        </w:tc>
-      </w:tr>
-    </w:tbl>
-    <w:p>
-      <w:pPr>
-        <w:spacing w:before="40" w:after="100" w:line="245" w:lineRule="auto"/>
-        <w:ind w:left="57" w:right="57"/>
-      </w:pPr>
-      <w:r>
-        <w:rPr>
-          <w:color w:val="263746"/>
-        </w:rPr>
-        <w:t>${PRIMARY_SURVEY}</w:t>
-      </w:r>
-    </w:p>
-    <w:tbl>
-      <w:tblPr>
-        <w:tblW w:w="0" w:type="auto"/>
-        <w:jc w:val="center"/>
-        <w:tblLayout w:type="fixed"/>
-        <w:tblLook w:val="04A0" w:firstRow="1" w:lastRow="0" w:firstColumn="1" w:lastColumn="0" w:noHBand="0" w:noVBand="1"/>
-      </w:tblPr>
-      <w:tblGrid>
-        <w:gridCol w:w="10148"/>
-      </w:tblGrid>
-      <w:tr>
-        <w:trPr>
-          <w:jc w:val="center"/>
-        </w:trPr>
-        <w:tc>
-          <w:tcPr>
-            <w:tcW w:w="10148" w:type="dxa"/>
-            <w:tcBorders>
-              <w:top w:val="single" w:sz="4" w:space="0" w:color="176B63"/>
-              <w:left w:val="single" w:sz="4" w:space="0" w:color="176B63"/>
-              <w:bottom w:val="single" w:sz="4" w:space="0" w:color="176B63"/>
-              <w:right w:val="single" w:sz="4" w:space="0" w:color="176B63"/>
-            </w:tcBorders>
-            <w:shd w:val="clear" w:color="auto" w:fill="176B63"/>
-            <w:tcMar>
-              <w:top w:w="65" w:type="dxa"/>
-              <w:left w:w="120" w:type="dxa"/>
-              <w:bottom w:w="65" w:type="dxa"/>
-              <w:right w:w="100" w:type="dxa"/>
-            </w:tcMar>
-          </w:tcPr>
-          <w:p>
-            <w:r>
-              <w:rPr>
-                <w:b/>
-                <w:color w:val="FFFFFF"/>
-                <w:sz w:val="18"/>
-              </w:rPr>
-              <w:t>3. STATUS KEHAMILAN, OBGYN, DAN KEBUTUHAN KHUSUS</w:t>
-            </w:r>
-          </w:p>
-        </w:tc>
-      </w:tr>
-    </w:tbl>
-    <w:p>
-      <w:pPr>
-        <w:spacing w:before="40" w:after="100" w:line="245" w:lineRule="auto"/>
-        <w:ind w:left="57" w:right="57"/>
-      </w:pPr>
-      <w:r>
-        <w:rPr>
-          <w:color w:val="263746"/>
-        </w:rPr>
-        <w:t>${STATUS_KEHAMILAN}</w:t>
-      </w:r>
-    </w:p>
-    <w:tbl>
-      <w:tblPr>
-        <w:tblW w:w="0" w:type="auto"/>
-        <w:jc w:val="center"/>
-        <w:tblLayout w:type="fixed"/>
-        <w:tblLook w:val="04A0" w:firstRow="1" w:lastRow="0" w:firstColumn="1" w:lastColumn="0" w:noHBand="0" w:noVBand="1"/>
-      </w:tblPr>
-      <w:tblGrid>
-        <w:gridCol w:w="10148"/>
-      </w:tblGrid>
-      <w:tr>
-        <w:trPr>
-          <w:jc w:val="center"/>
-        </w:trPr>
-        <w:tc>
-          <w:tcPr>
-            <w:tcW w:w="10148" w:type="dxa"/>
-            <w:tcBorders>
-              <w:top w:val="single" w:sz="4" w:space="0" w:color="176B63"/>
-              <w:left w:val="single" w:sz="4" w:space="0" w:color="176B63"/>
-              <w:bottom w:val="single" w:sz="4" w:space="0" w:color="176B63"/>
-              <w:right w:val="single" w:sz="4" w:space="0" w:color="176B63"/>
-            </w:tcBorders>
-            <w:shd w:val="clear" w:color="auto" w:fill="176B63"/>
-            <w:tcMar>
-              <w:top w:w="65" w:type="dxa"/>
-              <w:left w:w="120" w:type="dxa"/>
-              <w:bottom w:w="65" w:type="dxa"/>
-              <w:right w:w="100" w:type="dxa"/>
-            </w:tcMar>
-          </w:tcPr>
-          <w:p>
-            <w:r>
-              <w:rPr>
-                <w:b/>
-                <w:color w:val="FFFFFF"/>
-                <w:sz w:val="18"/>
-              </w:rPr>
-              <w:t>ANAMNESIS DIPEROLEH</w:t>
-            </w:r>
-          </w:p>
-        </w:tc>
-      </w:tr>
-    </w:tbl>
-    <w:p>
-      <w:pPr>
-        <w:spacing w:before="40" w:after="100" w:line="245" w:lineRule="auto"/>
-        <w:ind w:left="57" w:right="57"/>
-      </w:pPr>
-      <w:r>
-        <w:rPr>
-          <w:color w:val="263746"/>
-        </w:rPr>
-        <w:t>${ANAMNESIS_DIPEROLEH}</w:t>
-      </w:r>
-    </w:p>
-    <w:tbl>
-      <w:tblPr>
-        <w:tblW w:w="0" w:type="auto"/>
-        <w:jc w:val="center"/>
-        <w:tblLayout w:type="fixed"/>
-        <w:tblLook w:val="04A0" w:firstRow="1" w:lastRow="0" w:firstColumn="1" w:lastColumn="0" w:noHBand="0" w:noVBand="1"/>
-      </w:tblPr>
-      <w:tblGrid>
-        <w:gridCol w:w="10148"/>
-      </w:tblGrid>
-      <w:tr>
-        <w:trPr>
-          <w:jc w:val="center"/>
-        </w:trPr>
-        <w:tc>
-          <w:tcPr>
-            <w:tcW w:w="10148" w:type="dxa"/>
-            <w:tcBorders>
-              <w:top w:val="single" w:sz="4" w:space="0" w:color="176B63"/>
-              <w:left w:val="single" w:sz="4" w:space="0" w:color="176B63"/>
-              <w:bottom w:val="single" w:sz="4" w:space="0" w:color="176B63"/>
-              <w:right w:val="single" w:sz="4" w:space="0" w:color="176B63"/>
-            </w:tcBorders>
-            <w:shd w:val="clear" w:color="auto" w:fill="176B63"/>
-            <w:tcMar>
-              <w:top w:w="65" w:type="dxa"/>
-              <w:left w:w="120" w:type="dxa"/>
-              <w:bottom w:w="65" w:type="dxa"/>
-              <w:right w:w="100" w:type="dxa"/>
-            </w:tcMar>
-          </w:tcPr>
-          <w:p>
-            <w:r>
-              <w:rPr>
-                <w:b/>
-                <w:color w:val="FFFFFF"/>
-                <w:sz w:val="18"/>
-              </w:rPr>
-              <w:t>4. PSIKOLOGI, SOSIAL, EKONOMI, SPIRITUAL</w:t>
-            </w:r>
-          </w:p>
-        </w:tc>
-      </w:tr>
-    </w:tbl>
-    <w:p>
-      <w:pPr>
-        <w:spacing w:before="40" w:after="100" w:line="245" w:lineRule="auto"/>
-        <w:ind w:left="57" w:right="57"/>
-      </w:pPr>
-      <w:r>
-        <w:rPr>
-          <w:color w:val="263746"/>
-        </w:rPr>
-        <w:t>${PSIKOSOSIAL}</w:t>
-      </w:r>
-    </w:p>
-    <w:tbl>
-      <w:tblPr>
-        <w:tblW w:w="0" w:type="auto"/>
-        <w:jc w:val="center"/>
-        <w:tblLayout w:type="fixed"/>
-        <w:tblLook w:val="04A0" w:firstRow="1" w:lastRow="0" w:firstColumn="1" w:lastColumn="0" w:noHBand="0" w:noVBand="1"/>
-      </w:tblPr>
-      <w:tblGrid>
-        <w:gridCol w:w="10148"/>
-      </w:tblGrid>
-      <w:tr>
-        <w:trPr>
-          <w:jc w:val="center"/>
-        </w:trPr>
-        <w:tc>
-          <w:tcPr>
-            <w:tcW w:w="10148" w:type="dxa"/>
-            <w:tcBorders>
-              <w:top w:val="single" w:sz="4" w:space="0" w:color="176B63"/>
-              <w:left w:val="single" w:sz="4" w:space="0" w:color="176B63"/>
-              <w:bottom w:val="single" w:sz="4" w:space="0" w:color="176B63"/>
-              <w:right w:val="single" w:sz="4" w:space="0" w:color="176B63"/>
-            </w:tcBorders>
-            <w:shd w:val="clear" w:color="auto" w:fill="176B63"/>
-            <w:tcMar>
-              <w:top w:w="65" w:type="dxa"/>
-              <w:left w:w="120" w:type="dxa"/>
-              <w:bottom w:w="65" w:type="dxa"/>
-              <w:right w:w="100" w:type="dxa"/>
-            </w:tcMar>
-          </w:tcPr>
-          <w:p>
-            <w:r>
-              <w:rPr>
-                <w:b/>
-                <w:color w:val="FFFFFF"/>
-                <w:sz w:val="18"/>
-              </w:rPr>
-              <w:t>STATUS FUNGSIONAL</w:t>
-            </w:r>
-          </w:p>
-        </w:tc>
-      </w:tr>
-    </w:tbl>
-    <w:p>
-      <w:pPr>
-        <w:spacing w:before="40" w:after="100" w:line="245" w:lineRule="auto"/>
-        <w:ind w:left="57" w:right="57"/>
-      </w:pPr>
-      <w:r>
-        <w:rPr>
-          <w:color w:val="263746"/>
-        </w:rPr>
-        <w:t>${STATUS_FUNGSIONAL}</w:t>
-      </w:r>
-    </w:p>
-    <w:tbl>
-      <w:tblPr>
-        <w:tblW w:w="0" w:type="auto"/>
-        <w:jc w:val="center"/>
-        <w:tblLayout w:type="fixed"/>
-        <w:tblLook w:val="04A0" w:firstRow="1" w:lastRow="0" w:firstColumn="1" w:lastColumn="0" w:noHBand="0" w:noVBand="1"/>
-      </w:tblPr>
-      <w:tblGrid>
-        <w:gridCol w:w="10148"/>
-      </w:tblGrid>
-      <w:tr>
-        <w:trPr>
-          <w:jc w:val="center"/>
-        </w:trPr>
-        <w:tc>
-          <w:tcPr>
-            <w:tcW w:w="10148" w:type="dxa"/>
-            <w:tcBorders>
-              <w:top w:val="single" w:sz="4" w:space="0" w:color="176B63"/>
-              <w:left w:val="single" w:sz="4" w:space="0" w:color="176B63"/>
-              <w:bottom w:val="single" w:sz="4" w:space="0" w:color="176B63"/>
-              <w:right w:val="single" w:sz="4" w:space="0" w:color="176B63"/>
-            </w:tcBorders>
-            <w:shd w:val="clear" w:color="auto" w:fill="176B63"/>
-            <w:tcMar>
-              <w:top w:w="65" w:type="dxa"/>
-              <w:left w:w="120" w:type="dxa"/>
-              <w:bottom w:w="65" w:type="dxa"/>
-              <w:right w:w="100" w:type="dxa"/>
-            </w:tcMar>
-          </w:tcPr>
-          <w:p>
-            <w:r>
-              <w:rPr>
-                <w:b/>
-                <w:color w:val="FFFFFF"/>
-                <w:sz w:val="18"/>
-              </w:rPr>
-              <w:t>5. SKRINING NYERI</w:t>
-            </w:r>
-          </w:p>
-        </w:tc>
-      </w:tr>
-    </w:tbl>
-    <w:p>
-      <w:pPr>
-        <w:spacing w:before="40" w:after="100" w:line="245" w:lineRule="auto"/>
-        <w:ind w:left="57" w:right="57"/>
-      </w:pPr>
-      <w:r>
-        <w:rPr>
-          <w:color w:val="263746"/>
-        </w:rPr>
-        <w:t>${SKRINING_NYERI}</w:t>
-      </w:r>
-    </w:p>
-    <w:tbl>
-      <w:tblPr>
-        <w:tblW w:w="0" w:type="auto"/>
-        <w:jc w:val="center"/>
-        <w:tblLayout w:type="fixed"/>
-        <w:tblLook w:val="04A0" w:firstRow="1" w:lastRow="0" w:firstColumn="1" w:lastColumn="0" w:noHBand="0" w:noVBand="1"/>
-      </w:tblPr>
-      <w:tblGrid>
-        <w:gridCol w:w="10148"/>
-      </w:tblGrid>
-      <w:tr>
-        <w:trPr>
-          <w:jc w:val="center"/>
-        </w:trPr>
-        <w:tc>
-          <w:tcPr>
-            <w:tcW w:w="10148" w:type="dxa"/>
-            <w:tcBorders>
-              <w:top w:val="single" w:sz="4" w:space="0" w:color="176B63"/>
-              <w:left w:val="single" w:sz="4" w:space="0" w:color="176B63"/>
-              <w:bottom w:val="single" w:sz="4" w:space="0" w:color="176B63"/>
-              <w:right w:val="single" w:sz="4" w:space="0" w:color="176B63"/>
-            </w:tcBorders>
-            <w:shd w:val="clear" w:color="auto" w:fill="176B63"/>
-            <w:tcMar>
-              <w:top w:w="65" w:type="dxa"/>
-              <w:left w:w="120" w:type="dxa"/>
-              <w:bottom w:w="65" w:type="dxa"/>
-              <w:right w:w="100" w:type="dxa"/>
-            </w:tcMar>
-          </w:tcPr>
-          <w:p>
-            <w:r>
-              <w:rPr>
-                <w:b/>
-                <w:color w:val="FFFFFF"/>
-                <w:sz w:val="18"/>
-              </w:rPr>
-              <w:t>6. SKRINING RISIKO JATUH — HUMPTY DUMPTY</w:t>
-            </w:r>
-          </w:p>
-        </w:tc>
-      </w:tr>
-    </w:tbl>
-    <w:p>
-      <w:pPr>
-        <w:spacing w:before="40" w:after="100" w:line="245" w:lineRule="auto"/>
-        <w:ind w:left="57" w:right="57"/>
-      </w:pPr>
-      <w:r>
-        <w:rPr>
-          <w:color w:val="263746"/>
-        </w:rPr>
-        <w:t>${RISIKO_JATUH_HUMPTY_DUMPTY}</w:t>
-      </w:r>
-    </w:p>
-    <w:tbl>
-      <w:tblPr>
-        <w:tblW w:w="0" w:type="auto"/>
-        <w:jc w:val="center"/>
-        <w:tblLayout w:type="fixed"/>
-        <w:tblLook w:val="04A0" w:firstRow="1" w:lastRow="0" w:firstColumn="1" w:lastColumn="0" w:noHBand="0" w:noVBand="1"/>
-      </w:tblPr>
-      <w:tblGrid>
-        <w:gridCol w:w="10148"/>
-      </w:tblGrid>
-      <w:tr>
-        <w:trPr>
-          <w:jc w:val="center"/>
-        </w:trPr>
-        <w:tc>
-          <w:tcPr>
-            <w:tcW w:w="10148" w:type="dxa"/>
-            <w:tcBorders>
-              <w:top w:val="single" w:sz="4" w:space="0" w:color="176B63"/>
-              <w:left w:val="single" w:sz="4" w:space="0" w:color="176B63"/>
-              <w:bottom w:val="single" w:sz="4" w:space="0" w:color="176B63"/>
-              <w:right w:val="single" w:sz="4" w:space="0" w:color="176B63"/>
-            </w:tcBorders>
-            <w:shd w:val="clear" w:color="auto" w:fill="176B63"/>
-            <w:tcMar>
-              <w:top w:w="65" w:type="dxa"/>
-              <w:left w:w="120" w:type="dxa"/>
-              <w:bottom w:w="65" w:type="dxa"/>
-              <w:right w:w="100" w:type="dxa"/>
-            </w:tcMar>
-          </w:tcPr>
-          <w:p>
-            <w:r>
-              <w:rPr>
-                <w:b/>
-                <w:color w:val="FFFFFF"/>
-                <w:sz w:val="18"/>
-              </w:rPr>
-              <w:t>SKRINING RISIKO JATUH — SKALA MORSE</w:t>
-            </w:r>
-          </w:p>
-        </w:tc>
-      </w:tr>
-    </w:tbl>
-    <w:p>
-      <w:pPr>
-        <w:spacing w:before="40" w:after="100" w:line="245" w:lineRule="auto"/>
-        <w:ind w:left="57" w:right="57"/>
-      </w:pPr>
-      <w:r>
-        <w:rPr>
-          <w:color w:val="263746"/>
-        </w:rPr>
-        <w:t>${RISIKO_JATUH_MORSE}</w:t>
-      </w:r>
-    </w:p>
-    <w:tbl>
-      <w:tblPr>
-        <w:tblW w:w="0" w:type="auto"/>
-        <w:jc w:val="center"/>
-        <w:tblLayout w:type="fixed"/>
-        <w:tblLook w:val="04A0" w:firstRow="1" w:lastRow="0" w:firstColumn="1" w:lastColumn="0" w:noHBand="0" w:noVBand="1"/>
-      </w:tblPr>
-      <w:tblGrid>
-        <w:gridCol w:w="10148"/>
-      </w:tblGrid>
-      <w:tr>
-        <w:trPr>
-          <w:jc w:val="center"/>
-        </w:trPr>
-        <w:tc>
-          <w:tcPr>
-            <w:tcW w:w="10148" w:type="dxa"/>
-            <w:tcBorders>
-              <w:top w:val="single" w:sz="4" w:space="0" w:color="176B63"/>
-              <w:left w:val="single" w:sz="4" w:space="0" w:color="176B63"/>
-              <w:bottom w:val="single" w:sz="4" w:space="0" w:color="176B63"/>
-              <w:right w:val="single" w:sz="4" w:space="0" w:color="176B63"/>
-            </w:tcBorders>
-            <w:shd w:val="clear" w:color="auto" w:fill="176B63"/>
-            <w:tcMar>
-              <w:top w:w="65" w:type="dxa"/>
-              <w:left w:w="120" w:type="dxa"/>
-              <w:bottom w:w="65" w:type="dxa"/>
-              <w:right w:w="100" w:type="dxa"/>
-            </w:tcMar>
-          </w:tcPr>
-          <w:p>
-            <w:r>
-              <w:rPr>
-                <w:b/>
-                <w:color w:val="FFFFFF"/>
-                <w:sz w:val="18"/>
-              </w:rPr>
-              <w:lastRenderedPageBreak/>
-              <w:t>SKRINING RISIKO JATUH — EPFRA</w:t>
-            </w:r>
-          </w:p>
-        </w:tc>
-      </w:tr>
-    </w:tbl>
-    <w:p>
-      <w:pPr>
-        <w:spacing w:before="40" w:after="100" w:line="245" w:lineRule="auto"/>
-        <w:ind w:left="57" w:right="57"/>
-      </w:pPr>
-      <w:r>
-        <w:rPr>
-          <w:color w:val="263746"/>
-        </w:rPr>
-        <w:t>${RISIKO_JATUH_EPFRA}</w:t>
-      </w:r>
-    </w:p>
-    <w:tbl>
-      <w:tblPr>
-        <w:tblW w:w="0" w:type="auto"/>
-        <w:jc w:val="center"/>
-        <w:tblLayout w:type="fixed"/>
-        <w:tblLook w:val="04A0" w:firstRow="1" w:lastRow="0" w:firstColumn="1" w:lastColumn="0" w:noHBand="0" w:noVBand="1"/>
-      </w:tblPr>
-      <w:tblGrid>
-        <w:gridCol w:w="10148"/>
-      </w:tblGrid>
-      <w:tr>
-        <w:trPr>
-          <w:jc w:val="center"/>
-        </w:trPr>
-        <w:tc>
-          <w:tcPr>
-            <w:tcW w:w="10148" w:type="dxa"/>
-            <w:tcBorders>
-              <w:top w:val="single" w:sz="4" w:space="0" w:color="176B63"/>
-              <w:left w:val="single" w:sz="4" w:space="0" w:color="176B63"/>
-              <w:bottom w:val="single" w:sz="4" w:space="0" w:color="176B63"/>
-              <w:right w:val="single" w:sz="4" w:space="0" w:color="176B63"/>
-            </w:tcBorders>
-            <w:shd w:val="clear" w:color="auto" w:fill="176B63"/>
-            <w:tcMar>
-              <w:top w:w="65" w:type="dxa"/>
-              <w:left w:w="120" w:type="dxa"/>
-              <w:bottom w:w="65" w:type="dxa"/>
-              <w:right w:w="100" w:type="dxa"/>
-            </w:tcMar>
-          </w:tcPr>
-          <w:p>
-            <w:r>
-              <w:rPr>
-                <w:b/>
-                <w:color w:val="FFFFFF"/>
-                <w:sz w:val="18"/>
-              </w:rPr>
-              <w:t>SKRINING RISIKO JATUH — GET UP AND GO</w:t>
-            </w:r>
-          </w:p>
-        </w:tc>
-      </w:tr>
-    </w:tbl>
-    <w:p>
-      <w:pPr>
-        <w:spacing w:before="40" w:after="100" w:line="245" w:lineRule="auto"/>
-        <w:ind w:left="57" w:right="57"/>
-      </w:pPr>
-      <w:r>
-        <w:rPr>
-          <w:color w:val="263746"/>
-        </w:rPr>
-        <w:t>${RISIKO_JATUH_GET_UP_AND_GO}</w:t>
-      </w:r>
-    </w:p>
-    <w:tbl>
-      <w:tblPr>
-        <w:tblW w:w="0" w:type="auto"/>
-        <w:jc w:val="center"/>
-        <w:tblLayout w:type="fixed"/>
-        <w:tblLook w:val="04A0" w:firstRow="1" w:lastRow="0" w:firstColumn="1" w:lastColumn="0" w:noHBand="0" w:noVBand="1"/>
-      </w:tblPr>
-      <w:tblGrid>
-        <w:gridCol w:w="10148"/>
-      </w:tblGrid>
-      <w:tr>
-        <w:trPr>
-          <w:jc w:val="center"/>
-        </w:trPr>
-        <w:tc>
-          <w:tcPr>
-            <w:tcW w:w="10148" w:type="dxa"/>
-            <w:tcBorders>
-              <w:top w:val="single" w:sz="4" w:space="0" w:color="176B63"/>
-              <w:left w:val="single" w:sz="4" w:space="0" w:color="176B63"/>
-              <w:bottom w:val="single" w:sz="4" w:space="0" w:color="176B63"/>
-              <w:right w:val="single" w:sz="4" w:space="0" w:color="176B63"/>
-            </w:tcBorders>
-            <w:shd w:val="clear" w:color="auto" w:fill="176B63"/>
-            <w:tcMar>
-              <w:top w:w="65" w:type="dxa"/>
-              <w:left w:w="120" w:type="dxa"/>
-              <w:bottom w:w="65" w:type="dxa"/>
-              <w:right w:w="100" w:type="dxa"/>
-            </w:tcMar>
-          </w:tcPr>
-          <w:p>
-            <w:r>
-              <w:rPr>
-                <w:b/>
-                <w:color w:val="FFFFFF"/>
-                <w:sz w:val="18"/>
-              </w:rPr>
-              <w:t>7. SKRINING GIZI — MUST</w:t>
-            </w:r>
-          </w:p>
-        </w:tc>
-      </w:tr>
-    </w:tbl>
-    <w:p>
-      <w:pPr>
-        <w:spacing w:before="40" w:after="100" w:line="245" w:lineRule="auto"/>
-        <w:ind w:left="57" w:right="57"/>
-      </w:pPr>
-      <w:r>
-        <w:rPr>
-          <w:color w:val="263746"/>
-        </w:rPr>
-        <w:t>${SKRINING_GIZI_MUST}</w:t>
-      </w:r>
-    </w:p>
-    <w:tbl>
-      <w:tblPr>
-        <w:tblW w:w="0" w:type="auto"/>
-        <w:jc w:val="center"/>
-        <w:tblLayout w:type="fixed"/>
-        <w:tblLook w:val="04A0" w:firstRow="1" w:lastRow="0" w:firstColumn="1" w:lastColumn="0" w:noHBand="0" w:noVBand="1"/>
-      </w:tblPr>
-      <w:tblGrid>
-        <w:gridCol w:w="10148"/>
-      </w:tblGrid>
-      <w:tr>
-        <w:trPr>
-          <w:jc w:val="center"/>
-        </w:trPr>
-        <w:tc>
-          <w:tcPr>
-            <w:tcW w:w="10148" w:type="dxa"/>
-            <w:tcBorders>
-              <w:top w:val="single" w:sz="4" w:space="0" w:color="176B63"/>
-              <w:left w:val="single" w:sz="4" w:space="0" w:color="176B63"/>
-              <w:bottom w:val="single" w:sz="4" w:space="0" w:color="176B63"/>
-              <w:right w:val="single" w:sz="4" w:space="0" w:color="176B63"/>
-            </w:tcBorders>
-            <w:shd w:val="clear" w:color="auto" w:fill="176B63"/>
-            <w:tcMar>
-              <w:top w:w="65" w:type="dxa"/>
-              <w:left w:w="120" w:type="dxa"/>
-              <w:bottom w:w="65" w:type="dxa"/>
-              <w:right w:w="100" w:type="dxa"/>
-            </w:tcMar>
-          </w:tcPr>
-          <w:p>
-            <w:r>
-              <w:rPr>
-                <w:b/>
-                <w:color w:val="FFFFFF"/>
-                <w:sz w:val="18"/>
-              </w:rPr>
-              <w:t>SKRINING GIZI — STRONG KID</w:t>
-            </w:r>
-          </w:p>
-        </w:tc>
-      </w:tr>
-    </w:tbl>
-    <w:p>
-      <w:pPr>
-        <w:spacing w:before="40" w:after="100" w:line="245" w:lineRule="auto"/>
-        <w:ind w:left="57" w:right="57"/>
-      </w:pPr>
-      <w:r>
-        <w:rPr>
-          <w:color w:val="263746"/>
-        </w:rPr>
-        <w:t>${SKRINING_GIZI_STRONG_KID}</w:t>
-      </w:r>
-    </w:p>
-    <w:tbl>
-      <w:tblPr>
-        <w:tblW w:w="0" w:type="auto"/>
-        <w:jc w:val="center"/>
-        <w:tblLayout w:type="fixed"/>
-        <w:tblLook w:val="04A0" w:firstRow="1" w:lastRow="0" w:firstColumn="1" w:lastColumn="0" w:noHBand="0" w:noVBand="1"/>
-      </w:tblPr>
-      <w:tblGrid>
-        <w:gridCol w:w="10148"/>
-      </w:tblGrid>
-      <w:tr>
-        <w:trPr>
-          <w:jc w:val="center"/>
-        </w:trPr>
-        <w:tc>
-          <w:tcPr>
-            <w:tcW w:w="10148" w:type="dxa"/>
-            <w:tcBorders>
-              <w:top w:val="single" w:sz="4" w:space="0" w:color="176B63"/>
-              <w:left w:val="single" w:sz="4" w:space="0" w:color="176B63"/>
-              <w:bottom w:val="single" w:sz="4" w:space="0" w:color="176B63"/>
-              <w:right w:val="single" w:sz="4" w:space="0" w:color="176B63"/>
-            </w:tcBorders>
-            <w:shd w:val="clear" w:color="auto" w:fill="176B63"/>
-            <w:tcMar>
-              <w:top w:w="65" w:type="dxa"/>
-              <w:left w:w="120" w:type="dxa"/>
-              <w:bottom w:w="65" w:type="dxa"/>
-              <w:right w:w="100" w:type="dxa"/>
-            </w:tcMar>
-          </w:tcPr>
-          <w:p>
-            <w:r>
-              <w:rPr>
-                <w:b/>
-                <w:color w:val="FFFFFF"/>
-                <w:sz w:val="18"/>
-              </w:rPr>
-              <w:t>8. IMPLEMENTASI KEPERAWATAN</w:t>
-            </w:r>
-          </w:p>
-        </w:tc>
-      </w:tr>
-    </w:tbl>
-    <w:p>
-      <w:pPr>
-        <w:spacing w:before="40" w:after="100" w:line="245" w:lineRule="auto"/>
-        <w:ind w:left="57" w:right="57"/>
-      </w:pPr>
-      <w:r>
-        <w:rPr>
-          <w:color w:val="263746"/>
-        </w:rPr>
-        <w:t>${IMPLEMENTASI_KEPERAWATAN}</w:t>
-      </w:r>
-    </w:p>
-    <w:tbl>
-      <w:tblPr>
-        <w:tblW w:w="0" w:type="auto"/>
-        <w:jc w:val="center"/>
-        <w:tblLayout w:type="fixed"/>
-        <w:tblLook w:val="04A0" w:firstRow="1" w:lastRow="0" w:firstColumn="1" w:lastColumn="0" w:noHBand="0" w:noVBand="1"/>
-      </w:tblPr>
-      <w:tblGrid>
-        <w:gridCol w:w="10148"/>
-      </w:tblGrid>
-      <w:tr>
-        <w:trPr>
-          <w:jc w:val="center"/>
-        </w:trPr>
-        <w:tc>
-          <w:tcPr>
-            <w:tcW w:w="10148" w:type="dxa"/>
-            <w:tcBorders>
-              <w:top w:val="single" w:sz="4" w:space="0" w:color="176B63"/>
-              <w:left w:val="single" w:sz="4" w:space="0" w:color="176B63"/>
-              <w:bottom w:val="single" w:sz="4" w:space="0" w:color="176B63"/>
-              <w:right w:val="single" w:sz="4" w:space="0" w:color="176B63"/>
-            </w:tcBorders>
-            <w:shd w:val="clear" w:color="auto" w:fill="176B63"/>
-            <w:tcMar>
-              <w:top w:w="65" w:type="dxa"/>
-              <w:left w:w="120" w:type="dxa"/>
-              <w:bottom w:w="65" w:type="dxa"/>
-              <w:right w:w="100" w:type="dxa"/>
-            </w:tcMar>
-          </w:tcPr>
-          <w:p>
-            <w:r>
-              <w:rPr>
-                <w:b/>
-                <w:color w:val="FFFFFF"/>
-                <w:sz w:val="18"/>
-              </w:rPr>
-              <w:t>TINDAKAN KOLABORASI</w:t>
-            </w:r>
-          </w:p>
-        </w:tc>
-      </w:tr>
-    </w:tbl>
-    <w:p>
-      <w:pPr>
-        <w:spacing w:before="40" w:after="100" w:line="245" w:lineRule="auto"/>
-        <w:ind w:left="57" w:right="57"/>
-      </w:pPr>
-      <w:r>
-        <w:rPr>
-          <w:color w:val="263746"/>
-        </w:rPr>
-        <w:t>${TINDAKAN_KOLABORASI}</w:t>
-      </w:r>
-    </w:p>
-    <w:tbl>
-      <w:tblPr>
-        <w:tblW w:w="0" w:type="auto"/>
-        <w:jc w:val="center"/>
-        <w:tblLayout w:type="fixed"/>
-        <w:tblLook w:val="04A0" w:firstRow="1" w:lastRow="0" w:firstColumn="1" w:lastColumn="0" w:noHBand="0" w:noVBand="1"/>
-      </w:tblPr>
-      <w:tblGrid>
-        <w:gridCol w:w="10148"/>
-      </w:tblGrid>
-      <w:tr>
-        <w:trPr>
-          <w:jc w:val="center"/>
-        </w:trPr>
-        <w:tc>
-          <w:tcPr>
-            <w:tcW w:w="10148" w:type="dxa"/>
-            <w:tcBorders>
-              <w:top w:val="single" w:sz="4" w:space="0" w:color="176B63"/>
-              <w:left w:val="single" w:sz="4" w:space="0" w:color="176B63"/>
-              <w:bottom w:val="single" w:sz="4" w:space="0" w:color="176B63"/>
-              <w:right w:val="single" w:sz="4" w:space="0" w:color="176B63"/>
-            </w:tcBorders>
-            <w:shd w:val="clear" w:color="auto" w:fill="176B63"/>
-            <w:tcMar>
-              <w:top w:w="65" w:type="dxa"/>
-              <w:left w:w="120" w:type="dxa"/>
-              <w:bottom w:w="65" w:type="dxa"/>
-              <w:right w:w="100" w:type="dxa"/>
-            </w:tcMar>
-          </w:tcPr>
-          <w:p>
-            <w:r>
-              <w:rPr>
-                <w:b/>
-                <w:color w:val="FFFFFF"/>
-                <w:sz w:val="18"/>
-              </w:rPr>
-              <w:t>DIAGNOSIS / MASALAH KEPERAWATAN</w:t>
-            </w:r>
-          </w:p>
-        </w:tc>
-      </w:tr>
-    </w:tbl>
-    <w:p>
-      <w:pPr>
-        <w:spacing w:before="40" w:after="100" w:line="245" w:lineRule="auto"/>
-        <w:ind w:left="57" w:right="57"/>
-      </w:pPr>
-      <w:r>
-        <w:rPr>
-          <w:color w:val="263746"/>
-        </w:rPr>
-        <w:t>${DIAGNOSIS_KEPERAWATAN}</w:t>
-      </w:r>
-    </w:p>
-    <w:tbl>
-      <w:tblPr>
-        <w:tblW w:w="0" w:type="auto"/>
-        <w:jc w:val="center"/>
-        <w:tblLayout w:type="fixed"/>
-        <w:tblLook w:val="04A0" w:firstRow="1" w:lastRow="0" w:firstColumn="1" w:lastColumn="0" w:noHBand="0" w:noVBand="1"/>
-      </w:tblPr>
-      <w:tblGrid>
-        <w:gridCol w:w="10148"/>
-      </w:tblGrid>
-      <w:tr>
-        <w:trPr>
-          <w:jc w:val="center"/>
-        </w:trPr>
-        <w:tc>
-          <w:tcPr>
-            <w:tcW w:w="10148" w:type="dxa"/>
-            <w:tcBorders>
-              <w:top w:val="single" w:sz="4" w:space="0" w:color="176B63"/>
-              <w:left w:val="single" w:sz="4" w:space="0" w:color="176B63"/>
-              <w:bottom w:val="single" w:sz="4" w:space="0" w:color="176B63"/>
-              <w:right w:val="single" w:sz="4" w:space="0" w:color="176B63"/>
-            </w:tcBorders>
-            <w:shd w:val="clear" w:color="auto" w:fill="176B63"/>
-            <w:tcMar>
-              <w:top w:w="65" w:type="dxa"/>
-              <w:left w:w="120" w:type="dxa"/>
-              <w:bottom w:w="65" w:type="dxa"/>
-              <w:right w:w="100" w:type="dxa"/>
-            </w:tcMar>
-          </w:tcPr>
-          <w:p>
-            <w:r>
-              <w:rPr>
-                <w:b/>
-                <w:color w:val="FFFFFF"/>
-                <w:sz w:val="18"/>
-              </w:rPr>
-              <w:t>9. DISCHARGE PLANNING</w:t>
-            </w:r>
-          </w:p>
-        </w:tc>
-      </w:tr>
-    </w:tbl>
-    <w:p>
-      <w:pPr>
-        <w:spacing w:before="40" w:after="100" w:line="245" w:lineRule="auto"/>
-        <w:ind w:left="57" w:right="57"/>
-      </w:pPr>
-      <w:r>
-        <w:rPr>
-          <w:color w:val="263746"/>
-        </w:rPr>
-        <w:t>${DISCHARGE_PLANNING}</w:t>
-      </w:r>
-    </w:p>
-    <w:p>
-      <w:pPr>
-        <w:spacing w:before="140" w:after="40"/>
-        <w:jc w:val="right"/>
-      </w:pPr>
-      <w:proofErr w:type="spellStart"/>
-      <w:r>
-        <w:rPr>
-          <w:color w:val="202938"/>
-        </w:rPr>
-        <w:t>Sukoharjo</w:t>
-      </w:r>
-      <w:proofErr w:type="spellEnd"/>
-      <w:r>
-        <w:rPr>
-          <w:color w:val="202938"/>
-        </w:rPr>
-        <w:t>,</w:t>
-      </w:r>
-    </w:p>
-    <w:tbl>
-      <w:tblPr>
-        <w:tblW w:w="0" w:type="auto"/>
-        <w:jc w:val="center"/>
-        <w:tblLayout w:type="fixed"/>
-        <w:tblLook w:val="04A0" w:firstRow="1" w:lastRow="0" w:firstColumn="1" w:lastColumn="0" w:noHBand="0" w:noVBand="1"/>
-      </w:tblPr>
-      <w:tblGrid>
-        <w:gridCol w:w="5074"/>
-        <w:gridCol w:w="5074"/>
-      </w:tblGrid>
-      <w:tr>
-        <w:trPr>
-          <w:jc w:val="center"/>
-        </w:trPr>
-        <w:tc>
-          <w:tcPr>
-            <w:tcW w:w="5074" w:type="dxa"/>
-            <w:tcBorders>
-              <w:top w:val="nil"/>
-              <w:left w:val="nil"/>
-              <w:bottom w:val="nil"/>
-              <w:right w:val="nil"/>
-            </w:tcBorders>
-            <w:tcMar>
-              <w:top w:w="70" w:type="dxa"/>
-              <w:left w:w="100" w:type="dxa"/>
-              <w:bottom w:w="70" w:type="dxa"/>
-              <w:right w:w="100" w:type="dxa"/>
-            </w:tcMar>
-            <w:vAlign w:val="center"/>
-          </w:tcPr>
-          <w:p>
-            <w:r>
-              <w:rPr>
-                <w:color w:val="202938"/>
-                <w:sz w:val="16"/>
-              </w:rPr>
-              <w:t xml:space="preserve"> </w:t>
-            </w:r>
-          </w:p>
-        </w:tc>
-        <w:tc>
-          <w:tcPr>
-            <w:tcW w:w="5074" w:type="dxa"/>
-            <w:tcBorders>
-              <w:top w:val="nil"/>
-              <w:left w:val="nil"/>
-              <w:bottom w:val="nil"/>
-              <w:right w:val="nil"/>
-            </w:tcBorders>
-            <w:tcMar>
-              <w:top w:w="100" w:type="dxa"/>
-              <w:left w:w="120" w:type="dxa"/>
-              <w:bottom w:w="100" w:type="dxa"/>
-              <w:right w:w="120" w:type="dxa"/>
-            </w:tcMar>
-            <w:vAlign w:val="center"/>
-          </w:tcPr>
-          <w:p>
-            <w:pPr>
-              <w:spacing w:after="20"/>
-              <w:jc w:val="center"/>
-            </w:pPr>
-            <w:proofErr w:type="spellStart"/>
-            <w:r>
-              <w:rPr>
-                <w:color w:val="202938"/>
-              </w:rPr>
-              <w:t>Perawat</w:t>
-            </w:r>
-            <w:proofErr w:type="spellEnd"/>
-            <w:r>
-              <w:rPr>
-                <w:color w:val="202938"/>
-              </w:rPr>
-              <w:t xml:space="preserve"> yang </w:t>
-            </w:r>
-            <w:proofErr w:type="spellStart"/>
-            <w:r>
-              <w:rPr>
-                <w:color w:val="202938"/>
-              </w:rPr>
-              <w:t>melakukan</w:t>
-            </w:r>
-            <w:proofErr w:type="spellEnd"/>
-            <w:r>
-              <w:rPr>
-                <w:color w:val="202938"/>
-              </w:rPr>
-              <w:t xml:space="preserve"> </w:t>
-            </w:r>
-            <w:proofErr w:type="spellStart"/>
-            <w:r>
-              <w:rPr>
-                <w:color w:val="202938"/>
-              </w:rPr>
-              <w:t>pengkajian</w:t>
-            </w:r>
-            <w:proofErr w:type="spellEnd"/>
-            <w:r>
-              <w:rPr>
-                <w:color w:val="202938"/>
-              </w:rPr>
-              <w:t>,</w:t>
-            </w:r>
-          </w:p>
-          <w:p>
-            <w:pPr>
-              <w:spacing w:before="80" w:after="60"/>
-              <w:jc w:val="center"/>
-            </w:pPr>
-            <w:r>
-              <w:rPr>
-                <w:color w:val="263746"/>
-              </w:rPr>
-              <w:t>${TTD_PERAWAT_FINALISASI}</w:t>
-            </w:r>
-          </w:p>
-          <w:p>
-            <w:pPr>
-              <w:spacing w:before="40"/>
-              <w:jc w:val="center"/>
-            </w:pPr>
-            <w:r>
-              <w:rPr>
-                <w:b/>
-                <w:color w:val="263746"/>
-              </w:rPr>
-              <w:t>${NAMA_PERAWAT_FINALISASI}</w:t>
-            </w:r>
-          </w:p>
-          <w:p>
-            <w:pPr>
-              <w:jc w:val="center"/>
-            </w:pPr>
-            <w:r>
-              <w:rPr>
-                <w:color w:val="475569"/>
-                <w:sz w:val="16"/>
-              </w:rPr>
-              <w:t>NIP: ${NIP_PERAWAT_FINALISASI}</w:t>
-            </w:r>
-          </w:p>
-        </w:tc>
-      </w:tr>
-    </w:tbl>
-    <w:p/>
     <w:sectPr>
-      <w:headerReference w:type="default" r:id="rId8"/>
-      <w:footerReference w:type="default" r:id="rId9"/>
-      <w:pgSz w:w="11906" w:h="16838"/>
-      <w:pgMar w:top="765" w:right="879" w:bottom="765" w:left="879" w:header="312" w:footer="312" w:gutter="0"/>
+      <w:footerReference w:type="default" r:id="rId11"/>
+      <w:pgSz w:w="12242" w:h="18722" w:code="149"/>
+      <w:pgMar w:top="567" w:right="476" w:bottom="567" w:left="567" w:header="720" w:footer="397" w:gutter="0"/>
       <w:cols w:space="720"/>
       <w:docGrid w:linePitch="360"/>
     </w:sectPr>
@@ -2520,6 +2484,9 @@
 <w:endnotes xmlns:wpc="http://schemas.microsoft.com/office/word/2010/wordprocessingCanvas" xmlns:cx="http://schemas.microsoft.com/office/drawing/2014/chartex" xmlns:cx1="http://schemas.microsoft.com/office/drawing/2015/9/8/chartex" xmlns:cx2="http://schemas.microsoft.com/office/drawing/2015/10/21/chartex" xmlns:cx3="http://schemas.microsoft.com/office/drawing/2016/5/9/chartex" xmlns:cx4="http://schemas.microsoft.com/office/drawing/2016/5/10/chartex" xmlns:cx5="http://schemas.microsoft.com/office/drawing/2016/5/11/chartex" xmlns:cx6="http://schemas.microsoft.com/office/drawing/2016/5/12/chartex" xmlns:cx7="http://schemas.microsoft.com/office/drawing/2016/5/13/chartex" xmlns:cx8="http://schemas.microsoft.com/office/drawing/2016/5/14/chartex" xmlns:mc="http://schemas.openxmlformats.org/markup-compatibility/2006" xmlns:aink="http://schemas.microsoft.com/office/drawing/2016/ink" xmlns:am3d="http://schemas.microsoft.com/office/drawing/2017/model3d" xmlns:o="urn:schemas-microsoft-com:office:office" xmlns:oel="http://schemas.microsoft.com/office/2019/extlst" xmlns:r="http://schemas.openxmlformats.org/officeDocument/2006/relationships" xmlns:m="http://schemas.openxmlformats.org/officeDocument/2006/math" xmlns:v="urn:schemas-microsoft-com:vml" xmlns:wp14="http://schemas.microsoft.com/office/word/2010/wordprocessingDrawing" xmlns:wp="http://schemas.openxmlformats.org/drawingml/2006/wordprocessingDrawing" xmlns:w10="urn:schemas-microsoft-com:office:word" xmlns:w="http://schemas.openxmlformats.org/wordprocessingml/2006/main" xmlns:w14="http://schemas.microsoft.com/office/word/2010/wordml" xmlns:w15="http://schemas.microsoft.com/office/word/2012/wordml" xmlns:w16cex="http://schemas.microsoft.com/office/word/2018/wordml/cex" xmlns:w16cid="http://schemas.microsoft.com/office/word/2016/wordml/cid" xmlns:w16="http://schemas.microsoft.com/office/word/2018/wordml" xmlns:w16sdtdh="http://schemas.microsoft.com/office/word/2020/wordml/sdtdatahash" xmlns:w16se="http://schemas.microsoft.com/office/word/2015/wordml/symex" xmlns:wpg="http://schemas.microsoft.com/office/word/2010/wordprocessingGroup" xmlns:wpi="http://schemas.microsoft.com/office/word/2010/wordprocessingInk" xmlns:wne="http://schemas.microsoft.com/office/word/2006/wordml" xmlns:wps="http://schemas.microsoft.com/office/word/2010/wordprocessingShape" mc:Ignorable="w14 w15 w16se w16cid w16 w16cex w16sdtdh wp14">
   <w:endnote w:type="separator" w:id="-1">
     <w:p>
+      <w:pPr>
+        <w:spacing w:after="0" w:line="240" w:lineRule="auto"/>
+      </w:pPr>
       <w:r>
         <w:separator/>
       </w:r>
@@ -2527,6 +2494,9 @@
   </w:endnote>
   <w:endnote w:type="continuationSeparator" w:id="0">
     <w:p>
+      <w:pPr>
+        <w:spacing w:after="0" w:line="240" w:lineRule="auto"/>
+      </w:pPr>
       <w:r>
         <w:continuationSeparator/>
       </w:r>
@@ -2540,46 +2510,21 @@
   <w:p>
     <w:pPr>
       <w:pStyle w:val="Footer"/>
-      <w:jc w:val="center"/>
+      <w:jc w:val="right"/>
+      <w:rPr>
+        <w:i/>
+        <w:iCs/>
+        <w:lang w:val="en-ID"/>
+      </w:rPr>
     </w:pPr>
     <w:r>
       <w:rPr>
-        <w:color w:val="64748B"/>
-        <w:sz w:val="14"/>
-      </w:rPr>
-      <w:t xml:space="preserve">PENGKAJIAN AWAL KEPERAWATAN RAWAT </w:t>
-    </w:r>
-    <w:proofErr w:type="gramStart"/>
-    <w:r>
-      <w:rPr>
-        <w:color w:val="64748B"/>
-        <w:sz w:val="14"/>
-      </w:rPr>
-      <w:t>DARURAT  |</w:t>
-    </w:r>
-    <w:proofErr w:type="gramEnd"/>
-    <w:r>
-      <w:rPr>
-        <w:color w:val="64748B"/>
-        <w:sz w:val="14"/>
-      </w:rPr>
-      <w:t xml:space="preserve">  No. </w:t>
-    </w:r>
-    <w:proofErr w:type="spellStart"/>
-    <w:r>
-      <w:rPr>
-        <w:color w:val="64748B"/>
-        <w:sz w:val="14"/>
-      </w:rPr>
-      <w:t>Kunjungan</w:t>
-    </w:r>
-    <w:proofErr w:type="spellEnd"/>
-    <w:r>
-      <w:rPr>
-        <w:color w:val="64748B"/>
-        <w:sz w:val="14"/>
-      </w:rPr>
-      <w:t>: ${KUNJUNGAN}</w:t>
+        <w:i/>
+        <w:iCs/>
+        <w:sz w:val="16"/>
+        <w:szCs w:val="20"/>
+      </w:rPr>
+      <w:t>Rev. III / 2026</w:t>
     </w:r>
   </w:p>
 </w:ftr>
@@ -2589,6 +2534,9 @@
 <w:footnotes xmlns:wpc="http://schemas.microsoft.com/office/word/2010/wordprocessingCanvas" xmlns:cx="http://schemas.microsoft.com/office/drawing/2014/chartex" xmlns:cx1="http://schemas.microsoft.com/office/drawing/2015/9/8/chartex" xmlns:cx2="http://schemas.microsoft.com/office/drawing/2015/10/21/chartex" xmlns:cx3="http://schemas.microsoft.com/office/drawing/2016/5/9/chartex" xmlns:cx4="http://schemas.microsoft.com/office/drawing/2016/5/10/chartex" xmlns:cx5="http://schemas.microsoft.com/office/drawing/2016/5/11/chartex" xmlns:cx6="http://schemas.microsoft.com/office/drawing/2016/5/12/chartex" xmlns:cx7="http://schemas.microsoft.com/office/drawing/2016/5/13/chartex" xmlns:cx8="http://schemas.microsoft.com/office/drawing/2016/5/14/chartex" xmlns:mc="http://schemas.openxmlformats.org/markup-compatibility/2006" xmlns:aink="http://schemas.microsoft.com/office/drawing/2016/ink" xmlns:am3d="http://schemas.microsoft.com/office/drawing/2017/model3d" xmlns:o="urn:schemas-microsoft-com:office:office" xmlns:oel="http://schemas.microsoft.com/office/2019/extlst" xmlns:r="http://schemas.openxmlformats.org/officeDocument/2006/relationships" xmlns:m="http://schemas.openxmlformats.org/officeDocument/2006/math" xmlns:v="urn:schemas-microsoft-com:vml" xmlns:wp14="http://schemas.microsoft.com/office/word/2010/wordprocessingDrawing" xmlns:wp="http://schemas.openxmlformats.org/drawingml/2006/wordprocessingDrawing" xmlns:w10="urn:schemas-microsoft-com:office:word" xmlns:w="http://schemas.openxmlformats.org/wordprocessingml/2006/main" xmlns:w14="http://schemas.microsoft.com/office/word/2010/wordml" xmlns:w15="http://schemas.microsoft.com/office/word/2012/wordml" xmlns:w16cex="http://schemas.microsoft.com/office/word/2018/wordml/cex" xmlns:w16cid="http://schemas.microsoft.com/office/word/2016/wordml/cid" xmlns:w16="http://schemas.microsoft.com/office/word/2018/wordml" xmlns:w16sdtdh="http://schemas.microsoft.com/office/word/2020/wordml/sdtdatahash" xmlns:w16se="http://schemas.microsoft.com/office/word/2015/wordml/symex" xmlns:wpg="http://schemas.microsoft.com/office/word/2010/wordprocessingGroup" xmlns:wpi="http://schemas.microsoft.com/office/word/2010/wordprocessingInk" xmlns:wne="http://schemas.microsoft.com/office/word/2006/wordml" xmlns:wps="http://schemas.microsoft.com/office/word/2010/wordprocessingShape" mc:Ignorable="w14 w15 w16se w16cid w16 w16cex w16sdtdh wp14">
   <w:footnote w:type="separator" w:id="-1">
     <w:p>
+      <w:pPr>
+        <w:spacing w:after="0" w:line="240" w:lineRule="auto"/>
+      </w:pPr>
       <w:r>
         <w:separator/>
       </w:r>
@@ -2596,40 +2544,15 @@
   </w:footnote>
   <w:footnote w:type="continuationSeparator" w:id="0">
     <w:p>
+      <w:pPr>
+        <w:spacing w:after="0" w:line="240" w:lineRule="auto"/>
+      </w:pPr>
       <w:r>
         <w:continuationSeparator/>
       </w:r>
     </w:p>
   </w:footnote>
 </w:footnotes>
-</file>
-
-<file path=word/header1.xml><?xml version="1.0" encoding="utf-8"?>
-<w:hdr xmlns:wpc="http://schemas.microsoft.com/office/word/2010/wordprocessingCanvas" xmlns:cx="http://schemas.microsoft.com/office/drawing/2014/chartex" xmlns:cx1="http://schemas.microsoft.com/office/drawing/2015/9/8/chartex" xmlns:cx2="http://schemas.microsoft.com/office/drawing/2015/10/21/chartex" xmlns:cx3="http://schemas.microsoft.com/office/drawing/2016/5/9/chartex" xmlns:cx4="http://schemas.microsoft.com/office/drawing/2016/5/10/chartex" xmlns:cx5="http://schemas.microsoft.com/office/drawing/2016/5/11/chartex" xmlns:cx6="http://schemas.microsoft.com/office/drawing/2016/5/12/chartex" xmlns:cx7="http://schemas.microsoft.com/office/drawing/2016/5/13/chartex" xmlns:cx8="http://schemas.microsoft.com/office/drawing/2016/5/14/chartex" xmlns:mc="http://schemas.openxmlformats.org/markup-compatibility/2006" xmlns:aink="http://schemas.microsoft.com/office/drawing/2016/ink" xmlns:am3d="http://schemas.microsoft.com/office/drawing/2017/model3d" xmlns:o="urn:schemas-microsoft-com:office:office" xmlns:oel="http://schemas.microsoft.com/office/2019/extlst" xmlns:r="http://schemas.openxmlformats.org/officeDocument/2006/relationships" xmlns:m="http://schemas.openxmlformats.org/officeDocument/2006/math" xmlns:v="urn:schemas-microsoft-com:vml" xmlns:wp14="http://schemas.microsoft.com/office/word/2010/wordprocessingDrawing" xmlns:wp="http://schemas.openxmlformats.org/drawingml/2006/wordprocessingDrawing" xmlns:w10="urn:schemas-microsoft-com:office:word" xmlns:w="http://schemas.openxmlformats.org/wordprocessingml/2006/main" xmlns:w14="http://schemas.microsoft.com/office/word/2010/wordml" xmlns:w15="http://schemas.microsoft.com/office/word/2012/wordml" xmlns:w16cex="http://schemas.microsoft.com/office/word/2018/wordml/cex" xmlns:w16cid="http://schemas.microsoft.com/office/word/2016/wordml/cid" xmlns:w16="http://schemas.microsoft.com/office/word/2018/wordml" xmlns:w16sdtdh="http://schemas.microsoft.com/office/word/2020/wordml/sdtdatahash" xmlns:w16se="http://schemas.microsoft.com/office/word/2015/wordml/symex" xmlns:wpg="http://schemas.microsoft.com/office/word/2010/wordprocessingGroup" xmlns:wpi="http://schemas.microsoft.com/office/word/2010/wordprocessingInk" xmlns:wne="http://schemas.microsoft.com/office/word/2006/wordml" xmlns:wps="http://schemas.microsoft.com/office/word/2010/wordprocessingShape" mc:Ignorable="w14 w15 w16se w16cid w16 w16cex w16sdtdh wp14">
-  <w:p>
-    <w:pPr>
-      <w:pStyle w:val="Header"/>
-      <w:jc w:val="center"/>
-    </w:pPr>
-    <w:r>
-      <w:rPr>
-        <w:b/>
-        <w:color w:val="176B63"/>
-        <w:sz w:val="18"/>
-      </w:rPr>
-      <w:t>RS PKU MUHAMMADIYAH SUKOHARJO</w:t>
-    </w:r>
-    <w:r>
-      <w:rPr>
-        <w:b/>
-        <w:color w:val="64748B"/>
-        <w:sz w:val="15"/>
-      </w:rPr>
-      <w:br/>
-      <w:t>INSTALASI GAWAT DARURAT</w:t>
-    </w:r>
-  </w:p>
-</w:hdr>
 </file>
 
 <file path=word/numbering.xml><?xml version="1.0" encoding="utf-8"?>
@@ -2805,31 +2728,31 @@
       </w:rPr>
     </w:lvl>
   </w:abstractNum>
-  <w:num w:numId="1" w16cid:durableId="1371489091">
+  <w:num w:numId="1" w16cid:durableId="1116603723">
     <w:abstractNumId w:val="8"/>
   </w:num>
-  <w:num w:numId="2" w16cid:durableId="1062755364">
+  <w:num w:numId="2" w16cid:durableId="111751536">
     <w:abstractNumId w:val="6"/>
   </w:num>
-  <w:num w:numId="3" w16cid:durableId="858811130">
+  <w:num w:numId="3" w16cid:durableId="1085228730">
     <w:abstractNumId w:val="5"/>
   </w:num>
-  <w:num w:numId="4" w16cid:durableId="2023311516">
+  <w:num w:numId="4" w16cid:durableId="824469830">
     <w:abstractNumId w:val="4"/>
   </w:num>
-  <w:num w:numId="5" w16cid:durableId="1470636682">
+  <w:num w:numId="5" w16cid:durableId="366491141">
     <w:abstractNumId w:val="7"/>
   </w:num>
-  <w:num w:numId="6" w16cid:durableId="587271704">
+  <w:num w:numId="6" w16cid:durableId="518858181">
     <w:abstractNumId w:val="3"/>
   </w:num>
-  <w:num w:numId="7" w16cid:durableId="403526914">
+  <w:num w:numId="7" w16cid:durableId="294258933">
     <w:abstractNumId w:val="2"/>
   </w:num>
-  <w:num w:numId="8" w16cid:durableId="1909146208">
+  <w:num w:numId="8" w16cid:durableId="1032611891">
     <w:abstractNumId w:val="1"/>
   </w:num>
-  <w:num w:numId="9" w16cid:durableId="148987143">
+  <w:num w:numId="9" w16cid:durableId="358898160">
     <w:abstractNumId w:val="0"/>
   </w:num>
 </w:numbering>
@@ -3224,13 +3147,13 @@
   <w:style w:type="paragraph" w:default="1" w:styleId="Normal">
     <w:name w:val="Normal"/>
     <w:qFormat/>
-    <w:rsid w:val="00FC693F"/>
+    <w:rsid w:val="00DB11F1"/>
     <w:pPr>
-      <w:spacing w:after="0" w:line="240" w:lineRule="auto"/>
+      <w:spacing w:after="40"/>
     </w:pPr>
     <w:rPr>
-      <w:rFonts w:ascii="Arial" w:eastAsia="Arial" w:hAnsi="Arial"/>
-      <w:sz w:val="17"/>
+      <w:rFonts w:ascii="Arial" w:hAnsi="Arial"/>
+      <w:sz w:val="18"/>
     </w:rPr>
   </w:style>
   <w:style w:type="paragraph" w:styleId="Heading1">
@@ -3244,7 +3167,7 @@
     <w:pPr>
       <w:keepNext/>
       <w:keepLines/>
-      <w:spacing w:before="480"/>
+      <w:spacing w:before="480" w:after="0"/>
       <w:outlineLvl w:val="0"/>
     </w:pPr>
     <w:rPr>
@@ -3268,7 +3191,7 @@
     <w:pPr>
       <w:keepNext/>
       <w:keepLines/>
-      <w:spacing w:before="200"/>
+      <w:spacing w:before="200" w:after="0"/>
       <w:outlineLvl w:val="1"/>
     </w:pPr>
     <w:rPr>
@@ -3292,7 +3215,7 @@
     <w:pPr>
       <w:keepNext/>
       <w:keepLines/>
-      <w:spacing w:before="200"/>
+      <w:spacing w:before="200" w:after="0"/>
       <w:outlineLvl w:val="2"/>
     </w:pPr>
     <w:rPr>
@@ -3315,7 +3238,7 @@
     <w:pPr>
       <w:keepNext/>
       <w:keepLines/>
-      <w:spacing w:before="200"/>
+      <w:spacing w:before="200" w:after="0"/>
       <w:outlineLvl w:val="3"/>
     </w:pPr>
     <w:rPr>
@@ -3340,7 +3263,7 @@
     <w:pPr>
       <w:keepNext/>
       <w:keepLines/>
-      <w:spacing w:before="200"/>
+      <w:spacing w:before="200" w:after="0"/>
       <w:outlineLvl w:val="4"/>
     </w:pPr>
     <w:rPr>
@@ -3361,7 +3284,7 @@
     <w:pPr>
       <w:keepNext/>
       <w:keepLines/>
-      <w:spacing w:before="200"/>
+      <w:spacing w:before="200" w:after="0"/>
       <w:outlineLvl w:val="5"/>
     </w:pPr>
     <w:rPr>
@@ -3384,7 +3307,7 @@
     <w:pPr>
       <w:keepNext/>
       <w:keepLines/>
-      <w:spacing w:before="200"/>
+      <w:spacing w:before="200" w:after="0"/>
       <w:outlineLvl w:val="6"/>
     </w:pPr>
     <w:rPr>
@@ -3407,7 +3330,7 @@
     <w:pPr>
       <w:keepNext/>
       <w:keepLines/>
-      <w:spacing w:before="200"/>
+      <w:spacing w:before="200" w:after="0"/>
       <w:outlineLvl w:val="7"/>
     </w:pPr>
     <w:rPr>
@@ -3430,7 +3353,7 @@
     <w:pPr>
       <w:keepNext/>
       <w:keepLines/>
-      <w:spacing w:before="200"/>
+      <w:spacing w:before="200" w:after="0"/>
       <w:outlineLvl w:val="8"/>
     </w:pPr>
     <w:rPr>
@@ -3481,6 +3404,7 @@
         <w:tab w:val="center" w:pos="4680"/>
         <w:tab w:val="right" w:pos="9360"/>
       </w:tabs>
+      <w:spacing w:after="0" w:line="240" w:lineRule="auto"/>
     </w:pPr>
   </w:style>
   <w:style w:type="character" w:customStyle="1" w:styleId="HeaderChar">
@@ -3502,6 +3426,7 @@
         <w:tab w:val="center" w:pos="4680"/>
         <w:tab w:val="right" w:pos="9360"/>
       </w:tabs>
+      <w:spacing w:after="0" w:line="240" w:lineRule="auto"/>
     </w:pPr>
   </w:style>
   <w:style w:type="character" w:customStyle="1" w:styleId="FooterChar">
@@ -3575,7 +3500,7 @@
       <w:pBdr>
         <w:bottom w:val="single" w:sz="8" w:space="4" w:color="4F81BD" w:themeColor="accent1"/>
       </w:pBdr>
-      <w:spacing w:after="300"/>
+      <w:spacing w:after="300" w:line="240" w:lineRule="auto"/>
       <w:contextualSpacing/>
     </w:pPr>
     <w:rPr>
@@ -4017,11 +3942,13 @@
     <w:unhideWhenUsed/>
     <w:qFormat/>
     <w:rsid w:val="00FC693F"/>
+    <w:pPr>
+      <w:spacing w:line="240" w:lineRule="auto"/>
+    </w:pPr>
     <w:rPr>
       <w:b/>
       <w:bCs/>
       <w:color w:val="4F81BD" w:themeColor="accent1"/>
-      <w:sz w:val="18"/>
       <w:szCs w:val="18"/>
     </w:rPr>
   </w:style>
@@ -14216,6 +14143,39 @@
         <w:shd w:val="clear" w:color="auto" w:fill="FBCAA2" w:themeFill="accent6" w:themeFillTint="7F"/>
       </w:tcPr>
     </w:tblStylePr>
+  </w:style>
+  <w:style w:type="character" w:styleId="Hyperlink">
+    <w:name w:val="Hyperlink"/>
+    <w:basedOn w:val="DefaultParagraphFont"/>
+    <w:uiPriority w:val="99"/>
+    <w:unhideWhenUsed/>
+    <w:rsid w:val="003967B8"/>
+    <w:rPr>
+      <w:color w:val="0000FF" w:themeColor="hyperlink"/>
+      <w:u w:val="single"/>
+    </w:rPr>
+  </w:style>
+  <w:style w:type="character" w:styleId="UnresolvedMention">
+    <w:name w:val="Unresolved Mention"/>
+    <w:basedOn w:val="DefaultParagraphFont"/>
+    <w:uiPriority w:val="99"/>
+    <w:semiHidden/>
+    <w:unhideWhenUsed/>
+    <w:rsid w:val="003967B8"/>
+    <w:rPr>
+      <w:color w:val="605E5C"/>
+      <w:shd w:val="clear" w:color="auto" w:fill="E1DFDD"/>
+    </w:rPr>
+  </w:style>
+  <w:style w:type="character" w:styleId="PlaceholderText">
+    <w:name w:val="Placeholder Text"/>
+    <w:basedOn w:val="DefaultParagraphFont"/>
+    <w:uiPriority w:val="99"/>
+    <w:semiHidden/>
+    <w:rsid w:val="00B22AAD"/>
+    <w:rPr>
+      <w:color w:val="666666"/>
+    </w:rPr>
   </w:style>
 </w:styles>
 </file>

--- a/public/doc/emr/print_radar_perawat.docx
+++ b/public/doc/emr/print_radar_perawat.docx
@@ -140,7 +140,39 @@
                 <w:b/>
                 <w:szCs w:val="16"/>
               </w:rPr>
-              <w:t>Jl. Mayor Sunaryo No.37, Jetis, Sukoharjo 57512 Telp (0271) 593979</w:t>
+              <w:t xml:space="preserve">Jl. Mayor Sunaryo No.37, </w:t>
+            </w:r>
+            <w:proofErr w:type="spellStart"/>
+            <w:r>
+              <w:rPr>
+                <w:b/>
+                <w:szCs w:val="16"/>
+              </w:rPr>
+              <w:t>Jetis</w:t>
+            </w:r>
+            <w:proofErr w:type="spellEnd"/>
+            <w:r>
+              <w:rPr>
+                <w:b/>
+                <w:szCs w:val="16"/>
+              </w:rPr>
+              <w:t xml:space="preserve">, </w:t>
+            </w:r>
+            <w:proofErr w:type="spellStart"/>
+            <w:r>
+              <w:rPr>
+                <w:b/>
+                <w:szCs w:val="16"/>
+              </w:rPr>
+              <w:t>Sukoharjo</w:t>
+            </w:r>
+            <w:proofErr w:type="spellEnd"/>
+            <w:r>
+              <w:rPr>
+                <w:b/>
+                <w:szCs w:val="16"/>
+              </w:rPr>
+              <w:t xml:space="preserve"> 57512 Telp (0271) 593979</w:t>
             </w:r>
             <w:r>
               <w:rPr>
@@ -149,12 +181,21 @@
               </w:rPr>
               <w:br/>
             </w:r>
+            <w:proofErr w:type="gramStart"/>
             <w:r>
               <w:rPr>
                 <w:b/>
                 <w:szCs w:val="16"/>
               </w:rPr>
-              <w:t xml:space="preserve">E-Mail : </w:t>
+              <w:t>E-Mail :</w:t>
+            </w:r>
+            <w:proofErr w:type="gramEnd"/>
+            <w:r>
+              <w:rPr>
+                <w:b/>
+                <w:szCs w:val="16"/>
+              </w:rPr>
+              <w:t xml:space="preserve"> </w:t>
             </w:r>
             <w:hyperlink r:id="rId9" w:history="1">
               <w:r>
@@ -606,14 +647,21 @@
                 <w:lang w:val="en-ID"/>
               </w:rPr>
             </w:pPr>
+            <w:proofErr w:type="spellStart"/>
+            <w:proofErr w:type="gramStart"/>
             <w:r>
               <w:t>Tanggal</w:t>
             </w:r>
+            <w:proofErr w:type="spellEnd"/>
             <w:r>
               <w:t xml:space="preserve"> </w:t>
             </w:r>
             <w:r>
-              <w:t xml:space="preserve">: </w:t>
+              <w:t>:</w:t>
+            </w:r>
+            <w:proofErr w:type="gramEnd"/>
+            <w:r>
+              <w:t xml:space="preserve"> </w:t>
             </w:r>
             <w:r>
               <w:rPr>
@@ -655,6 +703,7 @@
                 <w:lang w:val="en-ID"/>
               </w:rPr>
             </w:pPr>
+            <w:proofErr w:type="gramStart"/>
             <w:r>
               <w:t>Jam</w:t>
             </w:r>
@@ -662,7 +711,11 @@
               <w:t xml:space="preserve"> </w:t>
             </w:r>
             <w:r>
-              <w:t xml:space="preserve">: </w:t>
+              <w:t>:</w:t>
+            </w:r>
+            <w:proofErr w:type="gramEnd"/>
+            <w:r>
+              <w:t xml:space="preserve"> </w:t>
             </w:r>
             <w:r>
               <w:rPr>
@@ -1410,25 +1463,7 @@
                 <w:sz w:val="20"/>
                 <w:szCs w:val="20"/>
               </w:rPr>
-              <w:t xml:space="preserve">SKRINING RISIKO JATUH </w:t>
-            </w:r>
-            <w:r>
-              <w:rPr>
-                <w:b/>
-                <w:bCs/>
-                <w:sz w:val="20"/>
-                <w:szCs w:val="20"/>
-              </w:rPr>
-              <w:t>—</w:t>
-            </w:r>
-            <w:r>
-              <w:rPr>
-                <w:b/>
-                <w:bCs/>
-                <w:sz w:val="20"/>
-                <w:szCs w:val="20"/>
-              </w:rPr>
-              <w:t xml:space="preserve"> HUMPTY DUMPTY</w:t>
+              <w:t>SKRINING RISIKO JATUH — HUMPTY DUMPTY</w:t>
             </w:r>
           </w:p>
         </w:tc>
@@ -1476,16 +1511,7 @@
                 <w:sz w:val="20"/>
                 <w:szCs w:val="20"/>
               </w:rPr>
-              <w:t xml:space="preserve">SKRINING RISIKO JATUH — </w:t>
-            </w:r>
-            <w:r>
-              <w:rPr>
-                <w:b/>
-                <w:bCs/>
-                <w:sz w:val="20"/>
-                <w:szCs w:val="20"/>
-              </w:rPr>
-              <w:t>SKALA MORSE</w:t>
+              <w:t>SKRINING RISIKO JATUH — SKALA MORSE</w:t>
             </w:r>
           </w:p>
         </w:tc>
@@ -1533,16 +1559,7 @@
                 <w:sz w:val="20"/>
                 <w:szCs w:val="20"/>
               </w:rPr>
-              <w:t xml:space="preserve">SKRINING RISIKO JATUH — </w:t>
-            </w:r>
-            <w:r>
-              <w:rPr>
-                <w:b/>
-                <w:bCs/>
-                <w:sz w:val="20"/>
-                <w:szCs w:val="20"/>
-              </w:rPr>
-              <w:t>EPFRA</w:t>
+              <w:t>SKRINING RISIKO JATUH — EPFRA</w:t>
             </w:r>
           </w:p>
         </w:tc>
@@ -1590,16 +1607,7 @@
                 <w:sz w:val="20"/>
                 <w:szCs w:val="20"/>
               </w:rPr>
-              <w:t xml:space="preserve">SKRINING RISIKO JATUH — </w:t>
-            </w:r>
-            <w:r>
-              <w:rPr>
-                <w:b/>
-                <w:bCs/>
-                <w:sz w:val="20"/>
-                <w:szCs w:val="20"/>
-              </w:rPr>
-              <w:t>GET UP AND GO</w:t>
+              <w:t>SKRINING RISIKO JATUH — GET UP AND GO</w:t>
             </w:r>
           </w:p>
         </w:tc>
@@ -1647,25 +1655,7 @@
                 <w:sz w:val="20"/>
                 <w:szCs w:val="20"/>
               </w:rPr>
-              <w:t xml:space="preserve">SKRINING GIZI </w:t>
-            </w:r>
-            <w:r>
-              <w:rPr>
-                <w:b/>
-                <w:bCs/>
-                <w:sz w:val="20"/>
-                <w:szCs w:val="20"/>
-              </w:rPr>
-              <w:t>—</w:t>
-            </w:r>
-            <w:r>
-              <w:rPr>
-                <w:b/>
-                <w:bCs/>
-                <w:sz w:val="20"/>
-                <w:szCs w:val="20"/>
-              </w:rPr>
-              <w:t xml:space="preserve"> MST</w:t>
+              <w:t>SKRINING GIZI — MST</w:t>
             </w:r>
           </w:p>
         </w:tc>
@@ -1713,25 +1703,7 @@
                 <w:sz w:val="20"/>
                 <w:szCs w:val="20"/>
               </w:rPr>
-              <w:t xml:space="preserve">SKRINING GIZI </w:t>
-            </w:r>
-            <w:r>
-              <w:rPr>
-                <w:b/>
-                <w:bCs/>
-                <w:sz w:val="20"/>
-                <w:szCs w:val="20"/>
-              </w:rPr>
-              <w:t>—</w:t>
-            </w:r>
-            <w:r>
-              <w:rPr>
-                <w:b/>
-                <w:bCs/>
-                <w:sz w:val="20"/>
-                <w:szCs w:val="20"/>
-              </w:rPr>
-              <w:t xml:space="preserve"> STRONG KID</w:t>
+              <w:t>SKRINING GIZI — STRONG KID</w:t>
             </w:r>
           </w:p>
         </w:tc>
@@ -1909,6 +1881,7 @@
           </w:tcPr>
           <w:p>
             <w:pPr>
+              <w:keepNext/>
               <w:rPr>
                 <w:b/>
                 <w:bCs/>
@@ -1936,6 +1909,7 @@
           </w:tcPr>
           <w:p>
             <w:pPr>
+              <w:keepNext/>
               <w:rPr>
                 <w:szCs w:val="18"/>
               </w:rPr>
@@ -1957,6 +1931,7 @@
           </w:tcPr>
           <w:p>
             <w:pPr>
+              <w:keepNext/>
               <w:jc w:val="center"/>
               <w:rPr>
                 <w:sz w:val="17"/>
@@ -1965,6 +1940,7 @@
           </w:p>
           <w:p>
             <w:pPr>
+              <w:keepNext/>
               <w:jc w:val="center"/>
               <w:rPr>
                 <w:b/>
@@ -2022,10 +1998,7 @@
                                     <w:t>TTD</w:t>
                                   </w:r>
                                   <w:r>
-                                    <w:t>_</w:t>
-                                  </w:r>
-                                  <w:r>
-                                    <w:t>PERAWAT</w:t>
+                                    <w:t>_PERAWAT</w:t>
                                   </w:r>
                                   <w:r>
                                     <w:t>_FINALISASI</w:t>
@@ -2074,10 +2047,7 @@
                               <w:t>TTD</w:t>
                             </w:r>
                             <w:r>
-                              <w:t>_</w:t>
-                            </w:r>
-                            <w:r>
-                              <w:t>PERAWAT</w:t>
+                              <w:t>_PERAWAT</w:t>
                             </w:r>
                             <w:r>
                               <w:t>_FINALISASI</w:t>
@@ -2098,17 +2068,44 @@
                 <w:b/>
                 <w:bCs/>
               </w:rPr>
-              <w:t>Yang Melakukan Pengkajian</w:t>
+              <w:t xml:space="preserve">Yang </w:t>
             </w:r>
+            <w:proofErr w:type="spellStart"/>
+            <w:r>
+              <w:rPr>
+                <w:b/>
+                <w:bCs/>
+              </w:rPr>
+              <w:t>Melakukan</w:t>
+            </w:r>
+            <w:proofErr w:type="spellEnd"/>
+            <w:r>
+              <w:rPr>
+                <w:b/>
+                <w:bCs/>
+              </w:rPr>
+              <w:t xml:space="preserve"> </w:t>
+            </w:r>
+            <w:proofErr w:type="spellStart"/>
+            <w:r>
+              <w:rPr>
+                <w:b/>
+                <w:bCs/>
+              </w:rPr>
+              <w:t>Pengkajian</w:t>
+            </w:r>
+            <w:proofErr w:type="spellEnd"/>
           </w:p>
           <w:p>
             <w:pPr>
+              <w:keepNext/>
               <w:jc w:val="center"/>
               <w:rPr>
                 <w:b/>
                 <w:bCs/>
               </w:rPr>
             </w:pPr>
+            <w:proofErr w:type="spellStart"/>
             <w:r>
               <w:rPr>
                 <w:b/>
@@ -2116,36 +2113,44 @@
               </w:rPr>
               <w:t>Perawat</w:t>
             </w:r>
+            <w:proofErr w:type="spellEnd"/>
           </w:p>
           <w:p>
             <w:pPr>
+              <w:keepNext/>
               <w:jc w:val="center"/>
             </w:pPr>
           </w:p>
           <w:p>
             <w:pPr>
+              <w:keepNext/>
               <w:jc w:val="center"/>
             </w:pPr>
           </w:p>
           <w:p>
             <w:pPr>
+              <w:keepNext/>
               <w:jc w:val="center"/>
             </w:pPr>
           </w:p>
           <w:p>
             <w:pPr>
+              <w:keepNext/>
               <w:jc w:val="center"/>
             </w:pPr>
           </w:p>
           <w:p>
             <w:pPr>
+              <w:keepNext/>
               <w:jc w:val="center"/>
             </w:pPr>
           </w:p>
           <w:p>
             <w:pPr>
+              <w:keepNext/>
               <w:jc w:val="center"/>
             </w:pPr>
+            <w:proofErr w:type="gramStart"/>
             <w:r>
               <w:t xml:space="preserve">( </w:t>
             </w:r>
@@ -2153,7 +2158,14 @@
               <w:rPr>
                 <w:u w:val="single"/>
               </w:rPr>
-              <w:t>${</w:t>
+              <w:t>$</w:t>
+            </w:r>
+            <w:proofErr w:type="gramEnd"/>
+            <w:r>
+              <w:rPr>
+                <w:u w:val="single"/>
+              </w:rPr>
+              <w:t>{</w:t>
             </w:r>
             <w:r>
               <w:rPr>
@@ -2174,6 +2186,7 @@
           </w:p>
           <w:p>
             <w:pPr>
+              <w:keepNext/>
               <w:jc w:val="center"/>
             </w:pPr>
             <w:r>
@@ -2182,8 +2195,36 @@
                 <w:szCs w:val="18"/>
                 <w:lang w:val="en-ID"/>
               </w:rPr>
-              <w:t>Tanda Tangan dan Nama Lengkap</w:t>
+              <w:t xml:space="preserve">Tanda </w:t>
             </w:r>
+            <w:proofErr w:type="spellStart"/>
+            <w:r>
+              <w:rPr>
+                <w:sz w:val="14"/>
+                <w:szCs w:val="18"/>
+                <w:lang w:val="en-ID"/>
+              </w:rPr>
+              <w:t>Tangan</w:t>
+            </w:r>
+            <w:proofErr w:type="spellEnd"/>
+            <w:r>
+              <w:rPr>
+                <w:sz w:val="14"/>
+                <w:szCs w:val="18"/>
+                <w:lang w:val="en-ID"/>
+              </w:rPr>
+              <w:t xml:space="preserve"> dan Nama </w:t>
+            </w:r>
+            <w:proofErr w:type="spellStart"/>
+            <w:r>
+              <w:rPr>
+                <w:sz w:val="14"/>
+                <w:szCs w:val="18"/>
+                <w:lang w:val="en-ID"/>
+              </w:rPr>
+              <w:t>Lengkap</w:t>
+            </w:r>
+            <w:proofErr w:type="spellEnd"/>
           </w:p>
         </w:tc>
         <w:tc>
@@ -2193,6 +2234,7 @@
           </w:tcPr>
           <w:p>
             <w:pPr>
+              <w:keepNext/>
               <w:jc w:val="center"/>
               <w:rPr>
                 <w:b/>
@@ -2248,6 +2290,7 @@
           </w:p>
           <w:p>
             <w:pPr>
+              <w:keepNext/>
               <w:jc w:val="center"/>
               <w:rPr>
                 <w:b/>
@@ -2366,6 +2409,7 @@
                 </mc:Fallback>
               </mc:AlternateContent>
             </w:r>
+            <w:proofErr w:type="spellStart"/>
             <w:r>
               <w:rPr>
                 <w:b/>
@@ -2373,9 +2417,11 @@
               </w:rPr>
               <w:t>Verifikasi</w:t>
             </w:r>
+            <w:proofErr w:type="spellEnd"/>
           </w:p>
           <w:p>
             <w:pPr>
+              <w:keepNext/>
               <w:jc w:val="center"/>
               <w:rPr>
                 <w:b/>
@@ -2392,33 +2438,40 @@
           </w:p>
           <w:p>
             <w:pPr>
+              <w:keepNext/>
               <w:jc w:val="center"/>
             </w:pPr>
           </w:p>
           <w:p>
             <w:pPr>
+              <w:keepNext/>
               <w:jc w:val="center"/>
             </w:pPr>
           </w:p>
           <w:p>
             <w:pPr>
+              <w:keepNext/>
               <w:jc w:val="center"/>
             </w:pPr>
           </w:p>
           <w:p>
             <w:pPr>
+              <w:keepNext/>
               <w:jc w:val="center"/>
             </w:pPr>
           </w:p>
           <w:p>
             <w:pPr>
+              <w:keepNext/>
               <w:jc w:val="center"/>
             </w:pPr>
           </w:p>
           <w:p>
             <w:pPr>
+              <w:keepNext/>
               <w:jc w:val="center"/>
             </w:pPr>
+            <w:proofErr w:type="gramStart"/>
             <w:r>
               <w:t xml:space="preserve">( </w:t>
             </w:r>
@@ -2426,7 +2479,14 @@
               <w:rPr>
                 <w:u w:val="single"/>
               </w:rPr>
-              <w:t>${</w:t>
+              <w:t>$</w:t>
+            </w:r>
+            <w:proofErr w:type="gramEnd"/>
+            <w:r>
+              <w:rPr>
+                <w:u w:val="single"/>
+              </w:rPr>
+              <w:t>{</w:t>
             </w:r>
             <w:r>
               <w:rPr>
@@ -2447,6 +2507,7 @@
           </w:p>
           <w:p>
             <w:pPr>
+              <w:keepNext/>
               <w:jc w:val="center"/>
               <w:rPr>
                 <w:lang w:val="en-ID"/>
@@ -2458,8 +2519,36 @@
                 <w:szCs w:val="18"/>
                 <w:lang w:val="en-ID"/>
               </w:rPr>
-              <w:t>Tanda Tangan dan Nama Lengkap</w:t>
+              <w:t xml:space="preserve">Tanda </w:t>
             </w:r>
+            <w:proofErr w:type="spellStart"/>
+            <w:r>
+              <w:rPr>
+                <w:sz w:val="14"/>
+                <w:szCs w:val="18"/>
+                <w:lang w:val="en-ID"/>
+              </w:rPr>
+              <w:t>Tangan</w:t>
+            </w:r>
+            <w:proofErr w:type="spellEnd"/>
+            <w:r>
+              <w:rPr>
+                <w:sz w:val="14"/>
+                <w:szCs w:val="18"/>
+                <w:lang w:val="en-ID"/>
+              </w:rPr>
+              <w:t xml:space="preserve"> dan Nama </w:t>
+            </w:r>
+            <w:proofErr w:type="spellStart"/>
+            <w:r>
+              <w:rPr>
+                <w:sz w:val="14"/>
+                <w:szCs w:val="18"/>
+                <w:lang w:val="en-ID"/>
+              </w:rPr>
+              <w:t>Lengkap</w:t>
+            </w:r>
+            <w:proofErr w:type="spellEnd"/>
           </w:p>
         </w:tc>
       </w:tr>

--- a/public/doc/emr/print_radar_perawat.docx
+++ b/public/doc/emr/print_radar_perawat.docx
@@ -974,6 +974,12 @@
         <w:tc>
           <w:tcPr>
             <w:tcW w:w="534" w:type="dxa"/>
+            <w:tcBorders>
+              <w:top w:val="single" w:sz="4" w:space="0" w:color="auto"/>
+              <w:left w:val="single" w:sz="4" w:space="0" w:color="auto"/>
+              <w:bottom w:val="single" w:sz="4" w:space="0" w:color="auto"/>
+              <w:right w:val="nil"/>
+            </w:tcBorders>
           </w:tcPr>
           <w:p>
             <w:pPr>
@@ -986,6 +992,12 @@
         <w:tc>
           <w:tcPr>
             <w:tcW w:w="2268" w:type="dxa"/>
+            <w:tcBorders>
+              <w:top w:val="single" w:sz="4" w:space="0" w:color="auto"/>
+              <w:left w:val="nil"/>
+              <w:bottom w:val="single" w:sz="4" w:space="0" w:color="auto"/>
+              <w:right w:val="single" w:sz="4" w:space="0" w:color="auto"/>
+            </w:tcBorders>
           </w:tcPr>
           <w:p>
             <w:pPr>
@@ -1005,6 +1017,9 @@
           <w:tcPr>
             <w:tcW w:w="8505" w:type="dxa"/>
             <w:gridSpan w:val="5"/>
+            <w:tcBorders>
+              <w:left w:val="single" w:sz="4" w:space="0" w:color="auto"/>
+            </w:tcBorders>
           </w:tcPr>
           <w:p>
             <w:pPr>
@@ -1012,6 +1027,12 @@
                 <w:szCs w:val="18"/>
               </w:rPr>
             </w:pPr>
+            <w:r>
+              <w:rPr>
+                <w:szCs w:val="18"/>
+              </w:rPr>
+              <w:t>${ATS_PRIORITAS}</w:t>
+            </w:r>
           </w:p>
         </w:tc>
       </w:tr>
@@ -1019,6 +1040,12 @@
         <w:tc>
           <w:tcPr>
             <w:tcW w:w="534" w:type="dxa"/>
+            <w:tcBorders>
+              <w:top w:val="single" w:sz="4" w:space="0" w:color="auto"/>
+              <w:left w:val="single" w:sz="4" w:space="0" w:color="auto"/>
+              <w:bottom w:val="single" w:sz="4" w:space="0" w:color="auto"/>
+              <w:right w:val="nil"/>
+            </w:tcBorders>
           </w:tcPr>
           <w:p>
             <w:pPr>
@@ -1031,6 +1058,12 @@
         <w:tc>
           <w:tcPr>
             <w:tcW w:w="2268" w:type="dxa"/>
+            <w:tcBorders>
+              <w:top w:val="single" w:sz="4" w:space="0" w:color="auto"/>
+              <w:left w:val="nil"/>
+              <w:bottom w:val="single" w:sz="4" w:space="0" w:color="auto"/>
+              <w:right w:val="single" w:sz="4" w:space="0" w:color="auto"/>
+            </w:tcBorders>
           </w:tcPr>
           <w:p>
             <w:pPr>
@@ -1050,6 +1083,9 @@
           <w:tcPr>
             <w:tcW w:w="8505" w:type="dxa"/>
             <w:gridSpan w:val="5"/>
+            <w:tcBorders>
+              <w:left w:val="single" w:sz="4" w:space="0" w:color="auto"/>
+            </w:tcBorders>
           </w:tcPr>
           <w:p>
             <w:pPr>
@@ -1057,6 +1093,12 @@
                 <w:szCs w:val="18"/>
               </w:rPr>
             </w:pPr>
+            <w:r>
+              <w:rPr>
+                <w:szCs w:val="18"/>
+              </w:rPr>
+              <w:t>${ATS_PLAN}</w:t>
+            </w:r>
           </w:p>
         </w:tc>
       </w:tr>
@@ -1064,6 +1106,12 @@
         <w:tc>
           <w:tcPr>
             <w:tcW w:w="534" w:type="dxa"/>
+            <w:tcBorders>
+              <w:top w:val="single" w:sz="4" w:space="0" w:color="auto"/>
+              <w:left w:val="single" w:sz="4" w:space="0" w:color="auto"/>
+              <w:bottom w:val="single" w:sz="4" w:space="0" w:color="auto"/>
+              <w:right w:val="nil"/>
+            </w:tcBorders>
           </w:tcPr>
           <w:p>
             <w:pPr>
@@ -1076,6 +1124,12 @@
         <w:tc>
           <w:tcPr>
             <w:tcW w:w="2268" w:type="dxa"/>
+            <w:tcBorders>
+              <w:top w:val="single" w:sz="4" w:space="0" w:color="auto"/>
+              <w:left w:val="nil"/>
+              <w:bottom w:val="single" w:sz="4" w:space="0" w:color="auto"/>
+              <w:right w:val="single" w:sz="4" w:space="0" w:color="auto"/>
+            </w:tcBorders>
           </w:tcPr>
           <w:p>
             <w:pPr>
@@ -1095,6 +1149,9 @@
           <w:tcPr>
             <w:tcW w:w="8505" w:type="dxa"/>
             <w:gridSpan w:val="5"/>
+            <w:tcBorders>
+              <w:left w:val="single" w:sz="4" w:space="0" w:color="auto"/>
+            </w:tcBorders>
           </w:tcPr>
           <w:p>
             <w:pPr>
@@ -1102,6 +1159,12 @@
                 <w:szCs w:val="18"/>
               </w:rPr>
             </w:pPr>
+            <w:r>
+              <w:rPr>
+                <w:szCs w:val="18"/>
+              </w:rPr>
+              <w:t>${ATS_DETAIL}</w:t>
+            </w:r>
           </w:p>
         </w:tc>
       </w:tr>
@@ -1878,6 +1941,9 @@
           <w:tcPr>
             <w:tcW w:w="11307" w:type="dxa"/>
             <w:gridSpan w:val="7"/>
+            <w:tcBorders>
+              <w:bottom w:val="single" w:sz="4" w:space="0" w:color="auto"/>
+            </w:tcBorders>
           </w:tcPr>
           <w:p>
             <w:pPr>
@@ -1906,6 +1972,9 @@
           <w:tcPr>
             <w:tcW w:w="11307" w:type="dxa"/>
             <w:gridSpan w:val="7"/>
+            <w:tcBorders>
+              <w:bottom w:val="single" w:sz="4" w:space="0" w:color="auto"/>
+            </w:tcBorders>
           </w:tcPr>
           <w:p>
             <w:pPr>
@@ -1926,8 +1995,36 @@
       <w:tr>
         <w:tc>
           <w:tcPr>
+            <w:tcW w:w="11307" w:type="dxa"/>
+            <w:gridSpan w:val="7"/>
+            <w:tcBorders>
+              <w:top w:val="single" w:sz="4" w:space="0" w:color="auto"/>
+              <w:left w:val="nil"/>
+              <w:bottom w:val="nil"/>
+              <w:right w:val="nil"/>
+            </w:tcBorders>
+          </w:tcPr>
+          <w:p>
+            <w:pPr>
+              <w:keepNext/>
+              <w:rPr>
+                <w:szCs w:val="18"/>
+              </w:rPr>
+            </w:pPr>
+          </w:p>
+        </w:tc>
+      </w:tr>
+      <w:tr>
+        <w:tc>
+          <w:tcPr>
             <w:tcW w:w="5778" w:type="dxa"/>
             <w:gridSpan w:val="3"/>
+            <w:tcBorders>
+              <w:top w:val="nil"/>
+              <w:left w:val="nil"/>
+              <w:bottom w:val="nil"/>
+              <w:right w:val="nil"/>
+            </w:tcBorders>
           </w:tcPr>
           <w:p>
             <w:pPr>
@@ -2231,6 +2328,12 @@
           <w:tcPr>
             <w:tcW w:w="5529" w:type="dxa"/>
             <w:gridSpan w:val="4"/>
+            <w:tcBorders>
+              <w:top w:val="nil"/>
+              <w:left w:val="nil"/>
+              <w:bottom w:val="nil"/>
+              <w:right w:val="nil"/>
+            </w:tcBorders>
           </w:tcPr>
           <w:p>
             <w:pPr>
@@ -2241,6 +2344,20 @@
                 <w:bCs/>
               </w:rPr>
             </w:pPr>
+            <w:proofErr w:type="spellStart"/>
+            <w:r>
+              <w:rPr>
+                <w:sz w:val="17"/>
+              </w:rPr>
+              <w:t>Sukoharjo</w:t>
+            </w:r>
+            <w:proofErr w:type="spellEnd"/>
+            <w:r>
+              <w:rPr>
+                <w:sz w:val="17"/>
+              </w:rPr>
+              <w:t xml:space="preserve">, </w:t>
+            </w:r>
             <w:r>
               <w:rPr>
                 <w:sz w:val="17"/>
@@ -2260,26 +2377,6 @@
                 <w:lang w:val="en-ID"/>
               </w:rPr>
               <w:t>_TANGGAL</w:t>
-            </w:r>
-            <w:r>
-              <w:rPr>
-                <w:sz w:val="17"/>
-              </w:rPr>
-              <w:t>} ${</w:t>
-            </w:r>
-            <w:r>
-              <w:rPr>
-                <w:sz w:val="17"/>
-                <w:lang w:val="en-ID"/>
-              </w:rPr>
-              <w:t>FINALISASI</w:t>
-            </w:r>
-            <w:r>
-              <w:rPr>
-                <w:sz w:val="17"/>
-                <w:lang w:val="en-ID"/>
-              </w:rPr>
-              <w:t>_JAM</w:t>
             </w:r>
             <w:r>
               <w:rPr>

--- a/public/doc/emr/print_radar_perawat.docx
+++ b/public/doc/emr/print_radar_perawat.docx
@@ -9,9 +9,7 @@
         <w:tblLook w:val="04A0" w:firstRow="1" w:lastRow="0" w:firstColumn="1" w:lastColumn="0" w:noHBand="0" w:noVBand="1"/>
       </w:tblPr>
       <w:tblGrid>
-        <w:gridCol w:w="534"/>
-        <w:gridCol w:w="2268"/>
-        <w:gridCol w:w="2976"/>
+        <w:gridCol w:w="5778"/>
         <w:gridCol w:w="1560"/>
         <w:gridCol w:w="850"/>
         <w:gridCol w:w="240"/>
@@ -24,7 +22,7 @@
         <w:tc>
           <w:tcPr>
             <w:tcW w:w="7338" w:type="dxa"/>
-            <w:gridSpan w:val="4"/>
+            <w:gridSpan w:val="2"/>
             <w:vAlign w:val="center"/>
           </w:tcPr>
           <w:p>
@@ -504,7 +502,7 @@
         <w:tc>
           <w:tcPr>
             <w:tcW w:w="11307" w:type="dxa"/>
-            <w:gridSpan w:val="7"/>
+            <w:gridSpan w:val="5"/>
           </w:tcPr>
           <w:p>
             <w:pPr>
@@ -566,7 +564,7 @@
         <w:tc>
           <w:tcPr>
             <w:tcW w:w="11307" w:type="dxa"/>
-            <w:gridSpan w:val="7"/>
+            <w:gridSpan w:val="5"/>
             <w:shd w:val="clear" w:color="auto" w:fill="007434"/>
           </w:tcPr>
           <w:p>
@@ -601,7 +599,7 @@
         <w:tc>
           <w:tcPr>
             <w:tcW w:w="11307" w:type="dxa"/>
-            <w:gridSpan w:val="7"/>
+            <w:gridSpan w:val="5"/>
           </w:tcPr>
           <w:p>
             <w:pPr>
@@ -638,7 +636,6 @@
         <w:tc>
           <w:tcPr>
             <w:tcW w:w="5778" w:type="dxa"/>
-            <w:gridSpan w:val="3"/>
           </w:tcPr>
           <w:p>
             <w:pPr>
@@ -648,9 +645,20 @@
               </w:rPr>
             </w:pPr>
             <w:proofErr w:type="spellStart"/>
+            <w:r>
+              <w:t>Tgl</w:t>
+            </w:r>
+            <w:proofErr w:type="spellEnd"/>
+            <w:r>
+              <w:t>.</w:t>
+            </w:r>
+            <w:r>
+              <w:t xml:space="preserve"> </w:t>
+            </w:r>
+            <w:proofErr w:type="spellStart"/>
             <w:proofErr w:type="gramStart"/>
             <w:r>
-              <w:t>Tanggal</w:t>
+              <w:t>Kunjungan</w:t>
             </w:r>
             <w:proofErr w:type="spellEnd"/>
             <w:r>
@@ -674,14 +682,46 @@
                 <w:sz w:val="17"/>
                 <w:lang w:val="en-ID"/>
               </w:rPr>
-              <w:t>FINALISASI</w:t>
+              <w:t>TGLKUNJUNGAN</w:t>
             </w:r>
             <w:r>
               <w:rPr>
                 <w:sz w:val="17"/>
+              </w:rPr>
+              <w:t>}</w:t>
+            </w:r>
+            <w:r>
+              <w:rPr>
+                <w:sz w:val="17"/>
+              </w:rPr>
+              <w:t xml:space="preserve"> </w:t>
+            </w:r>
+            <w:proofErr w:type="spellStart"/>
+            <w:r>
+              <w:rPr>
+                <w:sz w:val="17"/>
+              </w:rPr>
+              <w:t>Pukul</w:t>
+            </w:r>
+            <w:proofErr w:type="spellEnd"/>
+            <w:r>
+              <w:rPr>
+                <w:sz w:val="17"/>
+              </w:rPr>
+              <w:t xml:space="preserve"> </w:t>
+            </w:r>
+            <w:r>
+              <w:rPr>
+                <w:sz w:val="17"/>
+              </w:rPr>
+              <w:t>${</w:t>
+            </w:r>
+            <w:r>
+              <w:rPr>
+                <w:sz w:val="17"/>
                 <w:lang w:val="en-ID"/>
               </w:rPr>
-              <w:t>_TANGGAL</w:t>
+              <w:t>JAMKUNJUNGAN</w:t>
             </w:r>
             <w:r>
               <w:rPr>
@@ -703,25 +743,72 @@
                 <w:lang w:val="en-ID"/>
               </w:rPr>
             </w:pPr>
+            <w:proofErr w:type="spellStart"/>
+            <w:r>
+              <w:rPr>
+                <w:sz w:val="17"/>
+                <w:lang w:val="en-ID"/>
+              </w:rPr>
+              <w:t>Tgl</w:t>
+            </w:r>
+            <w:proofErr w:type="spellEnd"/>
+            <w:r>
+              <w:rPr>
+                <w:sz w:val="17"/>
+                <w:lang w:val="en-ID"/>
+              </w:rPr>
+              <w:t xml:space="preserve">. </w:t>
+            </w:r>
+            <w:proofErr w:type="spellStart"/>
             <w:proofErr w:type="gramStart"/>
             <w:r>
-              <w:t>Jam</w:t>
+              <w:rPr>
+                <w:sz w:val="17"/>
+                <w:lang w:val="en-ID"/>
+              </w:rPr>
+              <w:t>Pengisian</w:t>
             </w:r>
+            <w:proofErr w:type="spellEnd"/>
             <w:r>
+              <w:rPr>
+                <w:sz w:val="17"/>
+                <w:lang w:val="en-ID"/>
+              </w:rPr>
+              <w:t xml:space="preserve"> :</w:t>
+            </w:r>
+            <w:proofErr w:type="gramEnd"/>
+            <w:r>
+              <w:rPr>
+                <w:sz w:val="17"/>
+                <w:lang w:val="en-ID"/>
+              </w:rPr>
               <w:t xml:space="preserve"> </w:t>
             </w:r>
             <w:r>
-              <w:t>:</w:t>
-            </w:r>
-            <w:proofErr w:type="gramEnd"/>
-            <w:r>
-              <w:t xml:space="preserve"> </w:t>
+              <w:rPr>
+                <w:sz w:val="17"/>
+              </w:rPr>
+              <w:t>${</w:t>
             </w:r>
             <w:r>
               <w:rPr>
                 <w:sz w:val="17"/>
-              </w:rPr>
-              <w:t>${</w:t>
+                <w:lang w:val="en-ID"/>
+              </w:rPr>
+              <w:t>FINALISASI</w:t>
+            </w:r>
+            <w:r>
+              <w:rPr>
+                <w:sz w:val="17"/>
+                <w:lang w:val="en-ID"/>
+              </w:rPr>
+              <w:t>_TANGGAL</w:t>
+            </w:r>
+            <w:r>
+              <w:rPr>
+                <w:sz w:val="17"/>
+              </w:rPr>
+              <w:t>} ${</w:t>
             </w:r>
             <w:r>
               <w:rPr>
@@ -750,7 +837,7 @@
         <w:tc>
           <w:tcPr>
             <w:tcW w:w="11307" w:type="dxa"/>
-            <w:gridSpan w:val="7"/>
+            <w:gridSpan w:val="5"/>
           </w:tcPr>
           <w:p>
             <w:r>
@@ -769,7 +856,7 @@
         <w:tc>
           <w:tcPr>
             <w:tcW w:w="11307" w:type="dxa"/>
-            <w:gridSpan w:val="7"/>
+            <w:gridSpan w:val="5"/>
           </w:tcPr>
           <w:p>
             <w:pPr>
@@ -790,7 +877,7 @@
         <w:tc>
           <w:tcPr>
             <w:tcW w:w="11307" w:type="dxa"/>
-            <w:gridSpan w:val="7"/>
+            <w:gridSpan w:val="5"/>
           </w:tcPr>
           <w:p>
             <w:r>
@@ -809,7 +896,7 @@
         <w:tc>
           <w:tcPr>
             <w:tcW w:w="11307" w:type="dxa"/>
-            <w:gridSpan w:val="7"/>
+            <w:gridSpan w:val="5"/>
           </w:tcPr>
           <w:p>
             <w:pPr>
@@ -830,7 +917,7 @@
         <w:tc>
           <w:tcPr>
             <w:tcW w:w="11307" w:type="dxa"/>
-            <w:gridSpan w:val="7"/>
+            <w:gridSpan w:val="5"/>
           </w:tcPr>
           <w:p>
             <w:pPr>
@@ -857,7 +944,7 @@
         <w:tc>
           <w:tcPr>
             <w:tcW w:w="11307" w:type="dxa"/>
-            <w:gridSpan w:val="7"/>
+            <w:gridSpan w:val="5"/>
           </w:tcPr>
           <w:p>
             <w:pPr>
@@ -878,301 +965,7 @@
         <w:tc>
           <w:tcPr>
             <w:tcW w:w="11307" w:type="dxa"/>
-            <w:gridSpan w:val="7"/>
-          </w:tcPr>
-          <w:p>
-            <w:pPr>
-              <w:rPr>
-                <w:b/>
-                <w:bCs/>
-                <w:sz w:val="20"/>
-                <w:szCs w:val="20"/>
-              </w:rPr>
-            </w:pPr>
-            <w:r>
-              <w:rPr>
-                <w:b/>
-                <w:bCs/>
-                <w:sz w:val="20"/>
-                <w:szCs w:val="20"/>
-              </w:rPr>
-              <w:t>KRITERIA TRIAGE</w:t>
-            </w:r>
-          </w:p>
-        </w:tc>
-      </w:tr>
-      <w:tr>
-        <w:tc>
-          <w:tcPr>
-            <w:tcW w:w="11307" w:type="dxa"/>
-            <w:gridSpan w:val="7"/>
-          </w:tcPr>
-          <w:p>
-            <w:pPr>
-              <w:rPr>
-                <w:szCs w:val="18"/>
-              </w:rPr>
-            </w:pPr>
-            <w:r>
-              <w:rPr>
-                <w:szCs w:val="18"/>
-              </w:rPr>
-              <w:t>${TRIAGE_KRITERIA}</w:t>
-            </w:r>
-          </w:p>
-        </w:tc>
-      </w:tr>
-      <w:tr>
-        <w:tc>
-          <w:tcPr>
-            <w:tcW w:w="11307" w:type="dxa"/>
-            <w:gridSpan w:val="7"/>
-          </w:tcPr>
-          <w:p>
-            <w:pPr>
-              <w:rPr>
-                <w:b/>
-                <w:bCs/>
-                <w:sz w:val="20"/>
-                <w:szCs w:val="20"/>
-              </w:rPr>
-            </w:pPr>
-            <w:r>
-              <w:rPr>
-                <w:b/>
-                <w:bCs/>
-                <w:sz w:val="20"/>
-                <w:szCs w:val="20"/>
-              </w:rPr>
-              <w:t>AUSTRALIAN TRIAGE SCALE (ATS)</w:t>
-            </w:r>
-          </w:p>
-        </w:tc>
-      </w:tr>
-      <w:tr>
-        <w:tc>
-          <w:tcPr>
-            <w:tcW w:w="11307" w:type="dxa"/>
-            <w:gridSpan w:val="7"/>
-          </w:tcPr>
-          <w:p>
-            <w:pPr>
-              <w:rPr>
-                <w:szCs w:val="18"/>
-              </w:rPr>
-            </w:pPr>
-            <w:r>
-              <w:rPr>
-                <w:szCs w:val="18"/>
-              </w:rPr>
-              <w:t>${ATS_KATEGORI}</w:t>
-            </w:r>
-          </w:p>
-        </w:tc>
-      </w:tr>
-      <w:tr>
-        <w:tc>
-          <w:tcPr>
-            <w:tcW w:w="534" w:type="dxa"/>
-            <w:tcBorders>
-              <w:top w:val="single" w:sz="4" w:space="0" w:color="auto"/>
-              <w:left w:val="single" w:sz="4" w:space="0" w:color="auto"/>
-              <w:bottom w:val="single" w:sz="4" w:space="0" w:color="auto"/>
-              <w:right w:val="nil"/>
-            </w:tcBorders>
-          </w:tcPr>
-          <w:p>
-            <w:pPr>
-              <w:rPr>
-                <w:szCs w:val="18"/>
-              </w:rPr>
-            </w:pPr>
-          </w:p>
-        </w:tc>
-        <w:tc>
-          <w:tcPr>
-            <w:tcW w:w="2268" w:type="dxa"/>
-            <w:tcBorders>
-              <w:top w:val="single" w:sz="4" w:space="0" w:color="auto"/>
-              <w:left w:val="nil"/>
-              <w:bottom w:val="single" w:sz="4" w:space="0" w:color="auto"/>
-              <w:right w:val="single" w:sz="4" w:space="0" w:color="auto"/>
-            </w:tcBorders>
-          </w:tcPr>
-          <w:p>
-            <w:pPr>
-              <w:rPr>
-                <w:szCs w:val="18"/>
-              </w:rPr>
-            </w:pPr>
-            <w:r>
-              <w:rPr>
-                <w:szCs w:val="18"/>
-              </w:rPr>
-              <w:t>PRIORITAS</w:t>
-            </w:r>
-          </w:p>
-        </w:tc>
-        <w:tc>
-          <w:tcPr>
-            <w:tcW w:w="8505" w:type="dxa"/>
             <w:gridSpan w:val="5"/>
-            <w:tcBorders>
-              <w:left w:val="single" w:sz="4" w:space="0" w:color="auto"/>
-            </w:tcBorders>
-          </w:tcPr>
-          <w:p>
-            <w:pPr>
-              <w:rPr>
-                <w:szCs w:val="18"/>
-              </w:rPr>
-            </w:pPr>
-            <w:r>
-              <w:rPr>
-                <w:szCs w:val="18"/>
-              </w:rPr>
-              <w:t>${ATS_PRIORITAS}</w:t>
-            </w:r>
-          </w:p>
-        </w:tc>
-      </w:tr>
-      <w:tr>
-        <w:tc>
-          <w:tcPr>
-            <w:tcW w:w="534" w:type="dxa"/>
-            <w:tcBorders>
-              <w:top w:val="single" w:sz="4" w:space="0" w:color="auto"/>
-              <w:left w:val="single" w:sz="4" w:space="0" w:color="auto"/>
-              <w:bottom w:val="single" w:sz="4" w:space="0" w:color="auto"/>
-              <w:right w:val="nil"/>
-            </w:tcBorders>
-          </w:tcPr>
-          <w:p>
-            <w:pPr>
-              <w:rPr>
-                <w:szCs w:val="18"/>
-              </w:rPr>
-            </w:pPr>
-          </w:p>
-        </w:tc>
-        <w:tc>
-          <w:tcPr>
-            <w:tcW w:w="2268" w:type="dxa"/>
-            <w:tcBorders>
-              <w:top w:val="single" w:sz="4" w:space="0" w:color="auto"/>
-              <w:left w:val="nil"/>
-              <w:bottom w:val="single" w:sz="4" w:space="0" w:color="auto"/>
-              <w:right w:val="single" w:sz="4" w:space="0" w:color="auto"/>
-            </w:tcBorders>
-          </w:tcPr>
-          <w:p>
-            <w:pPr>
-              <w:rPr>
-                <w:szCs w:val="18"/>
-              </w:rPr>
-            </w:pPr>
-            <w:r>
-              <w:rPr>
-                <w:szCs w:val="18"/>
-              </w:rPr>
-              <w:t>PLAN / RENCANA</w:t>
-            </w:r>
-          </w:p>
-        </w:tc>
-        <w:tc>
-          <w:tcPr>
-            <w:tcW w:w="8505" w:type="dxa"/>
-            <w:gridSpan w:val="5"/>
-            <w:tcBorders>
-              <w:left w:val="single" w:sz="4" w:space="0" w:color="auto"/>
-            </w:tcBorders>
-          </w:tcPr>
-          <w:p>
-            <w:pPr>
-              <w:rPr>
-                <w:szCs w:val="18"/>
-              </w:rPr>
-            </w:pPr>
-            <w:r>
-              <w:rPr>
-                <w:szCs w:val="18"/>
-              </w:rPr>
-              <w:t>${ATS_PLAN}</w:t>
-            </w:r>
-          </w:p>
-        </w:tc>
-      </w:tr>
-      <w:tr>
-        <w:tc>
-          <w:tcPr>
-            <w:tcW w:w="534" w:type="dxa"/>
-            <w:tcBorders>
-              <w:top w:val="single" w:sz="4" w:space="0" w:color="auto"/>
-              <w:left w:val="single" w:sz="4" w:space="0" w:color="auto"/>
-              <w:bottom w:val="single" w:sz="4" w:space="0" w:color="auto"/>
-              <w:right w:val="nil"/>
-            </w:tcBorders>
-          </w:tcPr>
-          <w:p>
-            <w:pPr>
-              <w:rPr>
-                <w:szCs w:val="18"/>
-              </w:rPr>
-            </w:pPr>
-          </w:p>
-        </w:tc>
-        <w:tc>
-          <w:tcPr>
-            <w:tcW w:w="2268" w:type="dxa"/>
-            <w:tcBorders>
-              <w:top w:val="single" w:sz="4" w:space="0" w:color="auto"/>
-              <w:left w:val="nil"/>
-              <w:bottom w:val="single" w:sz="4" w:space="0" w:color="auto"/>
-              <w:right w:val="single" w:sz="4" w:space="0" w:color="auto"/>
-            </w:tcBorders>
-          </w:tcPr>
-          <w:p>
-            <w:pPr>
-              <w:rPr>
-                <w:szCs w:val="18"/>
-              </w:rPr>
-            </w:pPr>
-            <w:r>
-              <w:rPr>
-                <w:szCs w:val="18"/>
-              </w:rPr>
-              <w:t>RINCIAN TRIAGE</w:t>
-            </w:r>
-          </w:p>
-        </w:tc>
-        <w:tc>
-          <w:tcPr>
-            <w:tcW w:w="8505" w:type="dxa"/>
-            <w:gridSpan w:val="5"/>
-            <w:tcBorders>
-              <w:left w:val="single" w:sz="4" w:space="0" w:color="auto"/>
-            </w:tcBorders>
-          </w:tcPr>
-          <w:p>
-            <w:pPr>
-              <w:rPr>
-                <w:szCs w:val="18"/>
-              </w:rPr>
-            </w:pPr>
-            <w:r>
-              <w:rPr>
-                <w:szCs w:val="18"/>
-              </w:rPr>
-              <w:t>${ATS_DETAIL}</w:t>
-            </w:r>
-          </w:p>
-        </w:tc>
-      </w:tr>
-      <w:tr>
-        <w:tc>
-          <w:tcPr>
-            <w:tcW w:w="11307" w:type="dxa"/>
-            <w:gridSpan w:val="7"/>
           </w:tcPr>
           <w:p>
             <w:pPr>
@@ -1199,7 +992,7 @@
         <w:tc>
           <w:tcPr>
             <w:tcW w:w="11307" w:type="dxa"/>
-            <w:gridSpan w:val="7"/>
+            <w:gridSpan w:val="5"/>
           </w:tcPr>
           <w:p>
             <w:pPr>
@@ -1220,7 +1013,7 @@
         <w:tc>
           <w:tcPr>
             <w:tcW w:w="11307" w:type="dxa"/>
-            <w:gridSpan w:val="7"/>
+            <w:gridSpan w:val="5"/>
           </w:tcPr>
           <w:p>
             <w:pPr>
@@ -1238,7 +1031,7 @@
                 <w:sz w:val="20"/>
                 <w:szCs w:val="20"/>
               </w:rPr>
-              <w:t>PRIMARY SURVEY</w:t>
+              <w:t>TANDA VITAL</w:t>
             </w:r>
           </w:p>
         </w:tc>
@@ -1247,7 +1040,7 @@
         <w:tc>
           <w:tcPr>
             <w:tcW w:w="11307" w:type="dxa"/>
-            <w:gridSpan w:val="7"/>
+            <w:gridSpan w:val="5"/>
           </w:tcPr>
           <w:p>
             <w:pPr>
@@ -1259,7 +1052,19 @@
               <w:rPr>
                 <w:szCs w:val="18"/>
               </w:rPr>
-              <w:t>${PRIMARY_SURVEY}</w:t>
+              <w:t>${</w:t>
+            </w:r>
+            <w:r>
+              <w:rPr>
+                <w:szCs w:val="18"/>
+              </w:rPr>
+              <w:t>TANDA_VITAL</w:t>
+            </w:r>
+            <w:r>
+              <w:rPr>
+                <w:szCs w:val="18"/>
+              </w:rPr>
+              <w:t>}</w:t>
             </w:r>
           </w:p>
         </w:tc>
@@ -1268,7 +1073,7 @@
         <w:tc>
           <w:tcPr>
             <w:tcW w:w="11307" w:type="dxa"/>
-            <w:gridSpan w:val="7"/>
+            <w:gridSpan w:val="5"/>
           </w:tcPr>
           <w:p>
             <w:pPr>
@@ -1295,7 +1100,7 @@
         <w:tc>
           <w:tcPr>
             <w:tcW w:w="11307" w:type="dxa"/>
-            <w:gridSpan w:val="7"/>
+            <w:gridSpan w:val="5"/>
           </w:tcPr>
           <w:p>
             <w:pPr>
@@ -1316,55 +1121,7 @@
         <w:tc>
           <w:tcPr>
             <w:tcW w:w="11307" w:type="dxa"/>
-            <w:gridSpan w:val="7"/>
-          </w:tcPr>
-          <w:p>
-            <w:pPr>
-              <w:rPr>
-                <w:b/>
-                <w:bCs/>
-                <w:sz w:val="20"/>
-                <w:szCs w:val="20"/>
-              </w:rPr>
-            </w:pPr>
-            <w:r>
-              <w:rPr>
-                <w:b/>
-                <w:bCs/>
-                <w:sz w:val="20"/>
-                <w:szCs w:val="20"/>
-              </w:rPr>
-              <w:t>ANAMNESIS DIPEROLEH</w:t>
-            </w:r>
-          </w:p>
-        </w:tc>
-      </w:tr>
-      <w:tr>
-        <w:tc>
-          <w:tcPr>
-            <w:tcW w:w="11307" w:type="dxa"/>
-            <w:gridSpan w:val="7"/>
-          </w:tcPr>
-          <w:p>
-            <w:pPr>
-              <w:rPr>
-                <w:szCs w:val="18"/>
-              </w:rPr>
-            </w:pPr>
-            <w:r>
-              <w:rPr>
-                <w:szCs w:val="18"/>
-              </w:rPr>
-              <w:t>${ANAMNESIS_DIPEROLEH}</w:t>
-            </w:r>
-          </w:p>
-        </w:tc>
-      </w:tr>
-      <w:tr>
-        <w:tc>
-          <w:tcPr>
-            <w:tcW w:w="11307" w:type="dxa"/>
-            <w:gridSpan w:val="7"/>
+            <w:gridSpan w:val="5"/>
           </w:tcPr>
           <w:p>
             <w:pPr>
@@ -1391,7 +1148,7 @@
         <w:tc>
           <w:tcPr>
             <w:tcW w:w="11307" w:type="dxa"/>
-            <w:gridSpan w:val="7"/>
+            <w:gridSpan w:val="5"/>
           </w:tcPr>
           <w:p>
             <w:pPr>
@@ -1412,7 +1169,7 @@
         <w:tc>
           <w:tcPr>
             <w:tcW w:w="11307" w:type="dxa"/>
-            <w:gridSpan w:val="7"/>
+            <w:gridSpan w:val="5"/>
           </w:tcPr>
           <w:p>
             <w:pPr>
@@ -1439,7 +1196,7 @@
         <w:tc>
           <w:tcPr>
             <w:tcW w:w="11307" w:type="dxa"/>
-            <w:gridSpan w:val="7"/>
+            <w:gridSpan w:val="5"/>
           </w:tcPr>
           <w:p>
             <w:pPr>
@@ -1460,7 +1217,7 @@
         <w:tc>
           <w:tcPr>
             <w:tcW w:w="11307" w:type="dxa"/>
-            <w:gridSpan w:val="7"/>
+            <w:gridSpan w:val="5"/>
           </w:tcPr>
           <w:p>
             <w:pPr>
@@ -1487,7 +1244,7 @@
         <w:tc>
           <w:tcPr>
             <w:tcW w:w="11307" w:type="dxa"/>
-            <w:gridSpan w:val="7"/>
+            <w:gridSpan w:val="5"/>
           </w:tcPr>
           <w:p>
             <w:pPr>
@@ -1508,7 +1265,7 @@
         <w:tc>
           <w:tcPr>
             <w:tcW w:w="11307" w:type="dxa"/>
-            <w:gridSpan w:val="7"/>
+            <w:gridSpan w:val="5"/>
           </w:tcPr>
           <w:p>
             <w:pPr>
@@ -1526,7 +1283,7 @@
                 <w:sz w:val="20"/>
                 <w:szCs w:val="20"/>
               </w:rPr>
-              <w:t>SKRINING RISIKO JATUH — HUMPTY DUMPTY</w:t>
+              <w:t>SKRINING RISIKO JATUH</w:t>
             </w:r>
           </w:p>
         </w:tc>
@@ -1535,7 +1292,7 @@
         <w:tc>
           <w:tcPr>
             <w:tcW w:w="11307" w:type="dxa"/>
-            <w:gridSpan w:val="7"/>
+            <w:gridSpan w:val="5"/>
           </w:tcPr>
           <w:p>
             <w:pPr>
@@ -1547,7 +1304,7 @@
               <w:rPr>
                 <w:szCs w:val="18"/>
               </w:rPr>
-              <w:t>${RISIKO_JATUH_HUMPTY_DUMPTY}</w:t>
+              <w:t>${RISIKO_JATUH}</w:t>
             </w:r>
           </w:p>
         </w:tc>
@@ -1556,7 +1313,7 @@
         <w:tc>
           <w:tcPr>
             <w:tcW w:w="11307" w:type="dxa"/>
-            <w:gridSpan w:val="7"/>
+            <w:gridSpan w:val="5"/>
           </w:tcPr>
           <w:p>
             <w:pPr>
@@ -1574,7 +1331,7 @@
                 <w:sz w:val="20"/>
                 <w:szCs w:val="20"/>
               </w:rPr>
-              <w:t>SKRINING RISIKO JATUH — SKALA MORSE</w:t>
+              <w:t>SKRINING GIZI</w:t>
             </w:r>
           </w:p>
         </w:tc>
@@ -1583,7 +1340,7 @@
         <w:tc>
           <w:tcPr>
             <w:tcW w:w="11307" w:type="dxa"/>
-            <w:gridSpan w:val="7"/>
+            <w:gridSpan w:val="5"/>
           </w:tcPr>
           <w:p>
             <w:pPr>
@@ -1595,7 +1352,7 @@
               <w:rPr>
                 <w:szCs w:val="18"/>
               </w:rPr>
-              <w:t>${RISIKO_JATUH_MORSE}</w:t>
+              <w:t>${SKRINING_GIZI}</w:t>
             </w:r>
           </w:p>
         </w:tc>
@@ -1604,199 +1361,7 @@
         <w:tc>
           <w:tcPr>
             <w:tcW w:w="11307" w:type="dxa"/>
-            <w:gridSpan w:val="7"/>
-          </w:tcPr>
-          <w:p>
-            <w:pPr>
-              <w:rPr>
-                <w:b/>
-                <w:bCs/>
-                <w:sz w:val="20"/>
-                <w:szCs w:val="20"/>
-              </w:rPr>
-            </w:pPr>
-            <w:r>
-              <w:rPr>
-                <w:b/>
-                <w:bCs/>
-                <w:sz w:val="20"/>
-                <w:szCs w:val="20"/>
-              </w:rPr>
-              <w:t>SKRINING RISIKO JATUH — EPFRA</w:t>
-            </w:r>
-          </w:p>
-        </w:tc>
-      </w:tr>
-      <w:tr>
-        <w:tc>
-          <w:tcPr>
-            <w:tcW w:w="11307" w:type="dxa"/>
-            <w:gridSpan w:val="7"/>
-          </w:tcPr>
-          <w:p>
-            <w:pPr>
-              <w:rPr>
-                <w:szCs w:val="18"/>
-              </w:rPr>
-            </w:pPr>
-            <w:r>
-              <w:rPr>
-                <w:szCs w:val="18"/>
-              </w:rPr>
-              <w:t>${RISIKO_JATUH_EPFRA}</w:t>
-            </w:r>
-          </w:p>
-        </w:tc>
-      </w:tr>
-      <w:tr>
-        <w:tc>
-          <w:tcPr>
-            <w:tcW w:w="11307" w:type="dxa"/>
-            <w:gridSpan w:val="7"/>
-          </w:tcPr>
-          <w:p>
-            <w:pPr>
-              <w:rPr>
-                <w:b/>
-                <w:bCs/>
-                <w:sz w:val="20"/>
-                <w:szCs w:val="20"/>
-              </w:rPr>
-            </w:pPr>
-            <w:r>
-              <w:rPr>
-                <w:b/>
-                <w:bCs/>
-                <w:sz w:val="20"/>
-                <w:szCs w:val="20"/>
-              </w:rPr>
-              <w:t>SKRINING RISIKO JATUH — GET UP AND GO</w:t>
-            </w:r>
-          </w:p>
-        </w:tc>
-      </w:tr>
-      <w:tr>
-        <w:tc>
-          <w:tcPr>
-            <w:tcW w:w="11307" w:type="dxa"/>
-            <w:gridSpan w:val="7"/>
-          </w:tcPr>
-          <w:p>
-            <w:pPr>
-              <w:rPr>
-                <w:szCs w:val="18"/>
-              </w:rPr>
-            </w:pPr>
-            <w:r>
-              <w:rPr>
-                <w:szCs w:val="18"/>
-              </w:rPr>
-              <w:t>${RISIKO_JATUH_GET_UP_AND_GO}</w:t>
-            </w:r>
-          </w:p>
-        </w:tc>
-      </w:tr>
-      <w:tr>
-        <w:tc>
-          <w:tcPr>
-            <w:tcW w:w="11307" w:type="dxa"/>
-            <w:gridSpan w:val="7"/>
-          </w:tcPr>
-          <w:p>
-            <w:pPr>
-              <w:rPr>
-                <w:b/>
-                <w:bCs/>
-                <w:sz w:val="20"/>
-                <w:szCs w:val="20"/>
-              </w:rPr>
-            </w:pPr>
-            <w:r>
-              <w:rPr>
-                <w:b/>
-                <w:bCs/>
-                <w:sz w:val="20"/>
-                <w:szCs w:val="20"/>
-              </w:rPr>
-              <w:t>SKRINING GIZI — MST</w:t>
-            </w:r>
-          </w:p>
-        </w:tc>
-      </w:tr>
-      <w:tr>
-        <w:tc>
-          <w:tcPr>
-            <w:tcW w:w="11307" w:type="dxa"/>
-            <w:gridSpan w:val="7"/>
-          </w:tcPr>
-          <w:p>
-            <w:pPr>
-              <w:rPr>
-                <w:szCs w:val="18"/>
-              </w:rPr>
-            </w:pPr>
-            <w:r>
-              <w:rPr>
-                <w:szCs w:val="18"/>
-              </w:rPr>
-              <w:t>${SKRINING_GIZI_MUST}</w:t>
-            </w:r>
-          </w:p>
-        </w:tc>
-      </w:tr>
-      <w:tr>
-        <w:tc>
-          <w:tcPr>
-            <w:tcW w:w="11307" w:type="dxa"/>
-            <w:gridSpan w:val="7"/>
-          </w:tcPr>
-          <w:p>
-            <w:pPr>
-              <w:rPr>
-                <w:b/>
-                <w:bCs/>
-                <w:sz w:val="20"/>
-                <w:szCs w:val="20"/>
-              </w:rPr>
-            </w:pPr>
-            <w:r>
-              <w:rPr>
-                <w:b/>
-                <w:bCs/>
-                <w:sz w:val="20"/>
-                <w:szCs w:val="20"/>
-              </w:rPr>
-              <w:t>SKRINING GIZI — STRONG KID</w:t>
-            </w:r>
-          </w:p>
-        </w:tc>
-      </w:tr>
-      <w:tr>
-        <w:tc>
-          <w:tcPr>
-            <w:tcW w:w="11307" w:type="dxa"/>
-            <w:gridSpan w:val="7"/>
-          </w:tcPr>
-          <w:p>
-            <w:pPr>
-              <w:rPr>
-                <w:szCs w:val="18"/>
-              </w:rPr>
-            </w:pPr>
-            <w:r>
-              <w:rPr>
-                <w:szCs w:val="18"/>
-              </w:rPr>
-              <w:t>${SKRINING_GIZI_STRONG_KID}</w:t>
-            </w:r>
-          </w:p>
-        </w:tc>
-      </w:tr>
-      <w:tr>
-        <w:tc>
-          <w:tcPr>
-            <w:tcW w:w="11307" w:type="dxa"/>
-            <w:gridSpan w:val="7"/>
+            <w:gridSpan w:val="5"/>
           </w:tcPr>
           <w:p>
             <w:pPr>
@@ -1823,7 +1388,7 @@
         <w:tc>
           <w:tcPr>
             <w:tcW w:w="11307" w:type="dxa"/>
-            <w:gridSpan w:val="7"/>
+            <w:gridSpan w:val="5"/>
           </w:tcPr>
           <w:p>
             <w:pPr>
@@ -1844,7 +1409,7 @@
         <w:tc>
           <w:tcPr>
             <w:tcW w:w="11307" w:type="dxa"/>
-            <w:gridSpan w:val="7"/>
+            <w:gridSpan w:val="5"/>
           </w:tcPr>
           <w:p>
             <w:pPr>
@@ -1871,7 +1436,7 @@
         <w:tc>
           <w:tcPr>
             <w:tcW w:w="11307" w:type="dxa"/>
-            <w:gridSpan w:val="7"/>
+            <w:gridSpan w:val="5"/>
           </w:tcPr>
           <w:p>
             <w:pPr>
@@ -1892,7 +1457,7 @@
         <w:tc>
           <w:tcPr>
             <w:tcW w:w="11307" w:type="dxa"/>
-            <w:gridSpan w:val="7"/>
+            <w:gridSpan w:val="5"/>
           </w:tcPr>
           <w:p>
             <w:pPr>
@@ -1919,7 +1484,7 @@
         <w:tc>
           <w:tcPr>
             <w:tcW w:w="11307" w:type="dxa"/>
-            <w:gridSpan w:val="7"/>
+            <w:gridSpan w:val="5"/>
           </w:tcPr>
           <w:p>
             <w:pPr>
@@ -1940,7 +1505,7 @@
         <w:tc>
           <w:tcPr>
             <w:tcW w:w="11307" w:type="dxa"/>
-            <w:gridSpan w:val="7"/>
+            <w:gridSpan w:val="5"/>
             <w:tcBorders>
               <w:bottom w:val="single" w:sz="4" w:space="0" w:color="auto"/>
             </w:tcBorders>
@@ -1971,7 +1536,7 @@
         <w:tc>
           <w:tcPr>
             <w:tcW w:w="11307" w:type="dxa"/>
-            <w:gridSpan w:val="7"/>
+            <w:gridSpan w:val="5"/>
             <w:tcBorders>
               <w:bottom w:val="single" w:sz="4" w:space="0" w:color="auto"/>
             </w:tcBorders>
@@ -1996,7 +1561,7 @@
         <w:tc>
           <w:tcPr>
             <w:tcW w:w="11307" w:type="dxa"/>
-            <w:gridSpan w:val="7"/>
+            <w:gridSpan w:val="5"/>
             <w:tcBorders>
               <w:top w:val="single" w:sz="4" w:space="0" w:color="auto"/>
               <w:left w:val="nil"/>
@@ -2018,7 +1583,6 @@
         <w:tc>
           <w:tcPr>
             <w:tcW w:w="5778" w:type="dxa"/>
-            <w:gridSpan w:val="3"/>
             <w:tcBorders>
               <w:top w:val="nil"/>
               <w:left w:val="nil"/>
@@ -2369,14 +1933,7 @@
                 <w:sz w:val="17"/>
                 <w:lang w:val="en-ID"/>
               </w:rPr>
-              <w:t>FINALISASI</w:t>
-            </w:r>
-            <w:r>
-              <w:rPr>
-                <w:sz w:val="17"/>
-                <w:lang w:val="en-ID"/>
-              </w:rPr>
-              <w:t>_TANGGAL</w:t>
+              <w:t>TTE_TANGGAL</w:t>
             </w:r>
             <w:r>
               <w:rPr>

--- a/public/doc/emr/print_radar_perawat.docx
+++ b/public/doc/emr/print_radar_perawat.docx
@@ -138,62 +138,21 @@
                 <w:b/>
                 <w:szCs w:val="16"/>
               </w:rPr>
-              <w:t xml:space="preserve">Jl. Mayor Sunaryo No.37, </w:t>
+              <w:t>Jl. Mayor Sunaryo No.37, Jetis, Sukoharjo 57512 Telp (0271) 593979</w:t>
             </w:r>
-            <w:proofErr w:type="spellStart"/>
+            <w:r>
+              <w:rPr>
+                <w:b/>
+                <w:sz w:val="22"/>
+              </w:rPr>
+              <w:br/>
+            </w:r>
             <w:r>
               <w:rPr>
                 <w:b/>
                 <w:szCs w:val="16"/>
               </w:rPr>
-              <w:t>Jetis</w:t>
-            </w:r>
-            <w:proofErr w:type="spellEnd"/>
-            <w:r>
-              <w:rPr>
-                <w:b/>
-                <w:szCs w:val="16"/>
-              </w:rPr>
-              <w:t xml:space="preserve">, </w:t>
-            </w:r>
-            <w:proofErr w:type="spellStart"/>
-            <w:r>
-              <w:rPr>
-                <w:b/>
-                <w:szCs w:val="16"/>
-              </w:rPr>
-              <w:t>Sukoharjo</w:t>
-            </w:r>
-            <w:proofErr w:type="spellEnd"/>
-            <w:r>
-              <w:rPr>
-                <w:b/>
-                <w:szCs w:val="16"/>
-              </w:rPr>
-              <w:t xml:space="preserve"> 57512 Telp (0271) 593979</w:t>
-            </w:r>
-            <w:r>
-              <w:rPr>
-                <w:b/>
-                <w:sz w:val="22"/>
-              </w:rPr>
-              <w:br/>
-            </w:r>
-            <w:proofErr w:type="gramStart"/>
-            <w:r>
-              <w:rPr>
-                <w:b/>
-                <w:szCs w:val="16"/>
-              </w:rPr>
-              <w:t>E-Mail :</w:t>
-            </w:r>
-            <w:proofErr w:type="gramEnd"/>
-            <w:r>
-              <w:rPr>
-                <w:b/>
-                <w:szCs w:val="16"/>
-              </w:rPr>
-              <w:t xml:space="preserve"> </w:t>
+              <w:t xml:space="preserve">E-Mail : </w:t>
             </w:r>
             <w:hyperlink r:id="rId9" w:history="1">
               <w:r>
@@ -644,32 +603,17 @@
                 <w:lang w:val="en-ID"/>
               </w:rPr>
             </w:pPr>
-            <w:proofErr w:type="spellStart"/>
             <w:r>
-              <w:t>Tgl</w:t>
-            </w:r>
-            <w:proofErr w:type="spellEnd"/>
-            <w:r>
-              <w:t>.</w:t>
+              <w:t>Tgl.</w:t>
             </w:r>
             <w:r>
               <w:t xml:space="preserve"> </w:t>
             </w:r>
-            <w:proofErr w:type="spellStart"/>
-            <w:proofErr w:type="gramStart"/>
             <w:r>
-              <w:t>Kunjungan</w:t>
-            </w:r>
-            <w:proofErr w:type="spellEnd"/>
-            <w:r>
-              <w:t xml:space="preserve"> </w:t>
+              <w:t xml:space="preserve">Kunjungan </w:t>
             </w:r>
             <w:r>
-              <w:t>:</w:t>
-            </w:r>
-            <w:proofErr w:type="gramEnd"/>
-            <w:r>
-              <w:t xml:space="preserve"> </w:t>
+              <w:t xml:space="preserve">: </w:t>
             </w:r>
             <w:r>
               <w:rPr>
@@ -694,27 +638,7 @@
               <w:rPr>
                 <w:sz w:val="17"/>
               </w:rPr>
-              <w:t xml:space="preserve"> </w:t>
-            </w:r>
-            <w:proofErr w:type="spellStart"/>
-            <w:r>
-              <w:rPr>
-                <w:sz w:val="17"/>
-              </w:rPr>
-              <w:t>Pukul</w:t>
-            </w:r>
-            <w:proofErr w:type="spellEnd"/>
-            <w:r>
-              <w:rPr>
-                <w:sz w:val="17"/>
-              </w:rPr>
-              <w:t xml:space="preserve"> </w:t>
-            </w:r>
-            <w:r>
-              <w:rPr>
-                <w:sz w:val="17"/>
-              </w:rPr>
-              <w:t>${</w:t>
+              <w:t xml:space="preserve"> Pukul ${</w:t>
             </w:r>
             <w:r>
               <w:rPr>
@@ -743,46 +667,12 @@
                 <w:lang w:val="en-ID"/>
               </w:rPr>
             </w:pPr>
-            <w:proofErr w:type="spellStart"/>
             <w:r>
               <w:rPr>
                 <w:sz w:val="17"/>
                 <w:lang w:val="en-ID"/>
               </w:rPr>
-              <w:t>Tgl</w:t>
-            </w:r>
-            <w:proofErr w:type="spellEnd"/>
-            <w:r>
-              <w:rPr>
-                <w:sz w:val="17"/>
-                <w:lang w:val="en-ID"/>
-              </w:rPr>
-              <w:t xml:space="preserve">. </w:t>
-            </w:r>
-            <w:proofErr w:type="spellStart"/>
-            <w:proofErr w:type="gramStart"/>
-            <w:r>
-              <w:rPr>
-                <w:sz w:val="17"/>
-                <w:lang w:val="en-ID"/>
-              </w:rPr>
-              <w:t>Pengisian</w:t>
-            </w:r>
-            <w:proofErr w:type="spellEnd"/>
-            <w:r>
-              <w:rPr>
-                <w:sz w:val="17"/>
-                <w:lang w:val="en-ID"/>
-              </w:rPr>
-              <w:t xml:space="preserve"> :</w:t>
-            </w:r>
-            <w:proofErr w:type="gramEnd"/>
-            <w:r>
-              <w:rPr>
-                <w:sz w:val="17"/>
-                <w:lang w:val="en-ID"/>
-              </w:rPr>
-              <w:t xml:space="preserve"> </w:t>
+              <w:t xml:space="preserve">Tgl. Pengisian : </w:t>
             </w:r>
             <w:r>
               <w:rPr>
@@ -1091,7 +981,7 @@
                 <w:sz w:val="20"/>
                 <w:szCs w:val="20"/>
               </w:rPr>
-              <w:t>STATUS KEHAMILAN, OBGYN, DAN KEBUTUHAN KHUSUS</w:t>
+              <w:t>STATUS KEHAMILAN</w:t>
             </w:r>
           </w:p>
         </w:tc>
@@ -1729,33 +1619,8 @@
                 <w:b/>
                 <w:bCs/>
               </w:rPr>
-              <w:t xml:space="preserve">Yang </w:t>
+              <w:t>Yang Melakukan Pengkajian</w:t>
             </w:r>
-            <w:proofErr w:type="spellStart"/>
-            <w:r>
-              <w:rPr>
-                <w:b/>
-                <w:bCs/>
-              </w:rPr>
-              <w:t>Melakukan</w:t>
-            </w:r>
-            <w:proofErr w:type="spellEnd"/>
-            <w:r>
-              <w:rPr>
-                <w:b/>
-                <w:bCs/>
-              </w:rPr>
-              <w:t xml:space="preserve"> </w:t>
-            </w:r>
-            <w:proofErr w:type="spellStart"/>
-            <w:r>
-              <w:rPr>
-                <w:b/>
-                <w:bCs/>
-              </w:rPr>
-              <w:t>Pengkajian</w:t>
-            </w:r>
-            <w:proofErr w:type="spellEnd"/>
           </w:p>
           <w:p>
             <w:pPr>
@@ -1766,7 +1631,6 @@
                 <w:bCs/>
               </w:rPr>
             </w:pPr>
-            <w:proofErr w:type="spellStart"/>
             <w:r>
               <w:rPr>
                 <w:b/>
@@ -1774,7 +1638,6 @@
               </w:rPr>
               <w:t>Perawat</w:t>
             </w:r>
-            <w:proofErr w:type="spellEnd"/>
           </w:p>
           <w:p>
             <w:pPr>
@@ -1811,7 +1674,6 @@
               <w:keepNext/>
               <w:jc w:val="center"/>
             </w:pPr>
-            <w:proofErr w:type="gramStart"/>
             <w:r>
               <w:t xml:space="preserve">( </w:t>
             </w:r>
@@ -1819,14 +1681,7 @@
               <w:rPr>
                 <w:u w:val="single"/>
               </w:rPr>
-              <w:t>$</w:t>
-            </w:r>
-            <w:proofErr w:type="gramEnd"/>
-            <w:r>
-              <w:rPr>
-                <w:u w:val="single"/>
-              </w:rPr>
-              <w:t>{</w:t>
+              <w:t>${</w:t>
             </w:r>
             <w:r>
               <w:rPr>
@@ -1856,36 +1711,8 @@
                 <w:szCs w:val="18"/>
                 <w:lang w:val="en-ID"/>
               </w:rPr>
-              <w:t xml:space="preserve">Tanda </w:t>
+              <w:t>Tanda Tangan dan Nama Lengkap</w:t>
             </w:r>
-            <w:proofErr w:type="spellStart"/>
-            <w:r>
-              <w:rPr>
-                <w:sz w:val="14"/>
-                <w:szCs w:val="18"/>
-                <w:lang w:val="en-ID"/>
-              </w:rPr>
-              <w:t>Tangan</w:t>
-            </w:r>
-            <w:proofErr w:type="spellEnd"/>
-            <w:r>
-              <w:rPr>
-                <w:sz w:val="14"/>
-                <w:szCs w:val="18"/>
-                <w:lang w:val="en-ID"/>
-              </w:rPr>
-              <w:t xml:space="preserve"> dan Nama </w:t>
-            </w:r>
-            <w:proofErr w:type="spellStart"/>
-            <w:r>
-              <w:rPr>
-                <w:sz w:val="14"/>
-                <w:szCs w:val="18"/>
-                <w:lang w:val="en-ID"/>
-              </w:rPr>
-              <w:t>Lengkap</w:t>
-            </w:r>
-            <w:proofErr w:type="spellEnd"/>
           </w:p>
         </w:tc>
         <w:tc>
@@ -1908,19 +1735,11 @@
                 <w:bCs/>
               </w:rPr>
             </w:pPr>
-            <w:proofErr w:type="spellStart"/>
             <w:r>
               <w:rPr>
                 <w:sz w:val="17"/>
               </w:rPr>
-              <w:t>Sukoharjo</w:t>
-            </w:r>
-            <w:proofErr w:type="spellEnd"/>
-            <w:r>
-              <w:rPr>
-                <w:sz w:val="17"/>
-              </w:rPr>
-              <w:t xml:space="preserve">, </w:t>
+              <w:t xml:space="preserve">Sukoharjo, </w:t>
             </w:r>
             <w:r>
               <w:rPr>
@@ -2063,7 +1882,6 @@
                 </mc:Fallback>
               </mc:AlternateContent>
             </w:r>
-            <w:proofErr w:type="spellStart"/>
             <w:r>
               <w:rPr>
                 <w:b/>
@@ -2071,7 +1889,6 @@
               </w:rPr>
               <w:t>Verifikasi</w:t>
             </w:r>
-            <w:proofErr w:type="spellEnd"/>
           </w:p>
           <w:p>
             <w:pPr>
@@ -2125,7 +1942,6 @@
               <w:keepNext/>
               <w:jc w:val="center"/>
             </w:pPr>
-            <w:proofErr w:type="gramStart"/>
             <w:r>
               <w:t xml:space="preserve">( </w:t>
             </w:r>
@@ -2133,14 +1949,7 @@
               <w:rPr>
                 <w:u w:val="single"/>
               </w:rPr>
-              <w:t>$</w:t>
-            </w:r>
-            <w:proofErr w:type="gramEnd"/>
-            <w:r>
-              <w:rPr>
-                <w:u w:val="single"/>
-              </w:rPr>
-              <w:t>{</w:t>
+              <w:t>${</w:t>
             </w:r>
             <w:r>
               <w:rPr>
@@ -2173,36 +1982,8 @@
                 <w:szCs w:val="18"/>
                 <w:lang w:val="en-ID"/>
               </w:rPr>
-              <w:t xml:space="preserve">Tanda </w:t>
+              <w:t>Tanda Tangan dan Nama Lengkap</w:t>
             </w:r>
-            <w:proofErr w:type="spellStart"/>
-            <w:r>
-              <w:rPr>
-                <w:sz w:val="14"/>
-                <w:szCs w:val="18"/>
-                <w:lang w:val="en-ID"/>
-              </w:rPr>
-              <w:t>Tangan</w:t>
-            </w:r>
-            <w:proofErr w:type="spellEnd"/>
-            <w:r>
-              <w:rPr>
-                <w:sz w:val="14"/>
-                <w:szCs w:val="18"/>
-                <w:lang w:val="en-ID"/>
-              </w:rPr>
-              <w:t xml:space="preserve"> dan Nama </w:t>
-            </w:r>
-            <w:proofErr w:type="spellStart"/>
-            <w:r>
-              <w:rPr>
-                <w:sz w:val="14"/>
-                <w:szCs w:val="18"/>
-                <w:lang w:val="en-ID"/>
-              </w:rPr>
-              <w:t>Lengkap</w:t>
-            </w:r>
-            <w:proofErr w:type="spellEnd"/>
           </w:p>
         </w:tc>
       </w:tr>

--- a/public/doc/emr/print_radar_perawat.docx
+++ b/public/doc/emr/print_radar_perawat.docx
@@ -1,6 +1,6 @@
 
 <file path=word/document.xml><?xml version="1.0" encoding="utf-8"?>
-<w:document xmlns:wpc="http://schemas.microsoft.com/office/word/2010/wordprocessingCanvas" xmlns:cx="http://schemas.microsoft.com/office/drawing/2014/chartex" xmlns:cx1="http://schemas.microsoft.com/office/drawing/2015/9/8/chartex" xmlns:cx2="http://schemas.microsoft.com/office/drawing/2015/10/21/chartex" xmlns:cx3="http://schemas.microsoft.com/office/drawing/2016/5/9/chartex" xmlns:cx4="http://schemas.microsoft.com/office/drawing/2016/5/10/chartex" xmlns:cx5="http://schemas.microsoft.com/office/drawing/2016/5/11/chartex" xmlns:cx6="http://schemas.microsoft.com/office/drawing/2016/5/12/chartex" xmlns:cx7="http://schemas.microsoft.com/office/drawing/2016/5/13/chartex" xmlns:cx8="http://schemas.microsoft.com/office/drawing/2016/5/14/chartex" xmlns:mc="http://schemas.openxmlformats.org/markup-compatibility/2006" xmlns:aink="http://schemas.microsoft.com/office/drawing/2016/ink" xmlns:am3d="http://schemas.microsoft.com/office/drawing/2017/model3d" xmlns:o="urn:schemas-microsoft-com:office:office" xmlns:oel="http://schemas.microsoft.com/office/2019/extlst" xmlns:r="http://schemas.openxmlformats.org/officeDocument/2006/relationships" xmlns:m="http://schemas.openxmlformats.org/officeDocument/2006/math" xmlns:v="urn:schemas-microsoft-com:vml" xmlns:wp14="http://schemas.microsoft.com/office/word/2010/wordprocessingDrawing" xmlns:wp="http://schemas.openxmlformats.org/drawingml/2006/wordprocessingDrawing" xmlns:w10="urn:schemas-microsoft-com:office:word" xmlns:w="http://schemas.openxmlformats.org/wordprocessingml/2006/main" xmlns:w14="http://schemas.microsoft.com/office/word/2010/wordml" xmlns:w15="http://schemas.microsoft.com/office/word/2012/wordml" xmlns:w16cex="http://schemas.microsoft.com/office/word/2018/wordml/cex" xmlns:w16cid="http://schemas.microsoft.com/office/word/2016/wordml/cid" xmlns:w16="http://schemas.microsoft.com/office/word/2018/wordml" xmlns:w16sdtdh="http://schemas.microsoft.com/office/word/2020/wordml/sdtdatahash" xmlns:w16se="http://schemas.microsoft.com/office/word/2015/wordml/symex" xmlns:wpg="http://schemas.microsoft.com/office/word/2010/wordprocessingGroup" xmlns:wpi="http://schemas.microsoft.com/office/word/2010/wordprocessingInk" xmlns:wne="http://schemas.microsoft.com/office/word/2006/wordml" xmlns:wps="http://schemas.microsoft.com/office/word/2010/wordprocessingShape" mc:Ignorable="w14 w15 w16se w16cid w16 w16cex w16sdtdh wp14">
+<w:document xmlns:wpc="http://schemas.microsoft.com/office/word/2010/wordprocessingCanvas" xmlns:cx="http://schemas.microsoft.com/office/drawing/2014/chartex" xmlns:cx1="http://schemas.microsoft.com/office/drawing/2015/9/8/chartex" xmlns:cx2="http://schemas.microsoft.com/office/drawing/2015/10/21/chartex" xmlns:cx3="http://schemas.microsoft.com/office/drawing/2016/5/9/chartex" xmlns:cx4="http://schemas.microsoft.com/office/drawing/2016/5/10/chartex" xmlns:cx5="http://schemas.microsoft.com/office/drawing/2016/5/11/chartex" xmlns:cx6="http://schemas.microsoft.com/office/drawing/2016/5/12/chartex" xmlns:cx7="http://schemas.microsoft.com/office/drawing/2016/5/13/chartex" xmlns:cx8="http://schemas.microsoft.com/office/drawing/2016/5/14/chartex" xmlns:mc="http://schemas.openxmlformats.org/markup-compatibility/2006" xmlns:aink="http://schemas.microsoft.com/office/drawing/2016/ink" xmlns:am3d="http://schemas.microsoft.com/office/drawing/2017/model3d" xmlns:o="urn:schemas-microsoft-com:office:office" xmlns:oel="http://schemas.microsoft.com/office/2019/extlst" xmlns:r="http://schemas.openxmlformats.org/officeDocument/2006/relationships" xmlns:m="http://schemas.openxmlformats.org/officeDocument/2006/math" xmlns:v="urn:schemas-microsoft-com:vml" xmlns:wp14="http://schemas.microsoft.com/office/word/2010/wordprocessingDrawing" xmlns:wp="http://schemas.openxmlformats.org/drawingml/2006/wordprocessingDrawing" xmlns:w10="urn:schemas-microsoft-com:office:word" xmlns:w="http://schemas.openxmlformats.org/wordprocessingml/2006/main" xmlns:w14="http://schemas.microsoft.com/office/word/2010/wordml" xmlns:w15="http://schemas.microsoft.com/office/word/2012/wordml" xmlns:w16cex="http://schemas.microsoft.com/office/word/2018/wordml/cex" xmlns:w16cid="http://schemas.microsoft.com/office/word/2016/wordml/cid" xmlns:w16="http://schemas.microsoft.com/office/word/2018/wordml" xmlns:w16du="http://schemas.microsoft.com/office/word/2023/wordml/word16du" xmlns:w16sdtdh="http://schemas.microsoft.com/office/word/2020/wordml/sdtdatahash" xmlns:w16sdtfl="http://schemas.microsoft.com/office/word/2024/wordml/sdtformatlock" xmlns:w16se="http://schemas.microsoft.com/office/word/2015/wordml/symex" xmlns:wpg="http://schemas.microsoft.com/office/word/2010/wordprocessingGroup" xmlns:wpi="http://schemas.microsoft.com/office/word/2010/wordprocessingInk" xmlns:wne="http://schemas.microsoft.com/office/word/2006/wordml" xmlns:wps="http://schemas.microsoft.com/office/word/2010/wordprocessingShape" mc:Ignorable="w14 w15 w16se w16cid w16 w16cex w16sdtdh w16sdtfl w16du wp14">
   <w:body>
     <w:tbl>
       <w:tblPr>
@@ -9,9 +9,12 @@
         <w:tblLook w:val="04A0" w:firstRow="1" w:lastRow="0" w:firstColumn="1" w:lastColumn="0" w:noHBand="0" w:noVBand="1"/>
       </w:tblPr>
       <w:tblGrid>
-        <w:gridCol w:w="5778"/>
+        <w:gridCol w:w="3769"/>
+        <w:gridCol w:w="1884"/>
+        <w:gridCol w:w="125"/>
         <w:gridCol w:w="1560"/>
-        <w:gridCol w:w="850"/>
+        <w:gridCol w:w="200"/>
+        <w:gridCol w:w="650"/>
         <w:gridCol w:w="240"/>
         <w:gridCol w:w="2879"/>
       </w:tblGrid>
@@ -22,7 +25,7 @@
         <w:tc>
           <w:tcPr>
             <w:tcW w:w="7338" w:type="dxa"/>
-            <w:gridSpan w:val="2"/>
+            <w:gridSpan w:val="4"/>
             <w:vAlign w:val="center"/>
           </w:tcPr>
           <w:p>
@@ -138,7 +141,23 @@
                 <w:b/>
                 <w:szCs w:val="16"/>
               </w:rPr>
-              <w:t>Jl. Mayor Sunaryo No.37, Jetis, Sukoharjo 57512 Telp (0271) 593979</w:t>
+              <w:t xml:space="preserve">Jl. Mayor Sunaryo No.37, Jetis, </w:t>
+            </w:r>
+            <w:proofErr w:type="spellStart"/>
+            <w:r>
+              <w:rPr>
+                <w:b/>
+                <w:szCs w:val="16"/>
+              </w:rPr>
+              <w:t>Sukoharjo</w:t>
+            </w:r>
+            <w:proofErr w:type="spellEnd"/>
+            <w:r>
+              <w:rPr>
+                <w:b/>
+                <w:szCs w:val="16"/>
+              </w:rPr>
+              <w:t xml:space="preserve"> 57512 Telp (0271) 593979</w:t>
             </w:r>
             <w:r>
               <w:rPr>
@@ -147,12 +166,21 @@
               </w:rPr>
               <w:br/>
             </w:r>
+            <w:proofErr w:type="gramStart"/>
             <w:r>
               <w:rPr>
                 <w:b/>
                 <w:szCs w:val="16"/>
               </w:rPr>
-              <w:t xml:space="preserve">E-Mail : </w:t>
+              <w:t>E-Mail :</w:t>
+            </w:r>
+            <w:proofErr w:type="gramEnd"/>
+            <w:r>
+              <w:rPr>
+                <w:b/>
+                <w:szCs w:val="16"/>
+              </w:rPr>
+              <w:t xml:space="preserve"> </w:t>
             </w:r>
             <w:hyperlink r:id="rId9" w:history="1">
               <w:r>
@@ -171,7 +199,23 @@
                 <w:b/>
                 <w:szCs w:val="16"/>
               </w:rPr>
-              <w:t xml:space="preserve"> Website : </w:t>
+              <w:t xml:space="preserve"> </w:t>
+            </w:r>
+            <w:proofErr w:type="gramStart"/>
+            <w:r>
+              <w:rPr>
+                <w:b/>
+                <w:szCs w:val="16"/>
+              </w:rPr>
+              <w:t>Website :</w:t>
+            </w:r>
+            <w:proofErr w:type="gramEnd"/>
+            <w:r>
+              <w:rPr>
+                <w:b/>
+                <w:szCs w:val="16"/>
+              </w:rPr>
+              <w:t xml:space="preserve"> </w:t>
             </w:r>
             <w:hyperlink r:id="rId10" w:history="1">
               <w:r>
@@ -190,6 +234,7 @@
         <w:tc>
           <w:tcPr>
             <w:tcW w:w="850" w:type="dxa"/>
+            <w:gridSpan w:val="2"/>
           </w:tcPr>
           <w:p>
             <w:pPr>
@@ -461,7 +506,7 @@
         <w:tc>
           <w:tcPr>
             <w:tcW w:w="11307" w:type="dxa"/>
-            <w:gridSpan w:val="5"/>
+            <w:gridSpan w:val="8"/>
           </w:tcPr>
           <w:p>
             <w:pPr>
@@ -523,7 +568,7 @@
         <w:tc>
           <w:tcPr>
             <w:tcW w:w="11307" w:type="dxa"/>
-            <w:gridSpan w:val="5"/>
+            <w:gridSpan w:val="8"/>
             <w:shd w:val="clear" w:color="auto" w:fill="007434"/>
           </w:tcPr>
           <w:p>
@@ -541,7 +586,23 @@
                 <w:color w:val="FFFFFF" w:themeColor="background1"/>
                 <w:sz w:val="26"/>
               </w:rPr>
-              <w:t xml:space="preserve">PENGKAJIAN RAWAT </w:t>
+              <w:t>PENGKAJIAN</w:t>
+            </w:r>
+            <w:r>
+              <w:rPr>
+                <w:b/>
+                <w:color w:val="FFFFFF" w:themeColor="background1"/>
+                <w:sz w:val="26"/>
+              </w:rPr>
+              <w:t xml:space="preserve"> AWAL</w:t>
+            </w:r>
+            <w:r>
+              <w:rPr>
+                <w:b/>
+                <w:color w:val="FFFFFF" w:themeColor="background1"/>
+                <w:sz w:val="26"/>
+              </w:rPr>
+              <w:t xml:space="preserve"> RAWAT </w:t>
             </w:r>
             <w:r>
               <w:rPr>
@@ -558,7 +619,7 @@
         <w:tc>
           <w:tcPr>
             <w:tcW w:w="11307" w:type="dxa"/>
-            <w:gridSpan w:val="5"/>
+            <w:gridSpan w:val="8"/>
           </w:tcPr>
           <w:p>
             <w:pPr>
@@ -595,6 +656,7 @@
         <w:tc>
           <w:tcPr>
             <w:tcW w:w="5778" w:type="dxa"/>
+            <w:gridSpan w:val="3"/>
           </w:tcPr>
           <w:p>
             <w:pPr>
@@ -603,17 +665,32 @@
                 <w:lang w:val="en-ID"/>
               </w:rPr>
             </w:pPr>
+            <w:proofErr w:type="spellStart"/>
             <w:r>
-              <w:t>Tgl.</w:t>
+              <w:t>Tgl</w:t>
+            </w:r>
+            <w:proofErr w:type="spellEnd"/>
+            <w:r>
+              <w:t>.</w:t>
             </w:r>
             <w:r>
               <w:t xml:space="preserve"> </w:t>
             </w:r>
+            <w:proofErr w:type="spellStart"/>
+            <w:proofErr w:type="gramStart"/>
             <w:r>
-              <w:t xml:space="preserve">Kunjungan </w:t>
+              <w:t>Kunjungan</w:t>
+            </w:r>
+            <w:proofErr w:type="spellEnd"/>
+            <w:r>
+              <w:t xml:space="preserve"> </w:t>
             </w:r>
             <w:r>
-              <w:t xml:space="preserve">: </w:t>
+              <w:t>:</w:t>
+            </w:r>
+            <w:proofErr w:type="gramEnd"/>
+            <w:r>
+              <w:t xml:space="preserve"> </w:t>
             </w:r>
             <w:r>
               <w:rPr>
@@ -638,7 +715,21 @@
               <w:rPr>
                 <w:sz w:val="17"/>
               </w:rPr>
-              <w:t xml:space="preserve"> Pukul ${</w:t>
+              <w:t xml:space="preserve"> </w:t>
+            </w:r>
+            <w:proofErr w:type="spellStart"/>
+            <w:r>
+              <w:rPr>
+                <w:sz w:val="17"/>
+              </w:rPr>
+              <w:t>Pukul</w:t>
+            </w:r>
+            <w:proofErr w:type="spellEnd"/>
+            <w:r>
+              <w:rPr>
+                <w:sz w:val="17"/>
+              </w:rPr>
+              <w:t xml:space="preserve"> ${</w:t>
             </w:r>
             <w:r>
               <w:rPr>
@@ -658,7 +749,7 @@
         <w:tc>
           <w:tcPr>
             <w:tcW w:w="5529" w:type="dxa"/>
-            <w:gridSpan w:val="4"/>
+            <w:gridSpan w:val="5"/>
           </w:tcPr>
           <w:p>
             <w:pPr>
@@ -667,12 +758,46 @@
                 <w:lang w:val="en-ID"/>
               </w:rPr>
             </w:pPr>
+            <w:proofErr w:type="spellStart"/>
             <w:r>
               <w:rPr>
                 <w:sz w:val="17"/>
                 <w:lang w:val="en-ID"/>
               </w:rPr>
-              <w:t xml:space="preserve">Tgl. Pengisian : </w:t>
+              <w:t>Tgl</w:t>
+            </w:r>
+            <w:proofErr w:type="spellEnd"/>
+            <w:r>
+              <w:rPr>
+                <w:sz w:val="17"/>
+                <w:lang w:val="en-ID"/>
+              </w:rPr>
+              <w:t xml:space="preserve">. </w:t>
+            </w:r>
+            <w:proofErr w:type="spellStart"/>
+            <w:proofErr w:type="gramStart"/>
+            <w:r>
+              <w:rPr>
+                <w:sz w:val="17"/>
+                <w:lang w:val="en-ID"/>
+              </w:rPr>
+              <w:t>Pengisian</w:t>
+            </w:r>
+            <w:proofErr w:type="spellEnd"/>
+            <w:r>
+              <w:rPr>
+                <w:sz w:val="17"/>
+                <w:lang w:val="en-ID"/>
+              </w:rPr>
+              <w:t xml:space="preserve"> :</w:t>
+            </w:r>
+            <w:proofErr w:type="gramEnd"/>
+            <w:r>
+              <w:rPr>
+                <w:sz w:val="17"/>
+                <w:lang w:val="en-ID"/>
+              </w:rPr>
+              <w:t xml:space="preserve"> </w:t>
             </w:r>
             <w:r>
               <w:rPr>
@@ -727,7 +852,7 @@
         <w:tc>
           <w:tcPr>
             <w:tcW w:w="11307" w:type="dxa"/>
-            <w:gridSpan w:val="5"/>
+            <w:gridSpan w:val="8"/>
           </w:tcPr>
           <w:p>
             <w:r>
@@ -746,7 +871,7 @@
         <w:tc>
           <w:tcPr>
             <w:tcW w:w="11307" w:type="dxa"/>
-            <w:gridSpan w:val="5"/>
+            <w:gridSpan w:val="8"/>
           </w:tcPr>
           <w:p>
             <w:pPr>
@@ -767,7 +892,7 @@
         <w:tc>
           <w:tcPr>
             <w:tcW w:w="11307" w:type="dxa"/>
-            <w:gridSpan w:val="5"/>
+            <w:gridSpan w:val="8"/>
           </w:tcPr>
           <w:p>
             <w:r>
@@ -786,7 +911,7 @@
         <w:tc>
           <w:tcPr>
             <w:tcW w:w="11307" w:type="dxa"/>
-            <w:gridSpan w:val="5"/>
+            <w:gridSpan w:val="8"/>
           </w:tcPr>
           <w:p>
             <w:pPr>
@@ -807,7 +932,7 @@
         <w:tc>
           <w:tcPr>
             <w:tcW w:w="11307" w:type="dxa"/>
-            <w:gridSpan w:val="5"/>
+            <w:gridSpan w:val="8"/>
           </w:tcPr>
           <w:p>
             <w:pPr>
@@ -834,7 +959,7 @@
         <w:tc>
           <w:tcPr>
             <w:tcW w:w="11307" w:type="dxa"/>
-            <w:gridSpan w:val="5"/>
+            <w:gridSpan w:val="8"/>
           </w:tcPr>
           <w:p>
             <w:pPr>
@@ -855,7 +980,7 @@
         <w:tc>
           <w:tcPr>
             <w:tcW w:w="11307" w:type="dxa"/>
-            <w:gridSpan w:val="5"/>
+            <w:gridSpan w:val="8"/>
           </w:tcPr>
           <w:p>
             <w:pPr>
@@ -882,7 +1007,7 @@
         <w:tc>
           <w:tcPr>
             <w:tcW w:w="11307" w:type="dxa"/>
-            <w:gridSpan w:val="5"/>
+            <w:gridSpan w:val="8"/>
           </w:tcPr>
           <w:p>
             <w:pPr>
@@ -903,7 +1028,7 @@
         <w:tc>
           <w:tcPr>
             <w:tcW w:w="11307" w:type="dxa"/>
-            <w:gridSpan w:val="5"/>
+            <w:gridSpan w:val="8"/>
           </w:tcPr>
           <w:p>
             <w:pPr>
@@ -930,7 +1055,7 @@
         <w:tc>
           <w:tcPr>
             <w:tcW w:w="11307" w:type="dxa"/>
-            <w:gridSpan w:val="5"/>
+            <w:gridSpan w:val="8"/>
           </w:tcPr>
           <w:p>
             <w:pPr>
@@ -963,7 +1088,7 @@
         <w:tc>
           <w:tcPr>
             <w:tcW w:w="11307" w:type="dxa"/>
-            <w:gridSpan w:val="5"/>
+            <w:gridSpan w:val="8"/>
           </w:tcPr>
           <w:p>
             <w:pPr>
@@ -990,7 +1115,7 @@
         <w:tc>
           <w:tcPr>
             <w:tcW w:w="11307" w:type="dxa"/>
-            <w:gridSpan w:val="5"/>
+            <w:gridSpan w:val="8"/>
           </w:tcPr>
           <w:p>
             <w:pPr>
@@ -1011,7 +1136,7 @@
         <w:tc>
           <w:tcPr>
             <w:tcW w:w="11307" w:type="dxa"/>
-            <w:gridSpan w:val="5"/>
+            <w:gridSpan w:val="8"/>
           </w:tcPr>
           <w:p>
             <w:pPr>
@@ -1038,7 +1163,7 @@
         <w:tc>
           <w:tcPr>
             <w:tcW w:w="11307" w:type="dxa"/>
-            <w:gridSpan w:val="5"/>
+            <w:gridSpan w:val="8"/>
           </w:tcPr>
           <w:p>
             <w:pPr>
@@ -1050,7 +1175,19 @@
               <w:rPr>
                 <w:szCs w:val="18"/>
               </w:rPr>
-              <w:t>${PSIKOSOSIAL}</w:t>
+              <w:t>${</w:t>
+            </w:r>
+            <w:r>
+              <w:rPr>
+                <w:szCs w:val="18"/>
+              </w:rPr>
+              <w:t>HUBUNGAN_STATUS_</w:t>
+            </w:r>
+            <w:r>
+              <w:rPr>
+                <w:szCs w:val="18"/>
+              </w:rPr>
+              <w:t>PSIKOSOSIAL}</w:t>
             </w:r>
           </w:p>
         </w:tc>
@@ -1059,7 +1196,7 @@
         <w:tc>
           <w:tcPr>
             <w:tcW w:w="11307" w:type="dxa"/>
-            <w:gridSpan w:val="5"/>
+            <w:gridSpan w:val="8"/>
           </w:tcPr>
           <w:p>
             <w:pPr>
@@ -1086,7 +1223,7 @@
         <w:tc>
           <w:tcPr>
             <w:tcW w:w="11307" w:type="dxa"/>
-            <w:gridSpan w:val="5"/>
+            <w:gridSpan w:val="8"/>
           </w:tcPr>
           <w:p>
             <w:pPr>
@@ -1107,7 +1244,7 @@
         <w:tc>
           <w:tcPr>
             <w:tcW w:w="11307" w:type="dxa"/>
-            <w:gridSpan w:val="5"/>
+            <w:gridSpan w:val="8"/>
           </w:tcPr>
           <w:p>
             <w:pPr>
@@ -1134,7 +1271,7 @@
         <w:tc>
           <w:tcPr>
             <w:tcW w:w="11307" w:type="dxa"/>
-            <w:gridSpan w:val="5"/>
+            <w:gridSpan w:val="8"/>
           </w:tcPr>
           <w:p>
             <w:pPr>
@@ -1155,7 +1292,7 @@
         <w:tc>
           <w:tcPr>
             <w:tcW w:w="11307" w:type="dxa"/>
-            <w:gridSpan w:val="5"/>
+            <w:gridSpan w:val="8"/>
           </w:tcPr>
           <w:p>
             <w:pPr>
@@ -1182,7 +1319,7 @@
         <w:tc>
           <w:tcPr>
             <w:tcW w:w="11307" w:type="dxa"/>
-            <w:gridSpan w:val="5"/>
+            <w:gridSpan w:val="8"/>
           </w:tcPr>
           <w:p>
             <w:pPr>
@@ -1203,7 +1340,7 @@
         <w:tc>
           <w:tcPr>
             <w:tcW w:w="11307" w:type="dxa"/>
-            <w:gridSpan w:val="5"/>
+            <w:gridSpan w:val="8"/>
           </w:tcPr>
           <w:p>
             <w:pPr>
@@ -1230,7 +1367,7 @@
         <w:tc>
           <w:tcPr>
             <w:tcW w:w="11307" w:type="dxa"/>
-            <w:gridSpan w:val="5"/>
+            <w:gridSpan w:val="8"/>
           </w:tcPr>
           <w:p>
             <w:pPr>
@@ -1251,7 +1388,7 @@
         <w:tc>
           <w:tcPr>
             <w:tcW w:w="11307" w:type="dxa"/>
-            <w:gridSpan w:val="5"/>
+            <w:gridSpan w:val="8"/>
           </w:tcPr>
           <w:p>
             <w:pPr>
@@ -1278,7 +1415,7 @@
         <w:tc>
           <w:tcPr>
             <w:tcW w:w="11307" w:type="dxa"/>
-            <w:gridSpan w:val="5"/>
+            <w:gridSpan w:val="8"/>
           </w:tcPr>
           <w:p>
             <w:pPr>
@@ -1299,7 +1436,7 @@
         <w:tc>
           <w:tcPr>
             <w:tcW w:w="11307" w:type="dxa"/>
-            <w:gridSpan w:val="5"/>
+            <w:gridSpan w:val="8"/>
           </w:tcPr>
           <w:p>
             <w:pPr>
@@ -1326,7 +1463,7 @@
         <w:tc>
           <w:tcPr>
             <w:tcW w:w="11307" w:type="dxa"/>
-            <w:gridSpan w:val="5"/>
+            <w:gridSpan w:val="8"/>
           </w:tcPr>
           <w:p>
             <w:pPr>
@@ -1347,7 +1484,7 @@
         <w:tc>
           <w:tcPr>
             <w:tcW w:w="11307" w:type="dxa"/>
-            <w:gridSpan w:val="5"/>
+            <w:gridSpan w:val="8"/>
           </w:tcPr>
           <w:p>
             <w:pPr>
@@ -1373,8 +1510,7 @@
       <w:tr>
         <w:tc>
           <w:tcPr>
-            <w:tcW w:w="11307" w:type="dxa"/>
-            <w:gridSpan w:val="5"/>
+            <w:tcW w:w="3769" w:type="dxa"/>
           </w:tcPr>
           <w:p>
             <w:pPr>
@@ -1383,10 +1519,57 @@
               </w:rPr>
             </w:pPr>
             <w:r>
+              <w:t>${</w:t>
+            </w:r>
+            <w:r>
+              <w:rPr>
+                <w:lang w:val="en-ID"/>
+              </w:rPr>
+              <w:t>MASALAH_KEPERAWATAN_1}</w:t>
+            </w:r>
+          </w:p>
+        </w:tc>
+        <w:tc>
+          <w:tcPr>
+            <w:tcW w:w="3769" w:type="dxa"/>
+            <w:gridSpan w:val="4"/>
+          </w:tcPr>
+          <w:p>
+            <w:pPr>
               <w:rPr>
                 <w:szCs w:val="18"/>
               </w:rPr>
-              <w:t>${DIAGNOSIS_KEPERAWATAN}</w:t>
+            </w:pPr>
+            <w:r>
+              <w:t>${</w:t>
+            </w:r>
+            <w:r>
+              <w:rPr>
+                <w:lang w:val="en-ID"/>
+              </w:rPr>
+              <w:t>MASALAH_KEPERAWATAN_2}</w:t>
+            </w:r>
+          </w:p>
+        </w:tc>
+        <w:tc>
+          <w:tcPr>
+            <w:tcW w:w="3769" w:type="dxa"/>
+            <w:gridSpan w:val="3"/>
+          </w:tcPr>
+          <w:p>
+            <w:pPr>
+              <w:rPr>
+                <w:szCs w:val="18"/>
+              </w:rPr>
+            </w:pPr>
+            <w:r>
+              <w:t>${</w:t>
+            </w:r>
+            <w:r>
+              <w:rPr>
+                <w:lang w:val="en-ID"/>
+              </w:rPr>
+              <w:t>MASALAH_KEPERAWATAN_3}</w:t>
             </w:r>
           </w:p>
         </w:tc>
@@ -1395,7 +1578,7 @@
         <w:tc>
           <w:tcPr>
             <w:tcW w:w="11307" w:type="dxa"/>
-            <w:gridSpan w:val="5"/>
+            <w:gridSpan w:val="8"/>
             <w:tcBorders>
               <w:bottom w:val="single" w:sz="4" w:space="0" w:color="auto"/>
             </w:tcBorders>
@@ -1425,8 +1608,8 @@
       <w:tr>
         <w:tc>
           <w:tcPr>
-            <w:tcW w:w="11307" w:type="dxa"/>
-            <w:gridSpan w:val="5"/>
+            <w:tcW w:w="5653" w:type="dxa"/>
+            <w:gridSpan w:val="2"/>
             <w:tcBorders>
               <w:bottom w:val="single" w:sz="4" w:space="0" w:color="auto"/>
             </w:tcBorders>
@@ -1439,10 +1622,39 @@
               </w:rPr>
             </w:pPr>
             <w:r>
+              <w:t>${</w:t>
+            </w:r>
+            <w:r>
+              <w:rPr>
+                <w:lang w:val="en-ID"/>
+              </w:rPr>
+              <w:t>DISCHARGE_PLANNING_KOLOM_1}</w:t>
+            </w:r>
+          </w:p>
+        </w:tc>
+        <w:tc>
+          <w:tcPr>
+            <w:tcW w:w="5654" w:type="dxa"/>
+            <w:gridSpan w:val="6"/>
+            <w:tcBorders>
+              <w:bottom w:val="single" w:sz="4" w:space="0" w:color="auto"/>
+            </w:tcBorders>
+          </w:tcPr>
+          <w:p>
+            <w:pPr>
+              <w:keepNext/>
               <w:rPr>
                 <w:szCs w:val="18"/>
               </w:rPr>
-              <w:t>${DISCHARGE_PLANNING}</w:t>
+            </w:pPr>
+            <w:r>
+              <w:t>${</w:t>
+            </w:r>
+            <w:r>
+              <w:rPr>
+                <w:lang w:val="en-ID"/>
+              </w:rPr>
+              <w:t>DISCHARGE_PLANNING_KOLOM_2}</w:t>
             </w:r>
           </w:p>
         </w:tc>
@@ -1451,7 +1663,7 @@
         <w:tc>
           <w:tcPr>
             <w:tcW w:w="11307" w:type="dxa"/>
-            <w:gridSpan w:val="5"/>
+            <w:gridSpan w:val="8"/>
             <w:tcBorders>
               <w:top w:val="single" w:sz="4" w:space="0" w:color="auto"/>
               <w:left w:val="nil"/>
@@ -1473,6 +1685,7 @@
         <w:tc>
           <w:tcPr>
             <w:tcW w:w="5778" w:type="dxa"/>
+            <w:gridSpan w:val="3"/>
             <w:tcBorders>
               <w:top w:val="nil"/>
               <w:left w:val="nil"/>
@@ -1619,8 +1832,33 @@
                 <w:b/>
                 <w:bCs/>
               </w:rPr>
-              <w:t>Yang Melakukan Pengkajian</w:t>
+              <w:t xml:space="preserve">Yang </w:t>
             </w:r>
+            <w:proofErr w:type="spellStart"/>
+            <w:r>
+              <w:rPr>
+                <w:b/>
+                <w:bCs/>
+              </w:rPr>
+              <w:t>Melakukan</w:t>
+            </w:r>
+            <w:proofErr w:type="spellEnd"/>
+            <w:r>
+              <w:rPr>
+                <w:b/>
+                <w:bCs/>
+              </w:rPr>
+              <w:t xml:space="preserve"> </w:t>
+            </w:r>
+            <w:proofErr w:type="spellStart"/>
+            <w:r>
+              <w:rPr>
+                <w:b/>
+                <w:bCs/>
+              </w:rPr>
+              <w:t>Pengkajian</w:t>
+            </w:r>
+            <w:proofErr w:type="spellEnd"/>
           </w:p>
           <w:p>
             <w:pPr>
@@ -1631,6 +1869,7 @@
                 <w:bCs/>
               </w:rPr>
             </w:pPr>
+            <w:proofErr w:type="spellStart"/>
             <w:r>
               <w:rPr>
                 <w:b/>
@@ -1638,6 +1877,7 @@
               </w:rPr>
               <w:t>Perawat</w:t>
             </w:r>
+            <w:proofErr w:type="spellEnd"/>
           </w:p>
           <w:p>
             <w:pPr>
@@ -1674,6 +1914,7 @@
               <w:keepNext/>
               <w:jc w:val="center"/>
             </w:pPr>
+            <w:proofErr w:type="gramStart"/>
             <w:r>
               <w:t xml:space="preserve">( </w:t>
             </w:r>
@@ -1681,7 +1922,14 @@
               <w:rPr>
                 <w:u w:val="single"/>
               </w:rPr>
-              <w:t>${</w:t>
+              <w:t>$</w:t>
+            </w:r>
+            <w:proofErr w:type="gramEnd"/>
+            <w:r>
+              <w:rPr>
+                <w:u w:val="single"/>
+              </w:rPr>
+              <w:t>{</w:t>
             </w:r>
             <w:r>
               <w:rPr>
@@ -1690,6 +1938,7 @@
               </w:rPr>
               <w:t>NAMA_PERAWAT_FINALISASI</w:t>
             </w:r>
+            <w:proofErr w:type="gramStart"/>
             <w:r>
               <w:rPr>
                 <w:u w:val="single"/>
@@ -1699,6 +1948,7 @@
             <w:r>
               <w:t xml:space="preserve"> )</w:t>
             </w:r>
+            <w:proofErr w:type="gramEnd"/>
           </w:p>
           <w:p>
             <w:pPr>
@@ -1711,14 +1961,24 @@
                 <w:szCs w:val="18"/>
                 <w:lang w:val="en-ID"/>
               </w:rPr>
-              <w:t>Tanda Tangan dan Nama Lengkap</w:t>
+              <w:t xml:space="preserve">Tanda Tangan dan Nama </w:t>
             </w:r>
+            <w:proofErr w:type="spellStart"/>
+            <w:r>
+              <w:rPr>
+                <w:sz w:val="14"/>
+                <w:szCs w:val="18"/>
+                <w:lang w:val="en-ID"/>
+              </w:rPr>
+              <w:t>Lengkap</w:t>
+            </w:r>
+            <w:proofErr w:type="spellEnd"/>
           </w:p>
         </w:tc>
         <w:tc>
           <w:tcPr>
             <w:tcW w:w="5529" w:type="dxa"/>
-            <w:gridSpan w:val="4"/>
+            <w:gridSpan w:val="5"/>
             <w:tcBorders>
               <w:top w:val="nil"/>
               <w:left w:val="nil"/>
@@ -1735,11 +1995,19 @@
                 <w:bCs/>
               </w:rPr>
             </w:pPr>
+            <w:proofErr w:type="spellStart"/>
             <w:r>
               <w:rPr>
                 <w:sz w:val="17"/>
               </w:rPr>
-              <w:t xml:space="preserve">Sukoharjo, </w:t>
+              <w:t>Sukoharjo</w:t>
+            </w:r>
+            <w:proofErr w:type="spellEnd"/>
+            <w:r>
+              <w:rPr>
+                <w:sz w:val="17"/>
+              </w:rPr>
+              <w:t xml:space="preserve">, </w:t>
             </w:r>
             <w:r>
               <w:rPr>
@@ -1882,6 +2150,7 @@
                 </mc:Fallback>
               </mc:AlternateContent>
             </w:r>
+            <w:proofErr w:type="spellStart"/>
             <w:r>
               <w:rPr>
                 <w:b/>
@@ -1889,6 +2158,7 @@
               </w:rPr>
               <w:t>Verifikasi</w:t>
             </w:r>
+            <w:proofErr w:type="spellEnd"/>
           </w:p>
           <w:p>
             <w:pPr>
@@ -1942,6 +2212,7 @@
               <w:keepNext/>
               <w:jc w:val="center"/>
             </w:pPr>
+            <w:proofErr w:type="gramStart"/>
             <w:r>
               <w:t xml:space="preserve">( </w:t>
             </w:r>
@@ -1949,7 +2220,14 @@
               <w:rPr>
                 <w:u w:val="single"/>
               </w:rPr>
-              <w:t>${</w:t>
+              <w:t>$</w:t>
+            </w:r>
+            <w:proofErr w:type="gramEnd"/>
+            <w:r>
+              <w:rPr>
+                <w:u w:val="single"/>
+              </w:rPr>
+              <w:t>{</w:t>
             </w:r>
             <w:r>
               <w:rPr>
@@ -1958,6 +2236,7 @@
               </w:rPr>
               <w:t>NAMA_DOKTER_FINALISASI</w:t>
             </w:r>
+            <w:proofErr w:type="gramStart"/>
             <w:r>
               <w:rPr>
                 <w:u w:val="single"/>
@@ -1967,6 +2246,7 @@
             <w:r>
               <w:t xml:space="preserve"> )</w:t>
             </w:r>
+            <w:proofErr w:type="gramEnd"/>
           </w:p>
           <w:p>
             <w:pPr>
@@ -1982,8 +2262,18 @@
                 <w:szCs w:val="18"/>
                 <w:lang w:val="en-ID"/>
               </w:rPr>
-              <w:t>Tanda Tangan dan Nama Lengkap</w:t>
+              <w:t xml:space="preserve">Tanda Tangan dan Nama </w:t>
             </w:r>
+            <w:proofErr w:type="spellStart"/>
+            <w:r>
+              <w:rPr>
+                <w:sz w:val="14"/>
+                <w:szCs w:val="18"/>
+                <w:lang w:val="en-ID"/>
+              </w:rPr>
+              <w:t>Lengkap</w:t>
+            </w:r>
+            <w:proofErr w:type="spellEnd"/>
           </w:p>
         </w:tc>
       </w:tr>
@@ -2005,7 +2295,7 @@
 </file>
 
 <file path=word/endnotes.xml><?xml version="1.0" encoding="utf-8"?>
-<w:endnotes xmlns:wpc="http://schemas.microsoft.com/office/word/2010/wordprocessingCanvas" xmlns:cx="http://schemas.microsoft.com/office/drawing/2014/chartex" xmlns:cx1="http://schemas.microsoft.com/office/drawing/2015/9/8/chartex" xmlns:cx2="http://schemas.microsoft.com/office/drawing/2015/10/21/chartex" xmlns:cx3="http://schemas.microsoft.com/office/drawing/2016/5/9/chartex" xmlns:cx4="http://schemas.microsoft.com/office/drawing/2016/5/10/chartex" xmlns:cx5="http://schemas.microsoft.com/office/drawing/2016/5/11/chartex" xmlns:cx6="http://schemas.microsoft.com/office/drawing/2016/5/12/chartex" xmlns:cx7="http://schemas.microsoft.com/office/drawing/2016/5/13/chartex" xmlns:cx8="http://schemas.microsoft.com/office/drawing/2016/5/14/chartex" xmlns:mc="http://schemas.openxmlformats.org/markup-compatibility/2006" xmlns:aink="http://schemas.microsoft.com/office/drawing/2016/ink" xmlns:am3d="http://schemas.microsoft.com/office/drawing/2017/model3d" xmlns:o="urn:schemas-microsoft-com:office:office" xmlns:oel="http://schemas.microsoft.com/office/2019/extlst" xmlns:r="http://schemas.openxmlformats.org/officeDocument/2006/relationships" xmlns:m="http://schemas.openxmlformats.org/officeDocument/2006/math" xmlns:v="urn:schemas-microsoft-com:vml" xmlns:wp14="http://schemas.microsoft.com/office/word/2010/wordprocessingDrawing" xmlns:wp="http://schemas.openxmlformats.org/drawingml/2006/wordprocessingDrawing" xmlns:w10="urn:schemas-microsoft-com:office:word" xmlns:w="http://schemas.openxmlformats.org/wordprocessingml/2006/main" xmlns:w14="http://schemas.microsoft.com/office/word/2010/wordml" xmlns:w15="http://schemas.microsoft.com/office/word/2012/wordml" xmlns:w16cex="http://schemas.microsoft.com/office/word/2018/wordml/cex" xmlns:w16cid="http://schemas.microsoft.com/office/word/2016/wordml/cid" xmlns:w16="http://schemas.microsoft.com/office/word/2018/wordml" xmlns:w16sdtdh="http://schemas.microsoft.com/office/word/2020/wordml/sdtdatahash" xmlns:w16se="http://schemas.microsoft.com/office/word/2015/wordml/symex" xmlns:wpg="http://schemas.microsoft.com/office/word/2010/wordprocessingGroup" xmlns:wpi="http://schemas.microsoft.com/office/word/2010/wordprocessingInk" xmlns:wne="http://schemas.microsoft.com/office/word/2006/wordml" xmlns:wps="http://schemas.microsoft.com/office/word/2010/wordprocessingShape" mc:Ignorable="w14 w15 w16se w16cid w16 w16cex w16sdtdh wp14">
+<w:endnotes xmlns:wpc="http://schemas.microsoft.com/office/word/2010/wordprocessingCanvas" xmlns:cx="http://schemas.microsoft.com/office/drawing/2014/chartex" xmlns:cx1="http://schemas.microsoft.com/office/drawing/2015/9/8/chartex" xmlns:cx2="http://schemas.microsoft.com/office/drawing/2015/10/21/chartex" xmlns:cx3="http://schemas.microsoft.com/office/drawing/2016/5/9/chartex" xmlns:cx4="http://schemas.microsoft.com/office/drawing/2016/5/10/chartex" xmlns:cx5="http://schemas.microsoft.com/office/drawing/2016/5/11/chartex" xmlns:cx6="http://schemas.microsoft.com/office/drawing/2016/5/12/chartex" xmlns:cx7="http://schemas.microsoft.com/office/drawing/2016/5/13/chartex" xmlns:cx8="http://schemas.microsoft.com/office/drawing/2016/5/14/chartex" xmlns:mc="http://schemas.openxmlformats.org/markup-compatibility/2006" xmlns:aink="http://schemas.microsoft.com/office/drawing/2016/ink" xmlns:am3d="http://schemas.microsoft.com/office/drawing/2017/model3d" xmlns:o="urn:schemas-microsoft-com:office:office" xmlns:oel="http://schemas.microsoft.com/office/2019/extlst" xmlns:r="http://schemas.openxmlformats.org/officeDocument/2006/relationships" xmlns:m="http://schemas.openxmlformats.org/officeDocument/2006/math" xmlns:v="urn:schemas-microsoft-com:vml" xmlns:wp14="http://schemas.microsoft.com/office/word/2010/wordprocessingDrawing" xmlns:wp="http://schemas.openxmlformats.org/drawingml/2006/wordprocessingDrawing" xmlns:w10="urn:schemas-microsoft-com:office:word" xmlns:w="http://schemas.openxmlformats.org/wordprocessingml/2006/main" xmlns:w14="http://schemas.microsoft.com/office/word/2010/wordml" xmlns:w15="http://schemas.microsoft.com/office/word/2012/wordml" xmlns:w16cex="http://schemas.microsoft.com/office/word/2018/wordml/cex" xmlns:w16cid="http://schemas.microsoft.com/office/word/2016/wordml/cid" xmlns:w16="http://schemas.microsoft.com/office/word/2018/wordml" xmlns:w16du="http://schemas.microsoft.com/office/word/2023/wordml/word16du" xmlns:w16sdtdh="http://schemas.microsoft.com/office/word/2020/wordml/sdtdatahash" xmlns:w16sdtfl="http://schemas.microsoft.com/office/word/2024/wordml/sdtformatlock" xmlns:w16se="http://schemas.microsoft.com/office/word/2015/wordml/symex" xmlns:wpg="http://schemas.microsoft.com/office/word/2010/wordprocessingGroup" xmlns:wpi="http://schemas.microsoft.com/office/word/2010/wordprocessingInk" xmlns:wne="http://schemas.microsoft.com/office/word/2006/wordml" xmlns:wps="http://schemas.microsoft.com/office/word/2010/wordprocessingShape" mc:Ignorable="w14 w15 w16se w16cid w16 w16cex w16sdtdh w16sdtfl w16du wp14">
   <w:endnote w:type="separator" w:id="-1">
     <w:p>
       <w:pPr>
@@ -2030,7 +2320,7 @@
 </file>
 
 <file path=word/footer1.xml><?xml version="1.0" encoding="utf-8"?>
-<w:ftr xmlns:wpc="http://schemas.microsoft.com/office/word/2010/wordprocessingCanvas" xmlns:cx="http://schemas.microsoft.com/office/drawing/2014/chartex" xmlns:cx1="http://schemas.microsoft.com/office/drawing/2015/9/8/chartex" xmlns:cx2="http://schemas.microsoft.com/office/drawing/2015/10/21/chartex" xmlns:cx3="http://schemas.microsoft.com/office/drawing/2016/5/9/chartex" xmlns:cx4="http://schemas.microsoft.com/office/drawing/2016/5/10/chartex" xmlns:cx5="http://schemas.microsoft.com/office/drawing/2016/5/11/chartex" xmlns:cx6="http://schemas.microsoft.com/office/drawing/2016/5/12/chartex" xmlns:cx7="http://schemas.microsoft.com/office/drawing/2016/5/13/chartex" xmlns:cx8="http://schemas.microsoft.com/office/drawing/2016/5/14/chartex" xmlns:mc="http://schemas.openxmlformats.org/markup-compatibility/2006" xmlns:aink="http://schemas.microsoft.com/office/drawing/2016/ink" xmlns:am3d="http://schemas.microsoft.com/office/drawing/2017/model3d" xmlns:o="urn:schemas-microsoft-com:office:office" xmlns:oel="http://schemas.microsoft.com/office/2019/extlst" xmlns:r="http://schemas.openxmlformats.org/officeDocument/2006/relationships" xmlns:m="http://schemas.openxmlformats.org/officeDocument/2006/math" xmlns:v="urn:schemas-microsoft-com:vml" xmlns:wp14="http://schemas.microsoft.com/office/word/2010/wordprocessingDrawing" xmlns:wp="http://schemas.openxmlformats.org/drawingml/2006/wordprocessingDrawing" xmlns:w10="urn:schemas-microsoft-com:office:word" xmlns:w="http://schemas.openxmlformats.org/wordprocessingml/2006/main" xmlns:w14="http://schemas.microsoft.com/office/word/2010/wordml" xmlns:w15="http://schemas.microsoft.com/office/word/2012/wordml" xmlns:w16cex="http://schemas.microsoft.com/office/word/2018/wordml/cex" xmlns:w16cid="http://schemas.microsoft.com/office/word/2016/wordml/cid" xmlns:w16="http://schemas.microsoft.com/office/word/2018/wordml" xmlns:w16sdtdh="http://schemas.microsoft.com/office/word/2020/wordml/sdtdatahash" xmlns:w16se="http://schemas.microsoft.com/office/word/2015/wordml/symex" xmlns:wpg="http://schemas.microsoft.com/office/word/2010/wordprocessingGroup" xmlns:wpi="http://schemas.microsoft.com/office/word/2010/wordprocessingInk" xmlns:wne="http://schemas.microsoft.com/office/word/2006/wordml" xmlns:wps="http://schemas.microsoft.com/office/word/2010/wordprocessingShape" mc:Ignorable="w14 w15 w16se w16cid w16 w16cex w16sdtdh wp14">
+<w:ftr xmlns:wpc="http://schemas.microsoft.com/office/word/2010/wordprocessingCanvas" xmlns:cx="http://schemas.microsoft.com/office/drawing/2014/chartex" xmlns:cx1="http://schemas.microsoft.com/office/drawing/2015/9/8/chartex" xmlns:cx2="http://schemas.microsoft.com/office/drawing/2015/10/21/chartex" xmlns:cx3="http://schemas.microsoft.com/office/drawing/2016/5/9/chartex" xmlns:cx4="http://schemas.microsoft.com/office/drawing/2016/5/10/chartex" xmlns:cx5="http://schemas.microsoft.com/office/drawing/2016/5/11/chartex" xmlns:cx6="http://schemas.microsoft.com/office/drawing/2016/5/12/chartex" xmlns:cx7="http://schemas.microsoft.com/office/drawing/2016/5/13/chartex" xmlns:cx8="http://schemas.microsoft.com/office/drawing/2016/5/14/chartex" xmlns:mc="http://schemas.openxmlformats.org/markup-compatibility/2006" xmlns:aink="http://schemas.microsoft.com/office/drawing/2016/ink" xmlns:am3d="http://schemas.microsoft.com/office/drawing/2017/model3d" xmlns:o="urn:schemas-microsoft-com:office:office" xmlns:oel="http://schemas.microsoft.com/office/2019/extlst" xmlns:r="http://schemas.openxmlformats.org/officeDocument/2006/relationships" xmlns:m="http://schemas.openxmlformats.org/officeDocument/2006/math" xmlns:v="urn:schemas-microsoft-com:vml" xmlns:wp14="http://schemas.microsoft.com/office/word/2010/wordprocessingDrawing" xmlns:wp="http://schemas.openxmlformats.org/drawingml/2006/wordprocessingDrawing" xmlns:w10="urn:schemas-microsoft-com:office:word" xmlns:w="http://schemas.openxmlformats.org/wordprocessingml/2006/main" xmlns:w14="http://schemas.microsoft.com/office/word/2010/wordml" xmlns:w15="http://schemas.microsoft.com/office/word/2012/wordml" xmlns:w16cex="http://schemas.microsoft.com/office/word/2018/wordml/cex" xmlns:w16cid="http://schemas.microsoft.com/office/word/2016/wordml/cid" xmlns:w16="http://schemas.microsoft.com/office/word/2018/wordml" xmlns:w16du="http://schemas.microsoft.com/office/word/2023/wordml/word16du" xmlns:w16sdtdh="http://schemas.microsoft.com/office/word/2020/wordml/sdtdatahash" xmlns:w16sdtfl="http://schemas.microsoft.com/office/word/2024/wordml/sdtformatlock" xmlns:w16se="http://schemas.microsoft.com/office/word/2015/wordml/symex" xmlns:wpg="http://schemas.microsoft.com/office/word/2010/wordprocessingGroup" xmlns:wpi="http://schemas.microsoft.com/office/word/2010/wordprocessingInk" xmlns:wne="http://schemas.microsoft.com/office/word/2006/wordml" xmlns:wps="http://schemas.microsoft.com/office/word/2010/wordprocessingShape" mc:Ignorable="w14 w15 w16se w16cid w16 w16cex w16sdtdh w16sdtfl w16du wp14">
   <w:p>
     <w:pPr>
       <w:pStyle w:val="Footer"/>
@@ -2055,7 +2345,7 @@
 </file>
 
 <file path=word/footnotes.xml><?xml version="1.0" encoding="utf-8"?>
-<w:footnotes xmlns:wpc="http://schemas.microsoft.com/office/word/2010/wordprocessingCanvas" xmlns:cx="http://schemas.microsoft.com/office/drawing/2014/chartex" xmlns:cx1="http://schemas.microsoft.com/office/drawing/2015/9/8/chartex" xmlns:cx2="http://schemas.microsoft.com/office/drawing/2015/10/21/chartex" xmlns:cx3="http://schemas.microsoft.com/office/drawing/2016/5/9/chartex" xmlns:cx4="http://schemas.microsoft.com/office/drawing/2016/5/10/chartex" xmlns:cx5="http://schemas.microsoft.com/office/drawing/2016/5/11/chartex" xmlns:cx6="http://schemas.microsoft.com/office/drawing/2016/5/12/chartex" xmlns:cx7="http://schemas.microsoft.com/office/drawing/2016/5/13/chartex" xmlns:cx8="http://schemas.microsoft.com/office/drawing/2016/5/14/chartex" xmlns:mc="http://schemas.openxmlformats.org/markup-compatibility/2006" xmlns:aink="http://schemas.microsoft.com/office/drawing/2016/ink" xmlns:am3d="http://schemas.microsoft.com/office/drawing/2017/model3d" xmlns:o="urn:schemas-microsoft-com:office:office" xmlns:oel="http://schemas.microsoft.com/office/2019/extlst" xmlns:r="http://schemas.openxmlformats.org/officeDocument/2006/relationships" xmlns:m="http://schemas.openxmlformats.org/officeDocument/2006/math" xmlns:v="urn:schemas-microsoft-com:vml" xmlns:wp14="http://schemas.microsoft.com/office/word/2010/wordprocessingDrawing" xmlns:wp="http://schemas.openxmlformats.org/drawingml/2006/wordprocessingDrawing" xmlns:w10="urn:schemas-microsoft-com:office:word" xmlns:w="http://schemas.openxmlformats.org/wordprocessingml/2006/main" xmlns:w14="http://schemas.microsoft.com/office/word/2010/wordml" xmlns:w15="http://schemas.microsoft.com/office/word/2012/wordml" xmlns:w16cex="http://schemas.microsoft.com/office/word/2018/wordml/cex" xmlns:w16cid="http://schemas.microsoft.com/office/word/2016/wordml/cid" xmlns:w16="http://schemas.microsoft.com/office/word/2018/wordml" xmlns:w16sdtdh="http://schemas.microsoft.com/office/word/2020/wordml/sdtdatahash" xmlns:w16se="http://schemas.microsoft.com/office/word/2015/wordml/symex" xmlns:wpg="http://schemas.microsoft.com/office/word/2010/wordprocessingGroup" xmlns:wpi="http://schemas.microsoft.com/office/word/2010/wordprocessingInk" xmlns:wne="http://schemas.microsoft.com/office/word/2006/wordml" xmlns:wps="http://schemas.microsoft.com/office/word/2010/wordprocessingShape" mc:Ignorable="w14 w15 w16se w16cid w16 w16cex w16sdtdh wp14">
+<w:footnotes xmlns:wpc="http://schemas.microsoft.com/office/word/2010/wordprocessingCanvas" xmlns:cx="http://schemas.microsoft.com/office/drawing/2014/chartex" xmlns:cx1="http://schemas.microsoft.com/office/drawing/2015/9/8/chartex" xmlns:cx2="http://schemas.microsoft.com/office/drawing/2015/10/21/chartex" xmlns:cx3="http://schemas.microsoft.com/office/drawing/2016/5/9/chartex" xmlns:cx4="http://schemas.microsoft.com/office/drawing/2016/5/10/chartex" xmlns:cx5="http://schemas.microsoft.com/office/drawing/2016/5/11/chartex" xmlns:cx6="http://schemas.microsoft.com/office/drawing/2016/5/12/chartex" xmlns:cx7="http://schemas.microsoft.com/office/drawing/2016/5/13/chartex" xmlns:cx8="http://schemas.microsoft.com/office/drawing/2016/5/14/chartex" xmlns:mc="http://schemas.openxmlformats.org/markup-compatibility/2006" xmlns:aink="http://schemas.microsoft.com/office/drawing/2016/ink" xmlns:am3d="http://schemas.microsoft.com/office/drawing/2017/model3d" xmlns:o="urn:schemas-microsoft-com:office:office" xmlns:oel="http://schemas.microsoft.com/office/2019/extlst" xmlns:r="http://schemas.openxmlformats.org/officeDocument/2006/relationships" xmlns:m="http://schemas.openxmlformats.org/officeDocument/2006/math" xmlns:v="urn:schemas-microsoft-com:vml" xmlns:wp14="http://schemas.microsoft.com/office/word/2010/wordprocessingDrawing" xmlns:wp="http://schemas.openxmlformats.org/drawingml/2006/wordprocessingDrawing" xmlns:w10="urn:schemas-microsoft-com:office:word" xmlns:w="http://schemas.openxmlformats.org/wordprocessingml/2006/main" xmlns:w14="http://schemas.microsoft.com/office/word/2010/wordml" xmlns:w15="http://schemas.microsoft.com/office/word/2012/wordml" xmlns:w16cex="http://schemas.microsoft.com/office/word/2018/wordml/cex" xmlns:w16cid="http://schemas.microsoft.com/office/word/2016/wordml/cid" xmlns:w16="http://schemas.microsoft.com/office/word/2018/wordml" xmlns:w16du="http://schemas.microsoft.com/office/word/2023/wordml/word16du" xmlns:w16sdtdh="http://schemas.microsoft.com/office/word/2020/wordml/sdtdatahash" xmlns:w16sdtfl="http://schemas.microsoft.com/office/word/2024/wordml/sdtformatlock" xmlns:w16se="http://schemas.microsoft.com/office/word/2015/wordml/symex" xmlns:wpg="http://schemas.microsoft.com/office/word/2010/wordprocessingGroup" xmlns:wpi="http://schemas.microsoft.com/office/word/2010/wordprocessingInk" xmlns:wne="http://schemas.microsoft.com/office/word/2006/wordml" xmlns:wps="http://schemas.microsoft.com/office/word/2010/wordprocessingShape" mc:Ignorable="w14 w15 w16se w16cid w16 w16cex w16sdtdh w16sdtfl w16du wp14">
   <w:footnote w:type="separator" w:id="-1">
     <w:p>
       <w:pPr>
@@ -2080,7 +2370,7 @@
 </file>
 
 <file path=word/numbering.xml><?xml version="1.0" encoding="utf-8"?>
-<w:numbering xmlns:wpc="http://schemas.microsoft.com/office/word/2010/wordprocessingCanvas" xmlns:cx="http://schemas.microsoft.com/office/drawing/2014/chartex" xmlns:cx1="http://schemas.microsoft.com/office/drawing/2015/9/8/chartex" xmlns:cx2="http://schemas.microsoft.com/office/drawing/2015/10/21/chartex" xmlns:cx3="http://schemas.microsoft.com/office/drawing/2016/5/9/chartex" xmlns:cx4="http://schemas.microsoft.com/office/drawing/2016/5/10/chartex" xmlns:cx5="http://schemas.microsoft.com/office/drawing/2016/5/11/chartex" xmlns:cx6="http://schemas.microsoft.com/office/drawing/2016/5/12/chartex" xmlns:cx7="http://schemas.microsoft.com/office/drawing/2016/5/13/chartex" xmlns:cx8="http://schemas.microsoft.com/office/drawing/2016/5/14/chartex" xmlns:mc="http://schemas.openxmlformats.org/markup-compatibility/2006" xmlns:aink="http://schemas.microsoft.com/office/drawing/2016/ink" xmlns:am3d="http://schemas.microsoft.com/office/drawing/2017/model3d" xmlns:o="urn:schemas-microsoft-com:office:office" xmlns:oel="http://schemas.microsoft.com/office/2019/extlst" xmlns:r="http://schemas.openxmlformats.org/officeDocument/2006/relationships" xmlns:m="http://schemas.openxmlformats.org/officeDocument/2006/math" xmlns:v="urn:schemas-microsoft-com:vml" xmlns:wp14="http://schemas.microsoft.com/office/word/2010/wordprocessingDrawing" xmlns:wp="http://schemas.openxmlformats.org/drawingml/2006/wordprocessingDrawing" xmlns:w10="urn:schemas-microsoft-com:office:word" xmlns:w="http://schemas.openxmlformats.org/wordprocessingml/2006/main" xmlns:w14="http://schemas.microsoft.com/office/word/2010/wordml" xmlns:w15="http://schemas.microsoft.com/office/word/2012/wordml" xmlns:w16cex="http://schemas.microsoft.com/office/word/2018/wordml/cex" xmlns:w16cid="http://schemas.microsoft.com/office/word/2016/wordml/cid" xmlns:w16="http://schemas.microsoft.com/office/word/2018/wordml" xmlns:w16sdtdh="http://schemas.microsoft.com/office/word/2020/wordml/sdtdatahash" xmlns:w16se="http://schemas.microsoft.com/office/word/2015/wordml/symex" xmlns:wpg="http://schemas.microsoft.com/office/word/2010/wordprocessingGroup" xmlns:wpi="http://schemas.microsoft.com/office/word/2010/wordprocessingInk" xmlns:wne="http://schemas.microsoft.com/office/word/2006/wordml" xmlns:wps="http://schemas.microsoft.com/office/word/2010/wordprocessingShape" mc:Ignorable="w14 w15 w16se w16cid w16 w16cex w16sdtdh wp14">
+<w:numbering xmlns:wpc="http://schemas.microsoft.com/office/word/2010/wordprocessingCanvas" xmlns:cx="http://schemas.microsoft.com/office/drawing/2014/chartex" xmlns:cx1="http://schemas.microsoft.com/office/drawing/2015/9/8/chartex" xmlns:cx2="http://schemas.microsoft.com/office/drawing/2015/10/21/chartex" xmlns:cx3="http://schemas.microsoft.com/office/drawing/2016/5/9/chartex" xmlns:cx4="http://schemas.microsoft.com/office/drawing/2016/5/10/chartex" xmlns:cx5="http://schemas.microsoft.com/office/drawing/2016/5/11/chartex" xmlns:cx6="http://schemas.microsoft.com/office/drawing/2016/5/12/chartex" xmlns:cx7="http://schemas.microsoft.com/office/drawing/2016/5/13/chartex" xmlns:cx8="http://schemas.microsoft.com/office/drawing/2016/5/14/chartex" xmlns:mc="http://schemas.openxmlformats.org/markup-compatibility/2006" xmlns:aink="http://schemas.microsoft.com/office/drawing/2016/ink" xmlns:am3d="http://schemas.microsoft.com/office/drawing/2017/model3d" xmlns:o="urn:schemas-microsoft-com:office:office" xmlns:oel="http://schemas.microsoft.com/office/2019/extlst" xmlns:r="http://schemas.openxmlformats.org/officeDocument/2006/relationships" xmlns:m="http://schemas.openxmlformats.org/officeDocument/2006/math" xmlns:v="urn:schemas-microsoft-com:vml" xmlns:wp14="http://schemas.microsoft.com/office/word/2010/wordprocessingDrawing" xmlns:wp="http://schemas.openxmlformats.org/drawingml/2006/wordprocessingDrawing" xmlns:w10="urn:schemas-microsoft-com:office:word" xmlns:w="http://schemas.openxmlformats.org/wordprocessingml/2006/main" xmlns:w14="http://schemas.microsoft.com/office/word/2010/wordml" xmlns:w15="http://schemas.microsoft.com/office/word/2012/wordml" xmlns:w16cex="http://schemas.microsoft.com/office/word/2018/wordml/cex" xmlns:w16cid="http://schemas.microsoft.com/office/word/2016/wordml/cid" xmlns:w16="http://schemas.microsoft.com/office/word/2018/wordml" xmlns:w16du="http://schemas.microsoft.com/office/word/2023/wordml/word16du" xmlns:w16sdtdh="http://schemas.microsoft.com/office/word/2020/wordml/sdtdatahash" xmlns:w16sdtfl="http://schemas.microsoft.com/office/word/2024/wordml/sdtformatlock" xmlns:w16se="http://schemas.microsoft.com/office/word/2015/wordml/symex" xmlns:wpg="http://schemas.microsoft.com/office/word/2010/wordprocessingGroup" xmlns:wpi="http://schemas.microsoft.com/office/word/2010/wordprocessingInk" xmlns:wne="http://schemas.microsoft.com/office/word/2006/wordml" xmlns:wps="http://schemas.microsoft.com/office/word/2010/wordprocessingShape" mc:Ignorable="w14 w15 w16se w16cid w16 w16cex w16sdtdh w16sdtfl w16du wp14">
   <w:abstractNum w:abstractNumId="0" w15:restartNumberingAfterBreak="0">
     <w:nsid w:val="FFFFFF7C"/>
     <w:multiLevelType w:val="singleLevel"/>
@@ -2283,7 +2573,7 @@
 </file>
 
 <file path=word/styles.xml><?xml version="1.0" encoding="utf-8"?>
-<w:styles xmlns:mc="http://schemas.openxmlformats.org/markup-compatibility/2006" xmlns:r="http://schemas.openxmlformats.org/officeDocument/2006/relationships" xmlns:w="http://schemas.openxmlformats.org/wordprocessingml/2006/main" xmlns:w14="http://schemas.microsoft.com/office/word/2010/wordml" xmlns:w15="http://schemas.microsoft.com/office/word/2012/wordml" xmlns:w16cex="http://schemas.microsoft.com/office/word/2018/wordml/cex" xmlns:w16cid="http://schemas.microsoft.com/office/word/2016/wordml/cid" xmlns:w16="http://schemas.microsoft.com/office/word/2018/wordml" xmlns:w16sdtdh="http://schemas.microsoft.com/office/word/2020/wordml/sdtdatahash" xmlns:w16se="http://schemas.microsoft.com/office/word/2015/wordml/symex" mc:Ignorable="w14 w15 w16se w16cid w16 w16cex w16sdtdh">
+<w:styles xmlns:mc="http://schemas.openxmlformats.org/markup-compatibility/2006" xmlns:r="http://schemas.openxmlformats.org/officeDocument/2006/relationships" xmlns:w="http://schemas.openxmlformats.org/wordprocessingml/2006/main" xmlns:w14="http://schemas.microsoft.com/office/word/2010/wordml" xmlns:w15="http://schemas.microsoft.com/office/word/2012/wordml" xmlns:w16cex="http://schemas.microsoft.com/office/word/2018/wordml/cex" xmlns:w16cid="http://schemas.microsoft.com/office/word/2016/wordml/cid" xmlns:w16="http://schemas.microsoft.com/office/word/2018/wordml" xmlns:w16du="http://schemas.microsoft.com/office/word/2023/wordml/word16du" xmlns:w16sdtdh="http://schemas.microsoft.com/office/word/2020/wordml/sdtdatahash" xmlns:w16sdtfl="http://schemas.microsoft.com/office/word/2024/wordml/sdtformatlock" xmlns:w16se="http://schemas.microsoft.com/office/word/2015/wordml/symex" mc:Ignorable="w14 w15 w16se w16cid w16 w16cex w16sdtdh w16sdtfl w16du">
   <w:docDefaults>
     <w:rPrDefault>
       <w:rPr>
